--- a/HW1_ CropSurvive-YFG.docx
+++ b/HW1_ CropSurvive-YFG.docx
@@ -1,6 +1,6 @@
 
 <file path=word/document.xml><?xml version="1.0" encoding="utf-8"?>
-<w:document xmlns:wpc="http://schemas.microsoft.com/office/word/2010/wordprocessingCanvas" xmlns:cx="http://schemas.microsoft.com/office/drawing/2014/chartex" xmlns:cx1="http://schemas.microsoft.com/office/drawing/2015/9/8/chartex" xmlns:cx2="http://schemas.microsoft.com/office/drawing/2015/10/21/chartex" xmlns:cx3="http://schemas.microsoft.com/office/drawing/2016/5/9/chartex" xmlns:cx4="http://schemas.microsoft.com/office/drawing/2016/5/10/chartex" xmlns:cx5="http://schemas.microsoft.com/office/drawing/2016/5/11/chartex" xmlns:cx6="http://schemas.microsoft.com/office/drawing/2016/5/12/chartex" xmlns:cx7="http://schemas.microsoft.com/office/drawing/2016/5/13/chartex" xmlns:cx8="http://schemas.microsoft.com/office/drawing/2016/5/14/chartex" xmlns:mc="http://schemas.openxmlformats.org/markup-compatibility/2006" xmlns:aink="http://schemas.microsoft.com/office/drawing/2016/ink" xmlns:am3d="http://schemas.microsoft.com/office/drawing/2017/model3d" xmlns:o="urn:schemas-microsoft-com:office:office" xmlns:oel="http://schemas.microsoft.com/office/2019/extlst" xmlns:r="http://schemas.openxmlformats.org/officeDocument/2006/relationships" xmlns:m="http://schemas.openxmlformats.org/officeDocument/2006/math" xmlns:v="urn:schemas-microsoft-com:vml" xmlns:wp14="http://schemas.microsoft.com/office/word/2010/wordprocessingDrawing" xmlns:wp="http://schemas.openxmlformats.org/drawingml/2006/wordprocessingDrawing" xmlns:w10="urn:schemas-microsoft-com:office:word" xmlns:w="http://schemas.openxmlformats.org/wordprocessingml/2006/main" xmlns:w14="http://schemas.microsoft.com/office/word/2010/wordml" xmlns:w15="http://schemas.microsoft.com/office/word/2012/wordml" xmlns:w16cex="http://schemas.microsoft.com/office/word/2018/wordml/cex" xmlns:w16cid="http://schemas.microsoft.com/office/word/2016/wordml/cid" xmlns:w16="http://schemas.microsoft.com/office/word/2018/wordml" xmlns:w16du="http://schemas.microsoft.com/office/word/2023/wordml/word16du" xmlns:w16sdtdh="http://schemas.microsoft.com/office/word/2020/wordml/sdtdatahash" xmlns:w16sdtfl="http://schemas.microsoft.com/office/word/2024/wordml/sdtformatlock" xmlns:w16se="http://schemas.microsoft.com/office/word/2015/wordml/symex" xmlns:wpg="http://schemas.microsoft.com/office/word/2010/wordprocessingGroup" xmlns:wpi="http://schemas.microsoft.com/office/word/2010/wordprocessingInk" xmlns:wne="http://schemas.microsoft.com/office/word/2006/wordml" xmlns:wps="http://schemas.microsoft.com/office/word/2010/wordprocessingShape" mc:Ignorable="w14 w15 w16se w16cid w16 w16cex w16sdtdh w16sdtfl w16du wp14">
+<w:document xmlns:wpc="http://schemas.microsoft.com/office/word/2010/wordprocessingCanvas" xmlns:cx="http://schemas.microsoft.com/office/drawing/2014/chartex" xmlns:cx1="http://schemas.microsoft.com/office/drawing/2015/9/8/chartex" xmlns:cx2="http://schemas.microsoft.com/office/drawing/2015/10/21/chartex" xmlns:cx3="http://schemas.microsoft.com/office/drawing/2016/5/9/chartex" xmlns:cx4="http://schemas.microsoft.com/office/drawing/2016/5/10/chartex" xmlns:cx5="http://schemas.microsoft.com/office/drawing/2016/5/11/chartex" xmlns:cx6="http://schemas.microsoft.com/office/drawing/2016/5/12/chartex" xmlns:cx7="http://schemas.microsoft.com/office/drawing/2016/5/13/chartex" xmlns:cx8="http://schemas.microsoft.com/office/drawing/2016/5/14/chartex" xmlns:mc="http://schemas.openxmlformats.org/markup-compatibility/2006" xmlns:aink="http://schemas.microsoft.com/office/drawing/2016/ink" xmlns:am3d="http://schemas.microsoft.com/office/drawing/2017/model3d" xmlns:o="urn:schemas-microsoft-com:office:office" xmlns:oel="http://schemas.microsoft.com/office/2019/extlst" xmlns:r="http://schemas.openxmlformats.org/officeDocument/2006/relationships" xmlns:m="http://schemas.openxmlformats.org/officeDocument/2006/math" xmlns:v="urn:schemas-microsoft-com:vml" xmlns:wp14="http://schemas.microsoft.com/office/word/2010/wordprocessingDrawing" xmlns:wp="http://schemas.openxmlformats.org/drawingml/2006/wordprocessingDrawing" xmlns:w10="urn:schemas-microsoft-com:office:word" xmlns:w="http://schemas.openxmlformats.org/wordprocessingml/2006/main" xmlns:w14="http://schemas.microsoft.com/office/word/2010/wordml" xmlns:w15="http://schemas.microsoft.com/office/word/2012/wordml" xmlns:w16cex="http://schemas.microsoft.com/office/word/2018/wordml/cex" xmlns:w16cid="http://schemas.microsoft.com/office/word/2016/wordml/cid" xmlns:w16="http://schemas.microsoft.com/office/word/2018/wordml" xmlns:w16sdtdh="http://schemas.microsoft.com/office/word/2020/wordml/sdtdatahash" xmlns:w16se="http://schemas.microsoft.com/office/word/2015/wordml/symex" xmlns:wpg="http://schemas.microsoft.com/office/word/2010/wordprocessingGroup" xmlns:wpi="http://schemas.microsoft.com/office/word/2010/wordprocessingInk" xmlns:wne="http://schemas.microsoft.com/office/word/2006/wordml" xmlns:wps="http://schemas.microsoft.com/office/word/2010/wordprocessingShape" mc:Ignorable="w14 w15 w16se w16cid w16 w16cex w16sdtdh wp14">
   <w:body>
     <w:p>
       <w:pPr>
@@ -41,18 +41,7 @@
           <w:szCs w:val="24"/>
           <w:rtl/>
         </w:rPr>
-        <w:t xml:space="preserve"> </w:t>
-      </w:r>
-      <w:proofErr w:type="spellStart"/>
-      <w:r>
-        <w:rPr>
-          <w:rFonts w:asciiTheme="minorBidi" w:eastAsia="Arial" w:hAnsiTheme="minorBidi" w:cstheme="minorBidi"/>
-          <w:b/>
-          <w:sz w:val="24"/>
-          <w:szCs w:val="24"/>
-          <w:rtl/>
-        </w:rPr>
-        <w:t>התשפ"</w:t>
+        <w:t xml:space="preserve"> התשפ"</w:t>
       </w:r>
       <w:r>
         <w:rPr>
@@ -64,7 +53,6 @@
         </w:rPr>
         <w:t>ו</w:t>
       </w:r>
-      <w:proofErr w:type="spellEnd"/>
     </w:p>
     <w:p>
       <w:pPr>
@@ -209,7 +197,6 @@
         </w:rPr>
         <w:t xml:space="preserve">שם הצוות: </w:t>
       </w:r>
-      <w:proofErr w:type="spellStart"/>
       <w:r>
         <w:rPr>
           <w:rFonts w:asciiTheme="minorBidi" w:eastAsia="Arial" w:hAnsiTheme="minorBidi" w:cstheme="minorBidi"/>
@@ -219,7 +206,6 @@
         </w:rPr>
         <w:t>CropSurvive</w:t>
       </w:r>
-      <w:proofErr w:type="spellEnd"/>
       <w:r>
         <w:rPr>
           <w:rFonts w:asciiTheme="minorBidi" w:eastAsia="Arial" w:hAnsiTheme="minorBidi" w:cstheme="minorBidi"/>
@@ -275,29 +261,7 @@
           <w:szCs w:val="24"/>
           <w:rtl/>
         </w:rPr>
-        <w:t xml:space="preserve">קישור לתיקיית </w:t>
-      </w:r>
-      <w:proofErr w:type="spellStart"/>
-      <w:r>
-        <w:rPr>
-          <w:rFonts w:asciiTheme="minorBidi" w:eastAsia="Arial" w:hAnsiTheme="minorBidi" w:cstheme="minorBidi"/>
-          <w:b/>
-          <w:sz w:val="24"/>
-          <w:szCs w:val="24"/>
-          <w:rtl/>
-        </w:rPr>
-        <w:t>גיט</w:t>
-      </w:r>
-      <w:proofErr w:type="spellEnd"/>
-      <w:r>
-        <w:rPr>
-          <w:rFonts w:asciiTheme="minorBidi" w:eastAsia="Arial" w:hAnsiTheme="minorBidi" w:cstheme="minorBidi"/>
-          <w:b/>
-          <w:sz w:val="24"/>
-          <w:szCs w:val="24"/>
-          <w:rtl/>
-        </w:rPr>
-        <w:t>:</w:t>
+        <w:t>קישור לתיקיית גיט:</w:t>
       </w:r>
     </w:p>
     <w:p>
@@ -318,37 +282,6 @@
           <w:szCs w:val="24"/>
         </w:rPr>
       </w:pPr>
-      <w:hyperlink r:id="rId9" w:history="1">
-        <w:r>
-          <w:rPr>
-            <w:rStyle w:val="Hyperlink"/>
-            <w:rFonts w:asciiTheme="minorBidi" w:eastAsia="Arial" w:hAnsiTheme="minorBidi" w:cstheme="minorBidi"/>
-            <w:b/>
-            <w:sz w:val="24"/>
-            <w:szCs w:val="24"/>
-          </w:rPr>
-          <w:t>https://github.com/yonigri92/Ecological-Models-Team-YFG</w:t>
-        </w:r>
-      </w:hyperlink>
-    </w:p>
-    <w:p>
-      <w:pPr>
-        <w:pBdr>
-          <w:top w:val="nil"/>
-          <w:left w:val="nil"/>
-          <w:bottom w:val="nil"/>
-          <w:right w:val="nil"/>
-          <w:between w:val="nil"/>
-        </w:pBdr>
-        <w:ind w:left="360"/>
-        <w:jc w:val="center"/>
-        <w:rPr>
-          <w:rFonts w:asciiTheme="minorBidi" w:eastAsia="Arial" w:hAnsiTheme="minorBidi" w:cstheme="minorBidi"/>
-          <w:b/>
-          <w:sz w:val="24"/>
-          <w:szCs w:val="24"/>
-        </w:rPr>
-      </w:pPr>
       <w:r>
         <w:rPr>
           <w:rFonts w:asciiTheme="minorBidi" w:eastAsia="Arial" w:hAnsiTheme="minorBidi" w:cstheme="minorBidi"/>
@@ -377,37 +310,6 @@
         </w:rPr>
         <w:t>:</w:t>
       </w:r>
-    </w:p>
-    <w:p>
-      <w:pPr>
-        <w:pBdr>
-          <w:top w:val="nil"/>
-          <w:left w:val="nil"/>
-          <w:bottom w:val="nil"/>
-          <w:right w:val="nil"/>
-          <w:between w:val="nil"/>
-        </w:pBdr>
-        <w:ind w:left="360"/>
-        <w:jc w:val="center"/>
-        <w:rPr>
-          <w:rFonts w:asciiTheme="minorBidi" w:eastAsia="Arial" w:hAnsiTheme="minorBidi" w:cstheme="minorBidi"/>
-          <w:b/>
-          <w:sz w:val="24"/>
-          <w:szCs w:val="24"/>
-        </w:rPr>
-      </w:pPr>
-      <w:hyperlink r:id="rId10" w:anchor="scrollTo=DSwwSHsn8JDG" w:history="1">
-        <w:r>
-          <w:rPr>
-            <w:rStyle w:val="Hyperlink"/>
-            <w:rFonts w:asciiTheme="minorBidi" w:eastAsia="Arial" w:hAnsiTheme="minorBidi" w:cstheme="minorBidi"/>
-            <w:b/>
-            <w:sz w:val="24"/>
-            <w:szCs w:val="24"/>
-          </w:rPr>
-          <w:t>https://colab.research.google.com/drive/1IGdw5dEfjpWNIAv_mlH-P9PxFid7jM2X#scrollTo=DSwwSHsn8JDG</w:t>
-        </w:r>
-      </w:hyperlink>
     </w:p>
     <w:p>
       <w:pPr>
@@ -429,42 +331,8 @@
           <w:szCs w:val="24"/>
           <w:rtl/>
         </w:rPr>
-        <w:t xml:space="preserve">יש למנות </w:t>
-      </w:r>
-      <w:proofErr w:type="spellStart"/>
-      <w:r>
-        <w:rPr>
-          <w:rFonts w:asciiTheme="minorBidi" w:eastAsia="Arial" w:hAnsiTheme="minorBidi" w:cstheme="minorBidi"/>
-          <w:b/>
-          <w:sz w:val="24"/>
-          <w:szCs w:val="24"/>
-          <w:rtl/>
-        </w:rPr>
-        <w:t>מהנדס.ת</w:t>
-      </w:r>
-      <w:proofErr w:type="spellEnd"/>
-      <w:r>
-        <w:rPr>
-          <w:rFonts w:asciiTheme="minorBidi" w:eastAsia="Arial" w:hAnsiTheme="minorBidi" w:cstheme="minorBidi"/>
-          <w:b/>
-          <w:sz w:val="24"/>
-          <w:szCs w:val="24"/>
-          <w:rtl/>
-        </w:rPr>
-        <w:t xml:space="preserve"> מערכת בכל צוות, אשר יהיה אחראי על הגדרת הדרישות ההנדסיות, ועל ניהול הצוות.  נא לרשום את שם </w:t>
-      </w:r>
-      <w:proofErr w:type="spellStart"/>
-      <w:r>
-        <w:rPr>
-          <w:rFonts w:asciiTheme="minorBidi" w:eastAsia="Arial" w:hAnsiTheme="minorBidi" w:cstheme="minorBidi"/>
-          <w:b/>
-          <w:sz w:val="24"/>
-          <w:szCs w:val="24"/>
-          <w:rtl/>
-        </w:rPr>
-        <w:t>הסטודנט.ית</w:t>
-      </w:r>
-      <w:proofErr w:type="spellEnd"/>
+        <w:t>יש למנות מהנדס.ת מערכת בכל צוות, אשר יהיה אחראי על הגדרת הדרישות ההנדסיות, ועל ניהול הצוות.  נא לרשום את שם הסטודנט.ית</w:t>
+      </w:r>
       <w:r>
         <w:rPr>
           <w:rFonts w:asciiTheme="minorBidi" w:eastAsia="Arial" w:hAnsiTheme="minorBidi" w:cstheme="minorBidi"/>
@@ -536,119 +404,6 @@
           <w:rtl/>
         </w:rPr>
         <w:t>כיצד נעשתה חלוקת העבודה מול הצוות</w:t>
-      </w:r>
-      <w:r>
-        <w:rPr>
-          <w:rFonts w:asciiTheme="minorBidi" w:eastAsia="Arial" w:hAnsiTheme="minorBidi" w:cstheme="minorBidi" w:hint="cs"/>
-          <w:b/>
-          <w:sz w:val="24"/>
-          <w:szCs w:val="24"/>
-          <w:rtl/>
-        </w:rPr>
-        <w:t>: שאלתי אותם מי רוצה לעשות מה</w:t>
-      </w:r>
-      <w:r>
-        <w:rPr>
-          <w:rFonts w:asciiTheme="minorBidi" w:eastAsia="Arial" w:hAnsiTheme="minorBidi" w:cstheme="minorBidi"/>
-          <w:b/>
-          <w:sz w:val="24"/>
-          <w:szCs w:val="24"/>
-        </w:rPr>
-        <w:t xml:space="preserve"> </w:t>
-      </w:r>
-      <w:proofErr w:type="spellStart"/>
-      <w:r>
-        <w:rPr>
-          <w:rFonts w:asciiTheme="minorBidi" w:eastAsia="Arial" w:hAnsiTheme="minorBidi" w:cstheme="minorBidi"/>
-          <w:b/>
-          <w:sz w:val="24"/>
-          <w:szCs w:val="24"/>
-        </w:rPr>
-        <w:t>fozi</w:t>
-      </w:r>
-      <w:proofErr w:type="spellEnd"/>
-      <w:r>
-        <w:rPr>
-          <w:rFonts w:asciiTheme="minorBidi" w:eastAsia="Arial" w:hAnsiTheme="minorBidi" w:cstheme="minorBidi"/>
-          <w:b/>
-          <w:sz w:val="24"/>
-          <w:szCs w:val="24"/>
-        </w:rPr>
-        <w:t xml:space="preserve"> </w:t>
-      </w:r>
-      <w:r>
-        <w:rPr>
-          <w:rFonts w:asciiTheme="minorBidi" w:eastAsia="Arial" w:hAnsiTheme="minorBidi" w:cstheme="minorBidi" w:hint="cs"/>
-          <w:b/>
-          <w:sz w:val="24"/>
-          <w:szCs w:val="24"/>
-          <w:rtl/>
-        </w:rPr>
-        <w:t xml:space="preserve"> </w:t>
-      </w:r>
-      <w:r>
-        <w:rPr>
-          <w:rFonts w:asciiTheme="minorBidi" w:eastAsia="Arial" w:hAnsiTheme="minorBidi" w:cstheme="minorBidi" w:hint="cs"/>
-          <w:b/>
-          <w:sz w:val="24"/>
-          <w:szCs w:val="24"/>
-          <w:rtl/>
-        </w:rPr>
-        <w:t xml:space="preserve">ניסה לעזור אבל בסוף הוא עשה את  סעיפים לפי </w:t>
-      </w:r>
-      <w:proofErr w:type="spellStart"/>
-      <w:r>
-        <w:rPr>
-          <w:rFonts w:asciiTheme="minorBidi" w:eastAsia="Arial" w:hAnsiTheme="minorBidi" w:cstheme="minorBidi" w:hint="cs"/>
-          <w:b/>
-          <w:sz w:val="24"/>
-          <w:szCs w:val="24"/>
-          <w:rtl/>
-        </w:rPr>
-        <w:t>הפרוייקט</w:t>
-      </w:r>
-      <w:proofErr w:type="spellEnd"/>
-      <w:r>
-        <w:rPr>
-          <w:rFonts w:asciiTheme="minorBidi" w:eastAsia="Arial" w:hAnsiTheme="minorBidi" w:cstheme="minorBidi" w:hint="cs"/>
-          <w:b/>
-          <w:sz w:val="24"/>
-          <w:szCs w:val="24"/>
-          <w:rtl/>
-        </w:rPr>
-        <w:t xml:space="preserve"> הקודם לפני השיחה עם לילך </w:t>
-      </w:r>
-      <w:r>
-        <w:rPr>
-          <w:rFonts w:asciiTheme="minorBidi" w:eastAsia="Arial" w:hAnsiTheme="minorBidi" w:cstheme="minorBidi" w:hint="cs"/>
-          <w:b/>
-          <w:sz w:val="24"/>
-          <w:szCs w:val="24"/>
-          <w:rtl/>
-        </w:rPr>
-        <w:t xml:space="preserve">ובסוף אני עשיתי </w:t>
-      </w:r>
-      <w:proofErr w:type="spellStart"/>
-      <w:r>
-        <w:rPr>
-          <w:rFonts w:asciiTheme="minorBidi" w:eastAsia="Arial" w:hAnsiTheme="minorBidi" w:cstheme="minorBidi" w:hint="cs"/>
-          <w:b/>
-          <w:sz w:val="24"/>
-          <w:szCs w:val="24"/>
-          <w:rtl/>
-        </w:rPr>
-        <w:t>הכל</w:t>
-      </w:r>
-      <w:proofErr w:type="spellEnd"/>
-      <w:r>
-        <w:rPr>
-          <w:rFonts w:asciiTheme="minorBidi" w:eastAsia="Arial" w:hAnsiTheme="minorBidi" w:cstheme="minorBidi" w:hint="cs"/>
-          <w:b/>
-          <w:sz w:val="24"/>
-          <w:szCs w:val="24"/>
-          <w:rtl/>
-        </w:rPr>
-        <w:t>.</w:t>
       </w:r>
       <w:r>
         <w:rPr>
@@ -910,7 +665,6 @@
                 <w:szCs w:val="24"/>
               </w:rPr>
             </w:pPr>
-            <w:proofErr w:type="spellStart"/>
             <w:r>
               <w:rPr>
                 <w:rFonts w:asciiTheme="minorBidi" w:eastAsia="Arial" w:hAnsiTheme="minorBidi" w:cstheme="minorBidi"/>
@@ -918,29 +672,8 @@
                 <w:sz w:val="24"/>
                 <w:szCs w:val="24"/>
               </w:rPr>
-              <w:t>Fozi</w:t>
+              <w:t>Fozi azzam</w:t>
             </w:r>
-            <w:proofErr w:type="spellEnd"/>
-            <w:r>
-              <w:rPr>
-                <w:rFonts w:asciiTheme="minorBidi" w:eastAsia="Arial" w:hAnsiTheme="minorBidi" w:cstheme="minorBidi"/>
-                <w:b/>
-                <w:sz w:val="24"/>
-                <w:szCs w:val="24"/>
-              </w:rPr>
-              <w:t xml:space="preserve"> </w:t>
-            </w:r>
-            <w:proofErr w:type="spellStart"/>
-            <w:r>
-              <w:rPr>
-                <w:rFonts w:asciiTheme="minorBidi" w:eastAsia="Arial" w:hAnsiTheme="minorBidi" w:cstheme="minorBidi"/>
-                <w:b/>
-                <w:sz w:val="24"/>
-                <w:szCs w:val="24"/>
-              </w:rPr>
-              <w:t>azzam</w:t>
-            </w:r>
-            <w:proofErr w:type="spellEnd"/>
           </w:p>
         </w:tc>
         <w:tc>
@@ -1113,51 +846,7 @@
           <w:rtl/>
         </w:rPr>
         <w:br/>
-        <w:t xml:space="preserve">בצעו תהליך של חשיבה עיצובית כפי שעשיתם בקורסים קודמים. ניתן לעבוד בכל שלב עם כלי </w:t>
-      </w:r>
-      <w:proofErr w:type="spellStart"/>
-      <w:r>
-        <w:rPr>
-          <w:rFonts w:asciiTheme="minorBidi" w:eastAsia="Arial" w:hAnsiTheme="minorBidi" w:cstheme="minorBidi"/>
-          <w:b/>
-          <w:sz w:val="24"/>
-          <w:szCs w:val="24"/>
-          <w:rtl/>
-        </w:rPr>
-        <w:t>ב"מ</w:t>
-      </w:r>
-      <w:proofErr w:type="spellEnd"/>
-      <w:r>
-        <w:rPr>
-          <w:rFonts w:asciiTheme="minorBidi" w:eastAsia="Arial" w:hAnsiTheme="minorBidi" w:cstheme="minorBidi"/>
-          <w:b/>
-          <w:sz w:val="24"/>
-          <w:szCs w:val="24"/>
-          <w:rtl/>
-        </w:rPr>
-        <w:t xml:space="preserve">, יש לרשום באילו </w:t>
-      </w:r>
-      <w:proofErr w:type="spellStart"/>
-      <w:r>
-        <w:rPr>
-          <w:rFonts w:asciiTheme="minorBidi" w:eastAsia="Arial" w:hAnsiTheme="minorBidi" w:cstheme="minorBidi"/>
-          <w:b/>
-          <w:sz w:val="24"/>
-          <w:szCs w:val="24"/>
-          <w:rtl/>
-        </w:rPr>
-        <w:t>פרומפטים</w:t>
-      </w:r>
-      <w:proofErr w:type="spellEnd"/>
-      <w:r>
-        <w:rPr>
-          <w:rFonts w:asciiTheme="minorBidi" w:eastAsia="Arial" w:hAnsiTheme="minorBidi" w:cstheme="minorBidi"/>
-          <w:b/>
-          <w:sz w:val="24"/>
-          <w:szCs w:val="24"/>
-          <w:rtl/>
-        </w:rPr>
-        <w:t xml:space="preserve"> השתמשתם.</w:t>
+        <w:t>בצעו תהליך של חשיבה עיצובית כפי שעשיתם בקורסים קודמים. ניתן לעבוד בכל שלב עם כלי ב"מ, יש לרשום באילו פרומפטים השתמשתם.</w:t>
       </w:r>
     </w:p>
     <w:p>
@@ -1182,73 +871,7 @@
           <w:szCs w:val="24"/>
           <w:rtl/>
         </w:rPr>
-        <w:t xml:space="preserve">מהו שם </w:t>
-      </w:r>
-      <w:proofErr w:type="spellStart"/>
-      <w:r>
-        <w:rPr>
-          <w:rFonts w:asciiTheme="minorBidi" w:eastAsia="Arial" w:hAnsiTheme="minorBidi" w:cstheme="minorBidi"/>
-          <w:b/>
-          <w:sz w:val="24"/>
-          <w:szCs w:val="24"/>
-          <w:rtl/>
-        </w:rPr>
-        <w:t>האפליקציה?רשמו</w:t>
-      </w:r>
-      <w:proofErr w:type="spellEnd"/>
-      <w:r>
-        <w:rPr>
-          <w:rFonts w:asciiTheme="minorBidi" w:eastAsia="Arial" w:hAnsiTheme="minorBidi" w:cstheme="minorBidi"/>
-          <w:b/>
-          <w:sz w:val="24"/>
-          <w:szCs w:val="24"/>
-          <w:rtl/>
-        </w:rPr>
-        <w:t xml:space="preserve"> פסקה קצרה של הסבר והקשר (קונטקסט).יש </w:t>
-      </w:r>
-      <w:proofErr w:type="spellStart"/>
-      <w:r>
-        <w:rPr>
-          <w:rFonts w:asciiTheme="minorBidi" w:eastAsia="Arial" w:hAnsiTheme="minorBidi" w:cstheme="minorBidi"/>
-          <w:b/>
-          <w:sz w:val="24"/>
-          <w:szCs w:val="24"/>
-          <w:rtl/>
-        </w:rPr>
-        <w:t>להתיחס</w:t>
-      </w:r>
-      <w:proofErr w:type="spellEnd"/>
-      <w:r>
-        <w:rPr>
-          <w:rFonts w:asciiTheme="minorBidi" w:eastAsia="Arial" w:hAnsiTheme="minorBidi" w:cstheme="minorBidi"/>
-          <w:b/>
-          <w:sz w:val="24"/>
-          <w:szCs w:val="24"/>
-          <w:rtl/>
-        </w:rPr>
-        <w:t xml:space="preserve"> גם למקורות אקדמיים (מאמרים). הראו תרשים של </w:t>
-      </w:r>
-      <w:proofErr w:type="spellStart"/>
-      <w:r>
-        <w:rPr>
-          <w:rFonts w:asciiTheme="minorBidi" w:eastAsia="Arial" w:hAnsiTheme="minorBidi" w:cstheme="minorBidi"/>
-          <w:b/>
-          <w:sz w:val="24"/>
-          <w:szCs w:val="24"/>
-          <w:rtl/>
-        </w:rPr>
-        <w:t>האקוסיסטם</w:t>
-      </w:r>
-      <w:proofErr w:type="spellEnd"/>
-      <w:r>
-        <w:rPr>
-          <w:rFonts w:asciiTheme="minorBidi" w:eastAsia="Arial" w:hAnsiTheme="minorBidi" w:cstheme="minorBidi"/>
-          <w:b/>
-          <w:sz w:val="24"/>
-          <w:szCs w:val="24"/>
-          <w:rtl/>
-        </w:rPr>
-        <w:t>.</w:t>
+        <w:t>מהו שם האפליקציה?רשמו פסקה קצרה של הסבר והקשר (קונטקסט).יש להתיחס גם למקורות אקדמיים (מאמרים). הראו תרשים של האקוסיסטם.</w:t>
       </w:r>
     </w:p>
     <w:p>
@@ -1287,7 +910,6 @@
         </w:rPr>
         <w:t xml:space="preserve">תשובה: שם האפליקציה </w:t>
       </w:r>
-      <w:proofErr w:type="spellStart"/>
       <w:r>
         <w:rPr>
           <w:rFonts w:asciiTheme="minorBidi" w:eastAsia="Arial" w:hAnsiTheme="minorBidi" w:cstheme="minorBidi"/>
@@ -1297,7 +919,6 @@
         </w:rPr>
         <w:t>CropSurvive</w:t>
       </w:r>
-      <w:proofErr w:type="spellEnd"/>
       <w:r>
         <w:rPr>
           <w:rFonts w:asciiTheme="minorBidi" w:eastAsia="Arial" w:hAnsiTheme="minorBidi" w:cstheme="minorBidi"/>
@@ -1358,19 +979,7 @@
           <w:rtl/>
           <w:lang w:val="en-US"/>
         </w:rPr>
-        <w:t xml:space="preserve">אשר ניתן </w:t>
-      </w:r>
-      <w:proofErr w:type="spellStart"/>
-      <w:r>
-        <w:rPr>
-          <w:rFonts w:asciiTheme="minorBidi" w:eastAsia="Arial" w:hAnsiTheme="minorBidi" w:cstheme="minorBidi"/>
-          <w:b/>
-          <w:sz w:val="24"/>
-          <w:szCs w:val="24"/>
-          <w:rtl/>
-          <w:lang w:val="en-US"/>
-        </w:rPr>
-        <w:t>מד</w:t>
+        <w:t>אשר ניתן מד</w:t>
       </w:r>
       <w:r>
         <w:rPr>
@@ -1392,44 +1001,19 @@
           <w:rtl/>
           <w:lang w:val="en-US"/>
         </w:rPr>
-        <w:t>ר</w:t>
-      </w:r>
-      <w:proofErr w:type="spellEnd"/>
-      <w:r>
-        <w:rPr>
-          <w:rFonts w:asciiTheme="minorBidi" w:eastAsia="Arial" w:hAnsiTheme="minorBidi" w:cstheme="minorBidi"/>
-          <w:b/>
-          <w:sz w:val="24"/>
-          <w:szCs w:val="24"/>
-          <w:rtl/>
-          <w:lang w:val="en-US"/>
-        </w:rPr>
-        <w:t xml:space="preserve"> לילך יסעור קרוח</w:t>
-      </w:r>
-      <w:r>
-        <w:rPr>
-          <w:rFonts w:asciiTheme="minorBidi" w:eastAsia="Arial" w:hAnsiTheme="minorBidi" w:cstheme="minorBidi"/>
-          <w:b/>
-          <w:sz w:val="24"/>
-          <w:szCs w:val="24"/>
-          <w:rtl/>
-          <w:lang w:val="en-US"/>
-        </w:rPr>
-        <w:t xml:space="preserve"> -מצורף </w:t>
-      </w:r>
-      <w:proofErr w:type="spellStart"/>
-      <w:r>
-        <w:rPr>
-          <w:rFonts w:asciiTheme="minorBidi" w:eastAsia="Arial" w:hAnsiTheme="minorBidi" w:cstheme="minorBidi"/>
-          <w:b/>
-          <w:sz w:val="24"/>
-          <w:szCs w:val="24"/>
-          <w:rtl/>
-          <w:lang w:val="en-US"/>
-        </w:rPr>
-        <w:t>בגיטהאב</w:t>
-      </w:r>
-      <w:proofErr w:type="spellEnd"/>
+        <w:t>ר לילך יסעור קרוח</w:t>
+      </w:r>
+      <w:r>
+        <w:rPr>
+          <w:rFonts w:asciiTheme="minorBidi" w:eastAsia="Arial" w:hAnsiTheme="minorBidi" w:cstheme="minorBidi"/>
+          <w:b/>
+          <w:sz w:val="24"/>
+          <w:szCs w:val="24"/>
+          <w:rtl/>
+          <w:lang w:val="en-US"/>
+        </w:rPr>
+        <w:t xml:space="preserve"> -מצורף בגיטהאב</w:t>
+      </w:r>
     </w:p>
     <w:p>
       <w:pPr>
@@ -1453,21 +1037,8 @@
           <w:rtl/>
           <w:lang w:val="en-US"/>
         </w:rPr>
-        <w:t xml:space="preserve">תרשים ה אקו </w:t>
-      </w:r>
-      <w:proofErr w:type="spellStart"/>
-      <w:r>
-        <w:rPr>
-          <w:rFonts w:asciiTheme="minorBidi" w:eastAsia="Arial" w:hAnsiTheme="minorBidi" w:cstheme="minorBidi"/>
-          <w:b/>
-          <w:sz w:val="24"/>
-          <w:szCs w:val="24"/>
-          <w:rtl/>
-          <w:lang w:val="en-US"/>
-        </w:rPr>
-        <w:t>סיסטם</w:t>
-      </w:r>
-      <w:proofErr w:type="spellEnd"/>
+        <w:t>תרשים ה אקו סיסטם</w:t>
+      </w:r>
     </w:p>
     <w:p>
       <w:pPr>
@@ -1502,6 +1073,7 @@
           <w:sz w:val="24"/>
           <w:szCs w:val="24"/>
         </w:rPr>
+        <w:lastRenderedPageBreak/>
         <w:drawing>
           <wp:inline distT="0" distB="0" distL="0" distR="0" wp14:anchorId="5553A0F2" wp14:editId="0A953DCD">
             <wp:extent cx="4000500" cy="1752600"/>
@@ -1520,7 +1092,7 @@
                     </pic:cNvPicPr>
                   </pic:nvPicPr>
                   <pic:blipFill>
-                    <a:blip r:embed="rId11">
+                    <a:blip r:embed="rId9">
                       <a:extLst>
                         <a:ext uri="{28A0092B-C50C-407E-A947-70E740481C1C}">
                           <a14:useLocalDpi xmlns:a14="http://schemas.microsoft.com/office/drawing/2010/main" val="0"/>
@@ -1609,29 +1181,7 @@
           <w:szCs w:val="24"/>
           <w:rtl/>
         </w:rPr>
-        <w:t xml:space="preserve">הגדירו את הפרסונה של המשתמש במערכת. בצעו ראיון עם אדם המייצג </w:t>
-      </w:r>
-      <w:proofErr w:type="spellStart"/>
-      <w:r>
-        <w:rPr>
-          <w:rFonts w:asciiTheme="minorBidi" w:eastAsia="Arial" w:hAnsiTheme="minorBidi" w:cstheme="minorBidi"/>
-          <w:b/>
-          <w:sz w:val="24"/>
-          <w:szCs w:val="24"/>
-          <w:rtl/>
-        </w:rPr>
-        <w:t>משתמש.ציירו</w:t>
-      </w:r>
-      <w:proofErr w:type="spellEnd"/>
-      <w:r>
-        <w:rPr>
-          <w:rFonts w:asciiTheme="minorBidi" w:eastAsia="Arial" w:hAnsiTheme="minorBidi" w:cstheme="minorBidi"/>
-          <w:b/>
-          <w:sz w:val="24"/>
-          <w:szCs w:val="24"/>
-          <w:rtl/>
-        </w:rPr>
-        <w:t xml:space="preserve"> </w:t>
+        <w:t xml:space="preserve">הגדירו את הפרסונה של המשתמש במערכת. בצעו ראיון עם אדם המייצג משתמש.ציירו </w:t>
       </w:r>
       <w:r>
         <w:rPr>
@@ -1822,29 +1372,7 @@
                 <w:szCs w:val="24"/>
                 <w:rtl/>
               </w:rPr>
-              <w:t xml:space="preserve">ד"ר לילך היא ראש צוות מחקר ביוטכנולוגיה מנוסה בתחום מדעי המזון, המתמחה בהארכת חיי מדף של תוצרת חקלאית. היא מובילה ניסויי הבודק מבין מספר ציפויים ביולוגים מה </w:t>
-            </w:r>
-            <w:proofErr w:type="spellStart"/>
-            <w:r>
-              <w:rPr>
-                <w:rFonts w:asciiTheme="minorBidi" w:eastAsia="Arial" w:hAnsiTheme="minorBidi" w:cstheme="minorBidi"/>
-                <w:b/>
-                <w:sz w:val="24"/>
-                <w:szCs w:val="24"/>
-                <w:rtl/>
-              </w:rPr>
-              <w:t>הציפויי</w:t>
-            </w:r>
-            <w:proofErr w:type="spellEnd"/>
-            <w:r>
-              <w:rPr>
-                <w:rFonts w:asciiTheme="minorBidi" w:eastAsia="Arial" w:hAnsiTheme="minorBidi" w:cstheme="minorBidi"/>
-                <w:b/>
-                <w:sz w:val="24"/>
-                <w:szCs w:val="24"/>
-                <w:rtl/>
-              </w:rPr>
-              <w:t xml:space="preserve"> הכי מועיל ומה הפרמטרים הכי שמישים לחיזוי </w:t>
+              <w:t xml:space="preserve">ד"ר לילך היא ראש צוות מחקר ביוטכנולוגיה מנוסה בתחום מדעי המזון, המתמחה בהארכת חיי מדף של תוצרת חקלאית. היא מובילה ניסויי הבודק מבין מספר ציפויים ביולוגים מה הציפויי הכי מועיל ומה הפרמטרים הכי שמישים לחיזוי </w:t>
             </w:r>
           </w:p>
           <w:p>
@@ -1935,29 +1463,7 @@
                 <w:szCs w:val="24"/>
                 <w:rtl/>
               </w:rPr>
-              <w:t xml:space="preserve"> במכללת </w:t>
-            </w:r>
-            <w:proofErr w:type="spellStart"/>
-            <w:r>
-              <w:rPr>
-                <w:rFonts w:asciiTheme="minorBidi" w:eastAsia="Arial" w:hAnsiTheme="minorBidi" w:cstheme="minorBidi"/>
-                <w:b/>
-                <w:sz w:val="24"/>
-                <w:szCs w:val="24"/>
-                <w:rtl/>
-              </w:rPr>
-              <w:t>בראודה</w:t>
-            </w:r>
-            <w:proofErr w:type="spellEnd"/>
-            <w:r>
-              <w:rPr>
-                <w:rFonts w:asciiTheme="minorBidi" w:eastAsia="Arial" w:hAnsiTheme="minorBidi" w:cstheme="minorBidi"/>
-                <w:b/>
-                <w:sz w:val="24"/>
-                <w:szCs w:val="24"/>
-                <w:rtl/>
-              </w:rPr>
-              <w:t>, בעלת ניסיון בניהול פרויקט מחקר. עובדת עם סטודנטים ויצירת מחקרים חדשים</w:t>
+              <w:t xml:space="preserve"> במכללת בראודה, בעלת ניסיון בניהול פרויקט מחקר. עובדת עם סטודנטים ויצירת מחקרים חדשים</w:t>
             </w:r>
             <w:r>
               <w:rPr>
@@ -2234,7 +1740,6 @@
               </w:rPr>
               <w:t xml:space="preserve">מקום עבודה: </w:t>
             </w:r>
-            <w:proofErr w:type="spellStart"/>
             <w:r>
               <w:rPr>
                 <w:rFonts w:asciiTheme="minorBidi" w:eastAsia="Arial" w:hAnsiTheme="minorBidi" w:cstheme="minorBidi"/>
@@ -2245,7 +1750,6 @@
               </w:rPr>
               <w:t>בראודה</w:t>
             </w:r>
-            <w:proofErr w:type="spellEnd"/>
           </w:p>
           <w:p>
             <w:pPr>
@@ -2514,7 +2018,7 @@
                           <pic:cNvPicPr/>
                         </pic:nvPicPr>
                         <pic:blipFill>
-                          <a:blip r:embed="rId12"/>
+                          <a:blip r:embed="rId10"/>
                           <a:stretch>
                             <a:fillRect/>
                           </a:stretch>
@@ -2598,6 +2102,7 @@
           <w:rtl/>
           <w:lang w:val="en-US"/>
         </w:rPr>
+        <w:lastRenderedPageBreak/>
         <w:t>ראיון עומק למחקר: ד"ר לילך</w:t>
       </w:r>
       <w:r>
@@ -3162,21 +2667,8 @@
           <w:rtl/>
           <w:lang w:val="en-US"/>
         </w:rPr>
-        <w:t xml:space="preserve">זה עלול לשנות לי את כל הממוצע של הקבוצה. הדיוק הוא </w:t>
-      </w:r>
-      <w:proofErr w:type="spellStart"/>
-      <w:r>
-        <w:rPr>
-          <w:rFonts w:asciiTheme="minorBidi" w:eastAsia="Arial" w:hAnsiTheme="minorBidi" w:cstheme="minorBidi"/>
-          <w:b/>
-          <w:sz w:val="24"/>
-          <w:szCs w:val="24"/>
-          <w:rtl/>
-          <w:lang w:val="en-US"/>
-        </w:rPr>
-        <w:t>הכל</w:t>
-      </w:r>
-      <w:proofErr w:type="spellEnd"/>
+        <w:t>זה עלול לשנות לי את כל הממוצע של הקבוצה. הדיוק הוא הכל</w:t>
+      </w:r>
       <w:r>
         <w:rPr>
           <w:rFonts w:asciiTheme="minorBidi" w:eastAsia="Arial" w:hAnsiTheme="minorBidi" w:cstheme="minorBidi"/>
@@ -3260,31 +2752,7 @@
           <w:rtl/>
           <w:lang w:val="en-US"/>
         </w:rPr>
-        <w:t xml:space="preserve">אני משתמשת אך ורק באקסל. זה הכלי שאני מכירה הכי טוב, הוא גמיש וזה מספיק טוב לצרכים שלי. הבעיה היא </w:t>
-      </w:r>
-      <w:proofErr w:type="spellStart"/>
-      <w:r>
-        <w:rPr>
-          <w:rFonts w:asciiTheme="minorBidi" w:eastAsia="Arial" w:hAnsiTheme="minorBidi" w:cstheme="minorBidi"/>
-          <w:b/>
-          <w:sz w:val="24"/>
-          <w:szCs w:val="24"/>
-          <w:rtl/>
-          <w:lang w:val="en-US"/>
-        </w:rPr>
-        <w:t>שהכל</w:t>
-      </w:r>
-      <w:proofErr w:type="spellEnd"/>
-      <w:r>
-        <w:rPr>
-          <w:rFonts w:asciiTheme="minorBidi" w:eastAsia="Arial" w:hAnsiTheme="minorBidi" w:cstheme="minorBidi"/>
-          <w:b/>
-          <w:sz w:val="24"/>
-          <w:szCs w:val="24"/>
-          <w:rtl/>
-          <w:lang w:val="en-US"/>
-        </w:rPr>
-        <w:t xml:space="preserve"> ידני – אני צריכה לפתוח את הקובץ של ה</w:t>
+        <w:t>אני משתמשת אך ורק באקסל. זה הכלי שאני מכירה הכי טוב, הוא גמיש וזה מספיק טוב לצרכים שלי. הבעיה היא שהכל ידני – אני צריכה לפתוח את הקובץ של ה</w:t>
       </w:r>
       <w:r>
         <w:rPr>
@@ -3324,31 +2792,7 @@
           <w:rtl/>
           <w:lang w:val="en-US"/>
         </w:rPr>
-        <w:t xml:space="preserve">להדביק, ולוודא </w:t>
-      </w:r>
-      <w:proofErr w:type="spellStart"/>
-      <w:r>
-        <w:rPr>
-          <w:rFonts w:asciiTheme="minorBidi" w:eastAsia="Arial" w:hAnsiTheme="minorBidi" w:cstheme="minorBidi"/>
-          <w:b/>
-          <w:sz w:val="24"/>
-          <w:szCs w:val="24"/>
-          <w:rtl/>
-          <w:lang w:val="en-US"/>
-        </w:rPr>
-        <w:t>שהכל</w:t>
-      </w:r>
-      <w:proofErr w:type="spellEnd"/>
-      <w:r>
-        <w:rPr>
-          <w:rFonts w:asciiTheme="minorBidi" w:eastAsia="Arial" w:hAnsiTheme="minorBidi" w:cstheme="minorBidi"/>
-          <w:b/>
-          <w:sz w:val="24"/>
-          <w:szCs w:val="24"/>
-          <w:rtl/>
-          <w:lang w:val="en-US"/>
-        </w:rPr>
-        <w:t xml:space="preserve"> מיושר לפי ימי הדגימה. זה 'מספיק טוב' לחישובים, אבל זה מאוד איטי ומייגע כשרוצים לראות את התמונה המלאה או להשוות בין קבוצות</w:t>
+        <w:t>להדביק, ולוודא שהכל מיושר לפי ימי הדגימה. זה 'מספיק טוב' לחישובים, אבל זה מאוד איטי ומייגע כשרוצים לראות את התמונה המלאה או להשוות בין קבוצות</w:t>
       </w:r>
       <w:r>
         <w:rPr>
@@ -4343,31 +3787,7 @@
                 <w:rtl/>
                 <w:lang w:val="en-US"/>
               </w:rPr>
-              <w:t xml:space="preserve">מנסה להפיק את המקסימום </w:t>
-            </w:r>
-            <w:proofErr w:type="spellStart"/>
-            <w:r>
-              <w:rPr>
-                <w:rFonts w:asciiTheme="minorBidi" w:eastAsia="Arial" w:hAnsiTheme="minorBidi" w:cstheme="minorBidi"/>
-                <w:b/>
-                <w:sz w:val="24"/>
-                <w:szCs w:val="24"/>
-                <w:rtl/>
-                <w:lang w:val="en-US"/>
-              </w:rPr>
-              <w:t>מהדאטה</w:t>
-            </w:r>
-            <w:proofErr w:type="spellEnd"/>
-            <w:r>
-              <w:rPr>
-                <w:rFonts w:asciiTheme="minorBidi" w:eastAsia="Arial" w:hAnsiTheme="minorBidi" w:cstheme="minorBidi"/>
-                <w:b/>
-                <w:sz w:val="24"/>
-                <w:szCs w:val="24"/>
-                <w:rtl/>
-                <w:lang w:val="en-US"/>
-              </w:rPr>
-              <w:t xml:space="preserve"> הקטוע שיש </w:t>
+              <w:t xml:space="preserve">מנסה להפיק את המקסימום מהדאטה הקטוע שיש </w:t>
             </w:r>
           </w:p>
           <w:p>
@@ -4657,7 +4077,6 @@
         </w:rPr>
         <w:t xml:space="preserve">המערכת </w:t>
       </w:r>
-      <w:proofErr w:type="spellStart"/>
       <w:r>
         <w:rPr>
           <w:rFonts w:asciiTheme="minorBidi" w:eastAsia="Arial" w:hAnsiTheme="minorBidi" w:cstheme="minorBidi" w:hint="cs"/>
@@ -4688,7 +4107,6 @@
         </w:rPr>
         <w:t>נכרנת</w:t>
       </w:r>
-      <w:proofErr w:type="spellEnd"/>
       <w:r>
         <w:rPr>
           <w:rFonts w:asciiTheme="minorBidi" w:eastAsia="Arial" w:hAnsiTheme="minorBidi" w:cstheme="minorBidi"/>
@@ -5631,27 +5049,15 @@
         </w:rPr>
         <w:t>(</w:t>
       </w:r>
-      <w:proofErr w:type="spellStart"/>
-      <w:r>
-        <w:rPr>
-          <w:rFonts w:asciiTheme="minorBidi" w:eastAsia="Arial" w:hAnsiTheme="minorBidi" w:cstheme="minorBidi"/>
-          <w:b/>
-          <w:sz w:val="24"/>
-          <w:szCs w:val="24"/>
-          <w:lang w:val="en-US"/>
-        </w:rPr>
-        <w:t>AutoCompare</w:t>
-      </w:r>
-      <w:proofErr w:type="spellEnd"/>
-      <w:r>
-        <w:rPr>
-          <w:rFonts w:asciiTheme="minorBidi" w:eastAsia="Arial" w:hAnsiTheme="minorBidi" w:cstheme="minorBidi"/>
-          <w:b/>
-          <w:sz w:val="24"/>
-          <w:szCs w:val="24"/>
-          <w:lang w:val="en-US"/>
-        </w:rPr>
-        <w:t xml:space="preserve"> </w:t>
+      <w:r>
+        <w:rPr>
+          <w:rFonts w:asciiTheme="minorBidi" w:eastAsia="Arial" w:hAnsiTheme="minorBidi" w:cstheme="minorBidi"/>
+          <w:b/>
+          <w:sz w:val="24"/>
+          <w:szCs w:val="24"/>
+          <w:lang w:val="en-US"/>
+        </w:rPr>
+        <w:t xml:space="preserve">AutoCompare </w:t>
       </w:r>
       <w:r>
         <w:rPr>
@@ -5790,29 +5196,16 @@
         </w:rPr>
         <w:t xml:space="preserve">: </w:t>
       </w:r>
-      <w:proofErr w:type="spellStart"/>
-      <w:r>
-        <w:rPr>
-          <w:rFonts w:asciiTheme="minorBidi" w:eastAsia="Arial" w:hAnsiTheme="minorBidi" w:cstheme="minorBidi"/>
-          <w:b/>
-          <w:sz w:val="24"/>
-          <w:szCs w:val="24"/>
-          <w:rtl/>
-          <w:lang w:val="en-US"/>
-        </w:rPr>
-        <w:t>דאשבורד</w:t>
-      </w:r>
-      <w:proofErr w:type="spellEnd"/>
-      <w:r>
-        <w:rPr>
-          <w:rFonts w:asciiTheme="minorBidi" w:eastAsia="Arial" w:hAnsiTheme="minorBidi" w:cstheme="minorBidi"/>
-          <w:b/>
-          <w:sz w:val="24"/>
-          <w:szCs w:val="24"/>
-          <w:rtl/>
-          <w:lang w:val="en-US"/>
-        </w:rPr>
-        <w:t xml:space="preserve"> שמאפשר לה לבחור שני משתנים</w:t>
+      <w:r>
+        <w:rPr>
+          <w:rFonts w:asciiTheme="minorBidi" w:eastAsia="Arial" w:hAnsiTheme="minorBidi" w:cstheme="minorBidi"/>
+          <w:b/>
+          <w:sz w:val="24"/>
+          <w:szCs w:val="24"/>
+          <w:rtl/>
+          <w:lang w:val="en-US"/>
+        </w:rPr>
+        <w:t>דאשבורד שמאפשר לה לבחור שני משתנים</w:t>
       </w:r>
       <w:r>
         <w:rPr>
@@ -6393,7 +5786,6 @@
           <w:lang w:val="en-US"/>
         </w:rPr>
       </w:pPr>
-      <w:proofErr w:type="spellStart"/>
       <w:r>
         <w:rPr>
           <w:rFonts w:asciiTheme="minorBidi" w:eastAsia="Arial" w:hAnsiTheme="minorBidi" w:cstheme="minorBidi"/>
@@ -6404,19 +5796,7 @@
           <w:lang w:val="en-US"/>
         </w:rPr>
         <w:lastRenderedPageBreak/>
-        <w:t>הסליידר</w:t>
-      </w:r>
-      <w:proofErr w:type="spellEnd"/>
-      <w:r>
-        <w:rPr>
-          <w:rFonts w:asciiTheme="minorBidi" w:eastAsia="Arial" w:hAnsiTheme="minorBidi" w:cstheme="minorBidi"/>
-          <w:b/>
-          <w:sz w:val="24"/>
-          <w:szCs w:val="24"/>
-          <w:rtl/>
-          <w:lang w:val="en-US"/>
-        </w:rPr>
-        <w:t xml:space="preserve"> הוויזואלי</w:t>
+        <w:t>הסליידר הוויזואלי</w:t>
       </w:r>
       <w:r>
         <w:rPr>
@@ -6543,53 +5923,16 @@
         </w:rPr>
         <w:t xml:space="preserve">: </w:t>
       </w:r>
-      <w:proofErr w:type="spellStart"/>
-      <w:r>
-        <w:rPr>
-          <w:rFonts w:asciiTheme="minorBidi" w:eastAsia="Arial" w:hAnsiTheme="minorBidi" w:cstheme="minorBidi"/>
-          <w:b/>
-          <w:sz w:val="24"/>
-          <w:szCs w:val="24"/>
-          <w:rtl/>
-          <w:lang w:val="en-US"/>
-        </w:rPr>
-        <w:t>סליידר</w:t>
-      </w:r>
-      <w:proofErr w:type="spellEnd"/>
-      <w:r>
-        <w:rPr>
-          <w:rFonts w:asciiTheme="minorBidi" w:eastAsia="Arial" w:hAnsiTheme="minorBidi" w:cstheme="minorBidi"/>
-          <w:b/>
-          <w:sz w:val="24"/>
-          <w:szCs w:val="24"/>
-          <w:rtl/>
-          <w:lang w:val="en-US"/>
-        </w:rPr>
-        <w:t xml:space="preserve"> שזז על ציר הזמן (0 עד 14 ימים). ככל </w:t>
-      </w:r>
-      <w:proofErr w:type="spellStart"/>
-      <w:r>
-        <w:rPr>
-          <w:rFonts w:asciiTheme="minorBidi" w:eastAsia="Arial" w:hAnsiTheme="minorBidi" w:cstheme="minorBidi"/>
-          <w:b/>
-          <w:sz w:val="24"/>
-          <w:szCs w:val="24"/>
-          <w:rtl/>
-          <w:lang w:val="en-US"/>
-        </w:rPr>
-        <w:t>שהסליידר</w:t>
-      </w:r>
-      <w:proofErr w:type="spellEnd"/>
-      <w:r>
-        <w:rPr>
-          <w:rFonts w:asciiTheme="minorBidi" w:eastAsia="Arial" w:hAnsiTheme="minorBidi" w:cstheme="minorBidi"/>
-          <w:b/>
-          <w:sz w:val="24"/>
-          <w:szCs w:val="24"/>
-          <w:rtl/>
-          <w:lang w:val="en-US"/>
-        </w:rPr>
-        <w:t xml:space="preserve"> מתקדם, האלמנט הגרפי של הפרי משנה צבע (מ-ירוק רענן ל-שחור של ריקבון), מבוסס על ה</w:t>
+      <w:r>
+        <w:rPr>
+          <w:rFonts w:asciiTheme="minorBidi" w:eastAsia="Arial" w:hAnsiTheme="minorBidi" w:cstheme="minorBidi"/>
+          <w:b/>
+          <w:sz w:val="24"/>
+          <w:szCs w:val="24"/>
+          <w:rtl/>
+          <w:lang w:val="en-US"/>
+        </w:rPr>
+        <w:t>סליידר שזז על ציר הזמן (0 עד 14 ימים). ככל שהסליידר מתקדם, האלמנט הגרפי של הפרי משנה צבע (מ-ירוק רענן ל-שחור של ריקבון), מבוסס על ה</w:t>
       </w:r>
       <w:r>
         <w:rPr>
@@ -6658,7 +6001,7 @@
         </w:rPr>
         <w:br/>
       </w:r>
-      <w:hyperlink r:id="rId13">
+      <w:hyperlink r:id="rId11">
         <w:r>
           <w:rPr>
             <w:rFonts w:asciiTheme="minorBidi" w:eastAsia="Arial" w:hAnsiTheme="minorBidi" w:cstheme="minorBidi"/>
@@ -6833,27 +6176,7 @@
           <w:b/>
           <w:rtl/>
         </w:rPr>
-        <w:t xml:space="preserve">הצגת </w:t>
-      </w:r>
-      <w:proofErr w:type="spellStart"/>
-      <w:r>
-        <w:rPr>
-          <w:rStyle w:val="citation-97"/>
-          <w:rFonts w:asciiTheme="minorBidi" w:hAnsiTheme="minorBidi" w:cstheme="minorBidi"/>
-          <w:b/>
-          <w:rtl/>
-        </w:rPr>
-        <w:t>דאשבורד</w:t>
-      </w:r>
-      <w:proofErr w:type="spellEnd"/>
-      <w:r>
-        <w:rPr>
-          <w:rStyle w:val="citation-97"/>
-          <w:rFonts w:asciiTheme="minorBidi" w:hAnsiTheme="minorBidi" w:cstheme="minorBidi"/>
-          <w:b/>
-          <w:rtl/>
-        </w:rPr>
-        <w:t xml:space="preserve"> השוואתי</w:t>
+        <w:t>הצגת דאשבורד השוואתי</w:t>
       </w:r>
       <w:r>
         <w:rPr>
@@ -6960,27 +6283,7 @@
           <w:b/>
           <w:rtl/>
         </w:rPr>
-        <w:t xml:space="preserve">המערכת תציג </w:t>
-      </w:r>
-      <w:proofErr w:type="spellStart"/>
-      <w:r>
-        <w:rPr>
-          <w:rStyle w:val="citation-95"/>
-          <w:rFonts w:asciiTheme="minorBidi" w:hAnsiTheme="minorBidi" w:cstheme="minorBidi"/>
-          <w:b/>
-          <w:rtl/>
-        </w:rPr>
-        <w:t>סליידר</w:t>
-      </w:r>
-      <w:proofErr w:type="spellEnd"/>
-      <w:r>
-        <w:rPr>
-          <w:rStyle w:val="citation-95"/>
-          <w:rFonts w:asciiTheme="minorBidi" w:hAnsiTheme="minorBidi" w:cstheme="minorBidi"/>
-          <w:b/>
-          <w:rtl/>
-        </w:rPr>
-        <w:t xml:space="preserve"> אינטראקטיבי המאפשר למשתמש לנוע בציר הזמן, כאשר הממשק הוויזואלי משנה את גוון הירק/פרי מירוק לשחור בהתאם לציון הטריות</w:t>
+        <w:t>המערכת תציג סליידר אינטראקטיבי המאפשר למשתמש לנוע בציר הזמן, כאשר הממשק הוויזואלי משנה את גוון הירק/פרי מירוק לשחור בהתאם לציון הטריות</w:t>
       </w:r>
       <w:r>
         <w:rPr>
@@ -7227,20 +6530,8 @@
           <w:szCs w:val="24"/>
           <w:rtl/>
         </w:rPr>
-        <w:t xml:space="preserve">המערכת תגיב לשינויים </w:t>
-      </w:r>
-      <w:proofErr w:type="spellStart"/>
-      <w:r>
-        <w:rPr>
-          <w:rFonts w:asciiTheme="minorBidi" w:hAnsiTheme="minorBidi" w:cstheme="minorBidi"/>
-          <w:b/>
-          <w:sz w:val="24"/>
-          <w:szCs w:val="24"/>
-          <w:rtl/>
-        </w:rPr>
-        <w:t>בסליידר</w:t>
-      </w:r>
-      <w:proofErr w:type="spellEnd"/>
+        <w:t>המערכת תגיב לשינויים בסליידר</w:t>
+      </w:r>
       <w:r>
         <w:rPr>
           <w:rFonts w:asciiTheme="minorBidi" w:hAnsiTheme="minorBidi" w:cstheme="minorBidi"/>
@@ -7368,29 +6659,7 @@
           <w:szCs w:val="24"/>
           <w:rtl/>
         </w:rPr>
-        <w:t xml:space="preserve">הקוד </w:t>
-      </w:r>
-      <w:proofErr w:type="spellStart"/>
-      <w:r>
-        <w:rPr>
-          <w:rFonts w:asciiTheme="minorBidi" w:hAnsiTheme="minorBidi" w:cstheme="minorBidi"/>
-          <w:b/>
-          <w:sz w:val="24"/>
-          <w:szCs w:val="24"/>
-          <w:rtl/>
-        </w:rPr>
-        <w:t>יכתב</w:t>
-      </w:r>
-      <w:proofErr w:type="spellEnd"/>
-      <w:r>
-        <w:rPr>
-          <w:rFonts w:asciiTheme="minorBidi" w:hAnsiTheme="minorBidi" w:cstheme="minorBidi"/>
-          <w:b/>
-          <w:sz w:val="24"/>
-          <w:szCs w:val="24"/>
-          <w:rtl/>
-        </w:rPr>
-        <w:t xml:space="preserve"> בצורה מודולרית כך שניתן יהיה להוסיף משתנים חדשים (למשל: סוג חיידק נוסף או מדד גז חדש) מבלי לשכתב את הלוגיקה המרכזית של חישוב הציון</w:t>
+        <w:t>הקוד יכתב בצורה מודולרית כך שניתן יהיה להוסיף משתנים חדשים (למשל: סוג חיידק נוסף או מדד גז חדש) מבלי לשכתב את הלוגיקה המרכזית של חישוב הציון</w:t>
       </w:r>
       <w:r>
         <w:rPr>
@@ -7603,7 +6872,7 @@
                     </pic:cNvPicPr>
                   </pic:nvPicPr>
                   <pic:blipFill>
-                    <a:blip r:embed="rId14">
+                    <a:blip r:embed="rId12">
                       <a:extLst>
                         <a:ext uri="{28A0092B-C50C-407E-A947-70E740481C1C}">
                           <a14:useLocalDpi xmlns:a14="http://schemas.microsoft.com/office/drawing/2010/main" val="0"/>
@@ -7829,7 +7098,7 @@
                     <pic:cNvPicPr/>
                   </pic:nvPicPr>
                   <pic:blipFill>
-                    <a:blip r:embed="rId15"/>
+                    <a:blip r:embed="rId13"/>
                     <a:stretch>
                       <a:fillRect/>
                     </a:stretch>
@@ -7872,7 +7141,7 @@
                     <pic:cNvPicPr/>
                   </pic:nvPicPr>
                   <pic:blipFill>
-                    <a:blip r:embed="rId16"/>
+                    <a:blip r:embed="rId14"/>
                     <a:stretch>
                       <a:fillRect/>
                     </a:stretch>
@@ -7943,7 +7212,6 @@
         </w:rPr>
         <w:br/>
       </w:r>
-      <w:proofErr w:type="spellStart"/>
       <w:r>
         <w:rPr>
           <w:rFonts w:asciiTheme="minorBidi" w:eastAsia="Arial" w:hAnsiTheme="minorBidi" w:cstheme="minorBidi"/>
@@ -7953,9 +7221,8 @@
           <w:szCs w:val="24"/>
           <w:rtl/>
         </w:rPr>
-        <w:t>סליידר</w:t>
-      </w:r>
-      <w:proofErr w:type="spellEnd"/>
+        <w:t>סליידר ריקבון</w:t>
+      </w:r>
       <w:r>
         <w:rPr>
           <w:rFonts w:asciiTheme="minorBidi" w:eastAsia="Arial" w:hAnsiTheme="minorBidi" w:cstheme="minorBidi"/>
@@ -7963,17 +7230,6 @@
           <w:bCs/>
           <w:sz w:val="24"/>
           <w:szCs w:val="24"/>
-          <w:rtl/>
-        </w:rPr>
-        <w:t xml:space="preserve"> ריקבון</w:t>
-      </w:r>
-      <w:r>
-        <w:rPr>
-          <w:rFonts w:asciiTheme="minorBidi" w:eastAsia="Arial" w:hAnsiTheme="minorBidi" w:cstheme="minorBidi"/>
-          <w:b/>
-          <w:bCs/>
-          <w:sz w:val="24"/>
-          <w:szCs w:val="24"/>
           <w:lang w:val="en-US"/>
         </w:rPr>
         <w:t xml:space="preserve"> (Decay Slider):</w:t>
@@ -8016,29 +7272,7 @@
           <w:szCs w:val="24"/>
           <w:rtl/>
         </w:rPr>
-        <w:t xml:space="preserve">גרירת </w:t>
-      </w:r>
-      <w:proofErr w:type="spellStart"/>
-      <w:r>
-        <w:rPr>
-          <w:rFonts w:asciiTheme="minorBidi" w:eastAsia="Arial" w:hAnsiTheme="minorBidi" w:cstheme="minorBidi"/>
-          <w:b/>
-          <w:sz w:val="24"/>
-          <w:szCs w:val="24"/>
-          <w:rtl/>
-        </w:rPr>
-        <w:t>הסליידר</w:t>
-      </w:r>
-      <w:proofErr w:type="spellEnd"/>
-      <w:r>
-        <w:rPr>
-          <w:rFonts w:asciiTheme="minorBidi" w:eastAsia="Arial" w:hAnsiTheme="minorBidi" w:cstheme="minorBidi"/>
-          <w:b/>
-          <w:sz w:val="24"/>
-          <w:szCs w:val="24"/>
-          <w:rtl/>
-        </w:rPr>
-        <w:t xml:space="preserve"> מאפשרת לחוקר לנוע על ציר הזמן קדימה, ולראות כיצד המערכת חוזה את התדרדרות מצב התוצרת והשתנות הנתונים בימים הבאים</w:t>
+        <w:t>גרירת הסליידר מאפשרת לחוקר לנוע על ציר הזמן קדימה, ולראות כיצד המערכת חוזה את התדרדרות מצב התוצרת והשתנות הנתונים בימים הבאים</w:t>
       </w:r>
       <w:r>
         <w:rPr>
@@ -8094,7 +7328,7 @@
                     <pic:cNvPicPr/>
                   </pic:nvPicPr>
                   <pic:blipFill>
-                    <a:blip r:embed="rId17"/>
+                    <a:blip r:embed="rId15"/>
                     <a:stretch>
                       <a:fillRect/>
                     </a:stretch>
@@ -8166,29 +7400,7 @@
           <w:sz w:val="24"/>
           <w:szCs w:val="24"/>
         </w:rPr>
-        <w:t xml:space="preserve"> (Choose </w:t>
-      </w:r>
-      <w:proofErr w:type="spellStart"/>
-      <w:r>
-        <w:rPr>
-          <w:rFonts w:asciiTheme="minorBidi" w:eastAsia="Arial" w:hAnsiTheme="minorBidi" w:cstheme="minorBidi"/>
-          <w:b/>
-          <w:bCs/>
-          <w:sz w:val="24"/>
-          <w:szCs w:val="24"/>
-        </w:rPr>
-        <w:t>DataSet</w:t>
-      </w:r>
-      <w:proofErr w:type="spellEnd"/>
-      <w:r>
-        <w:rPr>
-          <w:rFonts w:asciiTheme="minorBidi" w:eastAsia="Arial" w:hAnsiTheme="minorBidi" w:cstheme="minorBidi"/>
-          <w:b/>
-          <w:bCs/>
-          <w:sz w:val="24"/>
-          <w:szCs w:val="24"/>
-        </w:rPr>
-        <w:t xml:space="preserve"> 1 &amp; 2):</w:t>
+        <w:t xml:space="preserve"> (Choose DataSet 1 &amp; 2):</w:t>
       </w:r>
       <w:r>
         <w:rPr>
@@ -8325,7 +7537,7 @@
                     <pic:cNvPicPr/>
                   </pic:nvPicPr>
                   <pic:blipFill>
-                    <a:blip r:embed="rId18"/>
+                    <a:blip r:embed="rId16"/>
                     <a:stretch>
                       <a:fillRect/>
                     </a:stretch>
@@ -8570,29 +7782,7 @@
           <w:szCs w:val="24"/>
           <w:rtl/>
         </w:rPr>
-        <w:t xml:space="preserve">לאחר כמה זמן הירק יגיע לזמן אופטימלי וכמה זמן </w:t>
-      </w:r>
-      <w:proofErr w:type="spellStart"/>
-      <w:r>
-        <w:rPr>
-          <w:rFonts w:asciiTheme="minorBidi" w:eastAsia="Arial" w:hAnsiTheme="minorBidi" w:cstheme="minorBidi"/>
-          <w:b/>
-          <w:sz w:val="24"/>
-          <w:szCs w:val="24"/>
-          <w:rtl/>
-        </w:rPr>
-        <w:t>ישאר</w:t>
-      </w:r>
-      <w:proofErr w:type="spellEnd"/>
-      <w:r>
-        <w:rPr>
-          <w:rFonts w:asciiTheme="minorBidi" w:eastAsia="Arial" w:hAnsiTheme="minorBidi" w:cstheme="minorBidi"/>
-          <w:b/>
-          <w:sz w:val="24"/>
-          <w:szCs w:val="24"/>
-          <w:rtl/>
-        </w:rPr>
-        <w:t xml:space="preserve"> שם?</w:t>
+        <w:t>לאחר כמה זמן הירק יגיע לזמן אופטימלי וכמה זמן ישאר שם?</w:t>
       </w:r>
     </w:p>
     <w:p>
@@ -8636,29 +7826,7 @@
           <w:szCs w:val="24"/>
           <w:rtl/>
         </w:rPr>
-        <w:t xml:space="preserve">משתנים </w:t>
-      </w:r>
-      <w:proofErr w:type="spellStart"/>
-      <w:r>
-        <w:rPr>
-          <w:rFonts w:asciiTheme="minorBidi" w:eastAsia="Arial" w:hAnsiTheme="minorBidi" w:cstheme="minorBidi"/>
-          <w:b/>
-          <w:sz w:val="24"/>
-          <w:szCs w:val="24"/>
-          <w:rtl/>
-        </w:rPr>
-        <w:t>בת"ל</w:t>
-      </w:r>
-      <w:proofErr w:type="spellEnd"/>
-      <w:r>
-        <w:rPr>
-          <w:rFonts w:asciiTheme="minorBidi" w:eastAsia="Arial" w:hAnsiTheme="minorBidi" w:cstheme="minorBidi"/>
-          <w:b/>
-          <w:sz w:val="24"/>
-          <w:szCs w:val="24"/>
-          <w:rtl/>
-        </w:rPr>
-        <w:t>: סוג הטיפול, זמן.</w:t>
+        <w:t>משתנים בת"ל: סוג הטיפול, זמן.</w:t>
       </w:r>
     </w:p>
     <w:p>
@@ -8883,31 +8051,7 @@
           <w:rtl/>
           <w:lang w:val="en-US"/>
         </w:rPr>
-        <w:t xml:space="preserve">כמות </w:t>
-      </w:r>
-      <w:proofErr w:type="spellStart"/>
-      <w:r>
-        <w:rPr>
-          <w:rFonts w:asciiTheme="minorBidi" w:eastAsia="Arial" w:hAnsiTheme="minorBidi" w:cstheme="minorBidi"/>
-          <w:b/>
-          <w:sz w:val="24"/>
-          <w:szCs w:val="24"/>
-          <w:rtl/>
-          <w:lang w:val="en-US"/>
-        </w:rPr>
-        <w:t>החידקית</w:t>
-      </w:r>
-      <w:proofErr w:type="spellEnd"/>
-      <w:r>
-        <w:rPr>
-          <w:rFonts w:asciiTheme="minorBidi" w:eastAsia="Arial" w:hAnsiTheme="minorBidi" w:cstheme="minorBidi"/>
-          <w:b/>
-          <w:sz w:val="24"/>
-          <w:szCs w:val="24"/>
-          <w:rtl/>
-          <w:lang w:val="en-US"/>
-        </w:rPr>
-        <w:t xml:space="preserve"> בכללית</w:t>
+        <w:t>כמות החידקית בכללית</w:t>
       </w:r>
     </w:p>
     <w:p>
@@ -8934,31 +8078,7 @@
           <w:rtl/>
           <w:lang w:val="en-US"/>
         </w:rPr>
-        <w:t xml:space="preserve">כמות </w:t>
-      </w:r>
-      <w:proofErr w:type="spellStart"/>
-      <w:r>
-        <w:rPr>
-          <w:rFonts w:asciiTheme="minorBidi" w:eastAsia="Arial" w:hAnsiTheme="minorBidi" w:cstheme="minorBidi"/>
-          <w:b/>
-          <w:sz w:val="24"/>
-          <w:szCs w:val="24"/>
-          <w:rtl/>
-          <w:lang w:val="en-US"/>
-        </w:rPr>
-        <w:t>החידקי</w:t>
-      </w:r>
-      <w:proofErr w:type="spellEnd"/>
-      <w:r>
-        <w:rPr>
-          <w:rFonts w:asciiTheme="minorBidi" w:eastAsia="Arial" w:hAnsiTheme="minorBidi" w:cstheme="minorBidi"/>
-          <w:b/>
-          <w:sz w:val="24"/>
-          <w:szCs w:val="24"/>
-          <w:rtl/>
-          <w:lang w:val="en-US"/>
-        </w:rPr>
-        <w:t xml:space="preserve"> ציפוי הטובים</w:t>
+        <w:t>כמות החידקי ציפוי הטובים</w:t>
       </w:r>
       <w:r>
         <w:rPr>
@@ -9087,29 +8207,7 @@
           <w:szCs w:val="24"/>
           <w:rtl/>
         </w:rPr>
-        <w:t xml:space="preserve">מבחנים </w:t>
-      </w:r>
-      <w:proofErr w:type="spellStart"/>
-      <w:r>
-        <w:rPr>
-          <w:rFonts w:asciiTheme="minorBidi" w:eastAsia="Arial" w:hAnsiTheme="minorBidi" w:cstheme="minorBidi"/>
-          <w:b/>
-          <w:sz w:val="24"/>
-          <w:szCs w:val="24"/>
-          <w:rtl/>
-        </w:rPr>
-        <w:t>סטטסיטים</w:t>
-      </w:r>
-      <w:proofErr w:type="spellEnd"/>
-      <w:r>
-        <w:rPr>
-          <w:rFonts w:asciiTheme="minorBidi" w:eastAsia="Arial" w:hAnsiTheme="minorBidi" w:cstheme="minorBidi"/>
-          <w:b/>
-          <w:sz w:val="24"/>
-          <w:szCs w:val="24"/>
-          <w:rtl/>
-        </w:rPr>
-        <w:t>:</w:t>
+        <w:t>מבחנים סטטסיטים:</w:t>
       </w:r>
     </w:p>
     <w:p>
@@ -9132,29 +8230,7 @@
           <w:szCs w:val="24"/>
           <w:rtl/>
         </w:rPr>
-        <w:t xml:space="preserve">מודל גרף רגרסיה אשר יראה </w:t>
-      </w:r>
-      <w:proofErr w:type="spellStart"/>
-      <w:r>
-        <w:rPr>
-          <w:rFonts w:asciiTheme="minorBidi" w:eastAsia="Arial" w:hAnsiTheme="minorBidi" w:cstheme="minorBidi"/>
-          <w:b/>
-          <w:sz w:val="24"/>
-          <w:szCs w:val="24"/>
-          <w:rtl/>
-        </w:rPr>
-        <w:t>סטטיסיקה</w:t>
-      </w:r>
-      <w:proofErr w:type="spellEnd"/>
-      <w:r>
-        <w:rPr>
-          <w:rFonts w:asciiTheme="minorBidi" w:eastAsia="Arial" w:hAnsiTheme="minorBidi" w:cstheme="minorBidi"/>
-          <w:b/>
-          <w:sz w:val="24"/>
-          <w:szCs w:val="24"/>
-          <w:rtl/>
-        </w:rPr>
-        <w:t xml:space="preserve"> של איך המשתנים הבלתי תלויים משפיעים זה על זה להסקת רמת הריקבון</w:t>
+        <w:t>מודל גרף רגרסיה אשר יראה סטטיסיקה של איך המשתנים הבלתי תלויים משפיעים זה על זה להסקת רמת הריקבון</w:t>
       </w:r>
       <w:r>
         <w:rPr>
@@ -9198,71 +8274,15 @@
           <w:rtl/>
         </w:rPr>
       </w:pPr>
-      <w:proofErr w:type="spellStart"/>
-      <w:r>
-        <w:rPr>
-          <w:rFonts w:asciiTheme="minorBidi" w:eastAsia="Arial" w:hAnsiTheme="minorBidi" w:cstheme="minorBidi"/>
-          <w:b/>
-          <w:sz w:val="24"/>
-          <w:szCs w:val="24"/>
-          <w:rtl/>
-        </w:rPr>
-        <w:t>אוכלוסית</w:t>
-      </w:r>
-      <w:proofErr w:type="spellEnd"/>
-      <w:r>
-        <w:rPr>
-          <w:rFonts w:asciiTheme="minorBidi" w:eastAsia="Arial" w:hAnsiTheme="minorBidi" w:cstheme="minorBidi"/>
-          <w:b/>
-          <w:sz w:val="24"/>
-          <w:szCs w:val="24"/>
-          <w:rtl/>
-        </w:rPr>
-        <w:t xml:space="preserve"> </w:t>
-      </w:r>
-      <w:proofErr w:type="spellStart"/>
-      <w:r>
-        <w:rPr>
-          <w:rFonts w:asciiTheme="minorBidi" w:eastAsia="Arial" w:hAnsiTheme="minorBidi" w:cstheme="minorBidi"/>
-          <w:b/>
-          <w:sz w:val="24"/>
-          <w:szCs w:val="24"/>
-          <w:rtl/>
-        </w:rPr>
-        <w:t>הבקטרייה</w:t>
-      </w:r>
-      <w:proofErr w:type="spellEnd"/>
-      <w:r>
-        <w:rPr>
-          <w:rFonts w:asciiTheme="minorBidi" w:eastAsia="Arial" w:hAnsiTheme="minorBidi" w:cstheme="minorBidi"/>
-          <w:b/>
-          <w:sz w:val="24"/>
-          <w:szCs w:val="24"/>
-          <w:rtl/>
-        </w:rPr>
-        <w:t xml:space="preserve"> לאורך זמן, ככל שהיחס בין כמות </w:t>
-      </w:r>
-      <w:proofErr w:type="spellStart"/>
-      <w:r>
-        <w:rPr>
-          <w:rFonts w:asciiTheme="minorBidi" w:eastAsia="Arial" w:hAnsiTheme="minorBidi" w:cstheme="minorBidi"/>
-          <w:b/>
-          <w:sz w:val="24"/>
-          <w:szCs w:val="24"/>
-          <w:rtl/>
-        </w:rPr>
-        <w:t>החידקים</w:t>
-      </w:r>
-      <w:proofErr w:type="spellEnd"/>
-      <w:r>
-        <w:rPr>
-          <w:rFonts w:asciiTheme="minorBidi" w:eastAsia="Arial" w:hAnsiTheme="minorBidi" w:cstheme="minorBidi"/>
-          <w:b/>
-          <w:sz w:val="24"/>
-          <w:szCs w:val="24"/>
-          <w:rtl/>
-        </w:rPr>
-        <w:t xml:space="preserve"> הטובים לרעים יקטן ככה תהליך הריקבון יואץ</w:t>
+      <w:r>
+        <w:rPr>
+          <w:rFonts w:asciiTheme="minorBidi" w:eastAsia="Arial" w:hAnsiTheme="minorBidi" w:cstheme="minorBidi"/>
+          <w:b/>
+          <w:sz w:val="24"/>
+          <w:szCs w:val="24"/>
+          <w:rtl/>
+        </w:rPr>
+        <w:t>אוכלוסית הבקטרייה לאורך זמן, ככל שהיחס בין כמות החידקים הטובים לרעים יקטן ככה תהליך הריקבון יואץ</w:t>
       </w:r>
     </w:p>
     <w:p>
@@ -9284,29 +8304,7 @@
           <w:szCs w:val="24"/>
           <w:rtl/>
         </w:rPr>
-        <w:t xml:space="preserve">כאן </w:t>
-      </w:r>
-      <w:proofErr w:type="spellStart"/>
-      <w:r>
-        <w:rPr>
-          <w:rFonts w:asciiTheme="minorBidi" w:eastAsia="Arial" w:hAnsiTheme="minorBidi" w:cstheme="minorBidi"/>
-          <w:b/>
-          <w:sz w:val="24"/>
-          <w:szCs w:val="24"/>
-          <w:rtl/>
-        </w:rPr>
-        <w:t>ישומש</w:t>
-      </w:r>
-      <w:proofErr w:type="spellEnd"/>
-      <w:r>
-        <w:rPr>
-          <w:rFonts w:asciiTheme="minorBidi" w:eastAsia="Arial" w:hAnsiTheme="minorBidi" w:cstheme="minorBidi"/>
-          <w:b/>
-          <w:sz w:val="24"/>
-          <w:szCs w:val="24"/>
-          <w:rtl/>
-        </w:rPr>
-        <w:t xml:space="preserve"> מתאם ורגרסיה ליניארית</w:t>
+        <w:t>כאן ישומש מתאם ורגרסיה ליניארית</w:t>
       </w:r>
       <w:r>
         <w:rPr>
@@ -9378,51 +8376,7 @@
           <w:szCs w:val="24"/>
           <w:rtl/>
         </w:rPr>
-        <w:t xml:space="preserve">), התייחסו </w:t>
-      </w:r>
-      <w:proofErr w:type="spellStart"/>
-      <w:r>
-        <w:rPr>
-          <w:rFonts w:asciiTheme="minorBidi" w:eastAsia="Arial" w:hAnsiTheme="minorBidi" w:cstheme="minorBidi"/>
-          <w:b/>
-          <w:sz w:val="24"/>
-          <w:szCs w:val="24"/>
-          <w:rtl/>
-        </w:rPr>
-        <w:t>לקלטים</w:t>
-      </w:r>
-      <w:proofErr w:type="spellEnd"/>
-      <w:r>
-        <w:rPr>
-          <w:rFonts w:asciiTheme="minorBidi" w:eastAsia="Arial" w:hAnsiTheme="minorBidi" w:cstheme="minorBidi"/>
-          <w:b/>
-          <w:sz w:val="24"/>
-          <w:szCs w:val="24"/>
-          <w:rtl/>
-        </w:rPr>
-        <w:t xml:space="preserve">, פלטים ותהליכים במערכת. הפרידו בין רכיבים אביוטיים לרכיבים </w:t>
-      </w:r>
-      <w:proofErr w:type="spellStart"/>
-      <w:r>
-        <w:rPr>
-          <w:rFonts w:asciiTheme="minorBidi" w:eastAsia="Arial" w:hAnsiTheme="minorBidi" w:cstheme="minorBidi"/>
-          <w:b/>
-          <w:sz w:val="24"/>
-          <w:szCs w:val="24"/>
-          <w:rtl/>
-        </w:rPr>
-        <w:t>ביוטיים</w:t>
-      </w:r>
-      <w:proofErr w:type="spellEnd"/>
-      <w:r>
-        <w:rPr>
-          <w:rFonts w:asciiTheme="minorBidi" w:eastAsia="Arial" w:hAnsiTheme="minorBidi" w:cstheme="minorBidi"/>
-          <w:b/>
-          <w:sz w:val="24"/>
-          <w:szCs w:val="24"/>
-          <w:rtl/>
-        </w:rPr>
-        <w:t xml:space="preserve"> (הפרידו בין יצרנים וצרכנים מסוגים שונים).</w:t>
+        <w:t>), התייחסו לקלטים, פלטים ותהליכים במערכת. הפרידו בין רכיבים אביוטיים לרכיבים ביוטיים (הפרידו בין יצרנים וצרכנים מסוגים שונים).</w:t>
       </w:r>
     </w:p>
     <w:p>
@@ -9444,29 +8398,7 @@
           <w:szCs w:val="24"/>
           <w:rtl/>
         </w:rPr>
-        <w:t xml:space="preserve">הגדרת מערכת אקולוגית לפי </w:t>
-      </w:r>
-      <w:proofErr w:type="spellStart"/>
-      <w:r>
-        <w:rPr>
-          <w:rFonts w:asciiTheme="minorBidi" w:eastAsia="Arial" w:hAnsiTheme="minorBidi" w:cstheme="minorBidi"/>
-          <w:b/>
-          <w:sz w:val="24"/>
-          <w:szCs w:val="24"/>
-          <w:rtl/>
-        </w:rPr>
-        <w:t>אודום</w:t>
-      </w:r>
-      <w:proofErr w:type="spellEnd"/>
-      <w:r>
-        <w:rPr>
-          <w:rFonts w:asciiTheme="minorBidi" w:eastAsia="Arial" w:hAnsiTheme="minorBidi" w:cstheme="minorBidi"/>
-          <w:b/>
-          <w:sz w:val="24"/>
-          <w:szCs w:val="24"/>
-          <w:rtl/>
-        </w:rPr>
-        <w:t xml:space="preserve">: </w:t>
+        <w:t xml:space="preserve">הגדרת מערכת אקולוגית לפי אודום: </w:t>
       </w:r>
     </w:p>
     <w:p>
@@ -9488,29 +8420,7 @@
           <w:szCs w:val="24"/>
           <w:rtl/>
         </w:rPr>
-        <w:t xml:space="preserve">רכיבים </w:t>
-      </w:r>
-      <w:proofErr w:type="spellStart"/>
-      <w:r>
-        <w:rPr>
-          <w:rFonts w:asciiTheme="minorBidi" w:eastAsia="Arial" w:hAnsiTheme="minorBidi" w:cstheme="minorBidi"/>
-          <w:b/>
-          <w:sz w:val="24"/>
-          <w:szCs w:val="24"/>
-          <w:rtl/>
-        </w:rPr>
-        <w:t>ביוטיים</w:t>
-      </w:r>
-      <w:proofErr w:type="spellEnd"/>
-      <w:r>
-        <w:rPr>
-          <w:rFonts w:asciiTheme="minorBidi" w:eastAsia="Arial" w:hAnsiTheme="minorBidi" w:cstheme="minorBidi"/>
-          <w:b/>
-          <w:sz w:val="24"/>
-          <w:szCs w:val="24"/>
-          <w:rtl/>
-        </w:rPr>
-        <w:t>:</w:t>
+        <w:t>רכיבים ביוטיים:</w:t>
       </w:r>
     </w:p>
     <w:p>
@@ -9622,29 +8532,7 @@
           <w:szCs w:val="24"/>
           <w:rtl/>
         </w:rPr>
-        <w:t xml:space="preserve"> </w:t>
-      </w:r>
-      <w:proofErr w:type="spellStart"/>
-      <w:r>
-        <w:rPr>
-          <w:rFonts w:asciiTheme="minorBidi" w:eastAsia="Arial" w:hAnsiTheme="minorBidi" w:cstheme="minorBidi"/>
-          <w:b/>
-          <w:sz w:val="24"/>
-          <w:szCs w:val="24"/>
-          <w:rtl/>
-        </w:rPr>
-        <w:t>וחידקי</w:t>
-      </w:r>
-      <w:proofErr w:type="spellEnd"/>
-      <w:r>
-        <w:rPr>
-          <w:rFonts w:asciiTheme="minorBidi" w:eastAsia="Arial" w:hAnsiTheme="minorBidi" w:cstheme="minorBidi"/>
-          <w:b/>
-          <w:sz w:val="24"/>
-          <w:szCs w:val="24"/>
-          <w:rtl/>
-        </w:rPr>
-        <w:t xml:space="preserve"> ציפויי</w:t>
+        <w:t xml:space="preserve"> וחידקי ציפויי</w:t>
       </w:r>
       <w:r>
         <w:rPr>
@@ -9894,29 +8782,7 @@
           <w:szCs w:val="24"/>
           <w:rtl/>
         </w:rPr>
-        <w:t xml:space="preserve">אם חיידקי רקבון אז קיים פלט נוסף: חומצה מפרקת חסה </w:t>
-      </w:r>
-      <w:proofErr w:type="spellStart"/>
-      <w:r>
-        <w:rPr>
-          <w:rFonts w:asciiTheme="minorBidi" w:eastAsia="Arial" w:hAnsiTheme="minorBidi" w:cstheme="minorBidi"/>
-          <w:b/>
-          <w:sz w:val="24"/>
-          <w:szCs w:val="24"/>
-          <w:rtl/>
-        </w:rPr>
-        <w:t>יגוררת</w:t>
-      </w:r>
-      <w:proofErr w:type="spellEnd"/>
-      <w:r>
-        <w:rPr>
-          <w:rFonts w:asciiTheme="minorBidi" w:eastAsia="Arial" w:hAnsiTheme="minorBidi" w:cstheme="minorBidi"/>
-          <w:b/>
-          <w:sz w:val="24"/>
-          <w:szCs w:val="24"/>
-          <w:rtl/>
-        </w:rPr>
-        <w:t xml:space="preserve"> ריקבון</w:t>
+        <w:t>אם חיידקי רקבון אז קיים פלט נוסף: חומצה מפרקת חסה יגוררת ריקבון</w:t>
       </w:r>
     </w:p>
     <w:p>
@@ -9943,29 +8809,7 @@
           <w:szCs w:val="24"/>
           <w:rtl/>
         </w:rPr>
-        <w:t xml:space="preserve">אם חיידקי ציפויי אז קיים פלט נוסף: חומצה </w:t>
-      </w:r>
-      <w:proofErr w:type="spellStart"/>
-      <w:r>
-        <w:rPr>
-          <w:rFonts w:asciiTheme="minorBidi" w:eastAsia="Arial" w:hAnsiTheme="minorBidi" w:cstheme="minorBidi"/>
-          <w:b/>
-          <w:sz w:val="24"/>
-          <w:szCs w:val="24"/>
-          <w:rtl/>
-        </w:rPr>
-        <w:t>לקטית</w:t>
-      </w:r>
-      <w:proofErr w:type="spellEnd"/>
-      <w:r>
-        <w:rPr>
-          <w:rFonts w:asciiTheme="minorBidi" w:eastAsia="Arial" w:hAnsiTheme="minorBidi" w:cstheme="minorBidi"/>
-          <w:b/>
-          <w:sz w:val="24"/>
-          <w:szCs w:val="24"/>
-          <w:rtl/>
-        </w:rPr>
-        <w:t xml:space="preserve"> אשר מקטינה את ה </w:t>
+        <w:t xml:space="preserve">אם חיידקי ציפויי אז קיים פלט נוסף: חומצה לקטית אשר מקטינה את ה </w:t>
       </w:r>
       <w:r>
         <w:rPr>
@@ -10127,29 +8971,7 @@
           <w:szCs w:val="24"/>
           <w:rtl/>
         </w:rPr>
-        <w:t xml:space="preserve">): החומצה </w:t>
-      </w:r>
-      <w:proofErr w:type="spellStart"/>
-      <w:r>
-        <w:rPr>
-          <w:rFonts w:asciiTheme="minorBidi" w:eastAsia="Arial" w:hAnsiTheme="minorBidi" w:cstheme="minorBidi"/>
-          <w:b/>
-          <w:sz w:val="24"/>
-          <w:szCs w:val="24"/>
-          <w:rtl/>
-        </w:rPr>
-        <w:t>הלקטית</w:t>
-      </w:r>
-      <w:proofErr w:type="spellEnd"/>
-      <w:r>
-        <w:rPr>
-          <w:rFonts w:asciiTheme="minorBidi" w:eastAsia="Arial" w:hAnsiTheme="minorBidi" w:cstheme="minorBidi"/>
-          <w:b/>
-          <w:sz w:val="24"/>
-          <w:szCs w:val="24"/>
-          <w:rtl/>
-        </w:rPr>
-        <w:t xml:space="preserve"> שמפרישים חיידקי הציפוי מפחיתה את מדד ה</w:t>
+        <w:t>): החומצה הלקטית שמפרישים חיידקי הציפוי מפחיתה את מדד ה</w:t>
       </w:r>
       <w:r>
         <w:rPr>
@@ -10211,29 +9033,7 @@
           <w:rtl/>
         </w:rPr>
         <w:lastRenderedPageBreak/>
-        <w:t xml:space="preserve">את יכולת ההתפשטות וההתרבות של חיידקי הריקבון (בסיס התחרות במודל </w:t>
-      </w:r>
-      <w:proofErr w:type="spellStart"/>
-      <w:r>
-        <w:rPr>
-          <w:rFonts w:asciiTheme="minorBidi" w:eastAsia="Arial" w:hAnsiTheme="minorBidi" w:cstheme="minorBidi"/>
-          <w:b/>
-          <w:sz w:val="24"/>
-          <w:szCs w:val="24"/>
-          <w:rtl/>
-        </w:rPr>
-        <w:t>לוטקה-וולטרה</w:t>
-      </w:r>
-      <w:proofErr w:type="spellEnd"/>
-      <w:r>
-        <w:rPr>
-          <w:rFonts w:asciiTheme="minorBidi" w:eastAsia="Arial" w:hAnsiTheme="minorBidi" w:cstheme="minorBidi"/>
-          <w:b/>
-          <w:sz w:val="24"/>
-          <w:szCs w:val="24"/>
-          <w:rtl/>
-        </w:rPr>
-        <w:t xml:space="preserve">).  </w:t>
+        <w:t xml:space="preserve">את יכולת ההתפשטות וההתרבות של חיידקי הריקבון (בסיס התחרות במודל לוטקה-וולטרה).  </w:t>
       </w:r>
     </w:p>
     <w:p>
@@ -10419,29 +9219,16 @@
         </w:rPr>
         <w:t xml:space="preserve">), וכן </w:t>
       </w:r>
-      <w:proofErr w:type="spellStart"/>
-      <w:r>
-        <w:rPr>
-          <w:rFonts w:asciiTheme="minorBidi" w:eastAsia="Arial" w:hAnsiTheme="minorBidi" w:cstheme="minorBidi"/>
-          <w:b/>
-          <w:sz w:val="24"/>
-          <w:szCs w:val="24"/>
-          <w:rtl/>
-        </w:rPr>
-        <w:t>בתיקייית</w:t>
-      </w:r>
-      <w:proofErr w:type="spellEnd"/>
-      <w:r>
-        <w:rPr>
-          <w:rFonts w:asciiTheme="minorBidi" w:eastAsia="Arial" w:hAnsiTheme="minorBidi" w:cstheme="minorBidi"/>
-          <w:b/>
-          <w:sz w:val="24"/>
-          <w:szCs w:val="24"/>
-          <w:rtl/>
-        </w:rPr>
-        <w:t xml:space="preserve"> התרגיל ב </w:t>
-      </w:r>
-      <w:proofErr w:type="spellStart"/>
+      <w:r>
+        <w:rPr>
+          <w:rFonts w:asciiTheme="minorBidi" w:eastAsia="Arial" w:hAnsiTheme="minorBidi" w:cstheme="minorBidi"/>
+          <w:b/>
+          <w:sz w:val="24"/>
+          <w:szCs w:val="24"/>
+          <w:rtl/>
+        </w:rPr>
+        <w:t xml:space="preserve">בתיקייית התרגיל ב </w:t>
+      </w:r>
       <w:r>
         <w:rPr>
           <w:rFonts w:asciiTheme="minorBidi" w:eastAsia="Arial" w:hAnsiTheme="minorBidi" w:cstheme="minorBidi"/>
@@ -10451,7 +9238,6 @@
         </w:rPr>
         <w:t>moodle</w:t>
       </w:r>
-      <w:proofErr w:type="spellEnd"/>
     </w:p>
     <w:p>
       <w:pPr>
@@ -10504,25 +9290,14 @@
         </w:rPr>
         <w:t xml:space="preserve"> </w:t>
       </w:r>
-      <w:proofErr w:type="spellStart"/>
-      <w:r>
-        <w:rPr>
-          <w:rFonts w:asciiTheme="minorBidi" w:eastAsia="Arial" w:hAnsiTheme="minorBidi" w:cstheme="minorBidi"/>
-          <w:b/>
-          <w:sz w:val="24"/>
-          <w:szCs w:val="24"/>
-        </w:rPr>
-        <w:t>CropSurvive</w:t>
-      </w:r>
-      <w:proofErr w:type="spellEnd"/>
-      <w:r>
-        <w:rPr>
-          <w:rFonts w:asciiTheme="minorBidi" w:eastAsia="Arial" w:hAnsiTheme="minorBidi" w:cstheme="minorBidi"/>
-          <w:b/>
-          <w:sz w:val="24"/>
-          <w:szCs w:val="24"/>
-        </w:rPr>
-        <w:t>-YFG</w:t>
+      <w:r>
+        <w:rPr>
+          <w:rFonts w:asciiTheme="minorBidi" w:eastAsia="Arial" w:hAnsiTheme="minorBidi" w:cstheme="minorBidi"/>
+          <w:b/>
+          <w:sz w:val="24"/>
+          <w:szCs w:val="24"/>
+        </w:rPr>
+        <w:t>CropSurvive-YFG</w:t>
       </w:r>
     </w:p>
     <w:p>
@@ -10601,7 +9376,7 @@
       </w:r>
     </w:p>
     <w:sectPr>
-      <w:headerReference w:type="default" r:id="rId19"/>
+      <w:headerReference w:type="default" r:id="rId17"/>
       <w:pgSz w:w="11906" w:h="16838"/>
       <w:pgMar w:top="1440" w:right="1800" w:bottom="1440" w:left="1800" w:header="708" w:footer="708" w:gutter="0"/>
       <w:pgNumType w:start="1"/>
@@ -10612,7 +9387,7 @@
 </file>
 
 <file path=word/endnotes.xml><?xml version="1.0" encoding="utf-8"?>
-<w:endnotes xmlns:wpc="http://schemas.microsoft.com/office/word/2010/wordprocessingCanvas" xmlns:cx="http://schemas.microsoft.com/office/drawing/2014/chartex" xmlns:cx1="http://schemas.microsoft.com/office/drawing/2015/9/8/chartex" xmlns:cx2="http://schemas.microsoft.com/office/drawing/2015/10/21/chartex" xmlns:cx3="http://schemas.microsoft.com/office/drawing/2016/5/9/chartex" xmlns:cx4="http://schemas.microsoft.com/office/drawing/2016/5/10/chartex" xmlns:cx5="http://schemas.microsoft.com/office/drawing/2016/5/11/chartex" xmlns:cx6="http://schemas.microsoft.com/office/drawing/2016/5/12/chartex" xmlns:cx7="http://schemas.microsoft.com/office/drawing/2016/5/13/chartex" xmlns:cx8="http://schemas.microsoft.com/office/drawing/2016/5/14/chartex" xmlns:mc="http://schemas.openxmlformats.org/markup-compatibility/2006" xmlns:aink="http://schemas.microsoft.com/office/drawing/2016/ink" xmlns:am3d="http://schemas.microsoft.com/office/drawing/2017/model3d" xmlns:o="urn:schemas-microsoft-com:office:office" xmlns:oel="http://schemas.microsoft.com/office/2019/extlst" xmlns:r="http://schemas.openxmlformats.org/officeDocument/2006/relationships" xmlns:m="http://schemas.openxmlformats.org/officeDocument/2006/math" xmlns:v="urn:schemas-microsoft-com:vml" xmlns:wp14="http://schemas.microsoft.com/office/word/2010/wordprocessingDrawing" xmlns:wp="http://schemas.openxmlformats.org/drawingml/2006/wordprocessingDrawing" xmlns:w10="urn:schemas-microsoft-com:office:word" xmlns:w="http://schemas.openxmlformats.org/wordprocessingml/2006/main" xmlns:w14="http://schemas.microsoft.com/office/word/2010/wordml" xmlns:w15="http://schemas.microsoft.com/office/word/2012/wordml" xmlns:w16cex="http://schemas.microsoft.com/office/word/2018/wordml/cex" xmlns:w16cid="http://schemas.microsoft.com/office/word/2016/wordml/cid" xmlns:w16="http://schemas.microsoft.com/office/word/2018/wordml" xmlns:w16du="http://schemas.microsoft.com/office/word/2023/wordml/word16du" xmlns:w16sdtdh="http://schemas.microsoft.com/office/word/2020/wordml/sdtdatahash" xmlns:w16sdtfl="http://schemas.microsoft.com/office/word/2024/wordml/sdtformatlock" xmlns:w16se="http://schemas.microsoft.com/office/word/2015/wordml/symex" xmlns:wpg="http://schemas.microsoft.com/office/word/2010/wordprocessingGroup" xmlns:wpi="http://schemas.microsoft.com/office/word/2010/wordprocessingInk" xmlns:wne="http://schemas.microsoft.com/office/word/2006/wordml" xmlns:wps="http://schemas.microsoft.com/office/word/2010/wordprocessingShape" mc:Ignorable="w14 w15 w16se w16cid w16 w16cex w16sdtdh w16sdtfl w16du wp14">
+<w:endnotes xmlns:wpc="http://schemas.microsoft.com/office/word/2010/wordprocessingCanvas" xmlns:cx="http://schemas.microsoft.com/office/drawing/2014/chartex" xmlns:cx1="http://schemas.microsoft.com/office/drawing/2015/9/8/chartex" xmlns:cx2="http://schemas.microsoft.com/office/drawing/2015/10/21/chartex" xmlns:cx3="http://schemas.microsoft.com/office/drawing/2016/5/9/chartex" xmlns:cx4="http://schemas.microsoft.com/office/drawing/2016/5/10/chartex" xmlns:cx5="http://schemas.microsoft.com/office/drawing/2016/5/11/chartex" xmlns:cx6="http://schemas.microsoft.com/office/drawing/2016/5/12/chartex" xmlns:cx7="http://schemas.microsoft.com/office/drawing/2016/5/13/chartex" xmlns:cx8="http://schemas.microsoft.com/office/drawing/2016/5/14/chartex" xmlns:mc="http://schemas.openxmlformats.org/markup-compatibility/2006" xmlns:aink="http://schemas.microsoft.com/office/drawing/2016/ink" xmlns:am3d="http://schemas.microsoft.com/office/drawing/2017/model3d" xmlns:o="urn:schemas-microsoft-com:office:office" xmlns:oel="http://schemas.microsoft.com/office/2019/extlst" xmlns:r="http://schemas.openxmlformats.org/officeDocument/2006/relationships" xmlns:m="http://schemas.openxmlformats.org/officeDocument/2006/math" xmlns:v="urn:schemas-microsoft-com:vml" xmlns:wp14="http://schemas.microsoft.com/office/word/2010/wordprocessingDrawing" xmlns:wp="http://schemas.openxmlformats.org/drawingml/2006/wordprocessingDrawing" xmlns:w10="urn:schemas-microsoft-com:office:word" xmlns:w="http://schemas.openxmlformats.org/wordprocessingml/2006/main" xmlns:w14="http://schemas.microsoft.com/office/word/2010/wordml" xmlns:w15="http://schemas.microsoft.com/office/word/2012/wordml" xmlns:w16cex="http://schemas.microsoft.com/office/word/2018/wordml/cex" xmlns:w16cid="http://schemas.microsoft.com/office/word/2016/wordml/cid" xmlns:w16="http://schemas.microsoft.com/office/word/2018/wordml" xmlns:w16sdtdh="http://schemas.microsoft.com/office/word/2020/wordml/sdtdatahash" xmlns:w16se="http://schemas.microsoft.com/office/word/2015/wordml/symex" xmlns:wpg="http://schemas.microsoft.com/office/word/2010/wordprocessingGroup" xmlns:wpi="http://schemas.microsoft.com/office/word/2010/wordprocessingInk" xmlns:wne="http://schemas.microsoft.com/office/word/2006/wordml" xmlns:wps="http://schemas.microsoft.com/office/word/2010/wordprocessingShape" mc:Ignorable="w14 w15 w16se w16cid w16 w16cex w16sdtdh wp14">
   <w:endnote w:type="separator" w:id="-1">
     <w:p>
       <w:pPr>
@@ -10637,7 +9412,7 @@
 </file>
 
 <file path=word/footnotes.xml><?xml version="1.0" encoding="utf-8"?>
-<w:footnotes xmlns:wpc="http://schemas.microsoft.com/office/word/2010/wordprocessingCanvas" xmlns:cx="http://schemas.microsoft.com/office/drawing/2014/chartex" xmlns:cx1="http://schemas.microsoft.com/office/drawing/2015/9/8/chartex" xmlns:cx2="http://schemas.microsoft.com/office/drawing/2015/10/21/chartex" xmlns:cx3="http://schemas.microsoft.com/office/drawing/2016/5/9/chartex" xmlns:cx4="http://schemas.microsoft.com/office/drawing/2016/5/10/chartex" xmlns:cx5="http://schemas.microsoft.com/office/drawing/2016/5/11/chartex" xmlns:cx6="http://schemas.microsoft.com/office/drawing/2016/5/12/chartex" xmlns:cx7="http://schemas.microsoft.com/office/drawing/2016/5/13/chartex" xmlns:cx8="http://schemas.microsoft.com/office/drawing/2016/5/14/chartex" xmlns:mc="http://schemas.openxmlformats.org/markup-compatibility/2006" xmlns:aink="http://schemas.microsoft.com/office/drawing/2016/ink" xmlns:am3d="http://schemas.microsoft.com/office/drawing/2017/model3d" xmlns:o="urn:schemas-microsoft-com:office:office" xmlns:oel="http://schemas.microsoft.com/office/2019/extlst" xmlns:r="http://schemas.openxmlformats.org/officeDocument/2006/relationships" xmlns:m="http://schemas.openxmlformats.org/officeDocument/2006/math" xmlns:v="urn:schemas-microsoft-com:vml" xmlns:wp14="http://schemas.microsoft.com/office/word/2010/wordprocessingDrawing" xmlns:wp="http://schemas.openxmlformats.org/drawingml/2006/wordprocessingDrawing" xmlns:w10="urn:schemas-microsoft-com:office:word" xmlns:w="http://schemas.openxmlformats.org/wordprocessingml/2006/main" xmlns:w14="http://schemas.microsoft.com/office/word/2010/wordml" xmlns:w15="http://schemas.microsoft.com/office/word/2012/wordml" xmlns:w16cex="http://schemas.microsoft.com/office/word/2018/wordml/cex" xmlns:w16cid="http://schemas.microsoft.com/office/word/2016/wordml/cid" xmlns:w16="http://schemas.microsoft.com/office/word/2018/wordml" xmlns:w16du="http://schemas.microsoft.com/office/word/2023/wordml/word16du" xmlns:w16sdtdh="http://schemas.microsoft.com/office/word/2020/wordml/sdtdatahash" xmlns:w16sdtfl="http://schemas.microsoft.com/office/word/2024/wordml/sdtformatlock" xmlns:w16se="http://schemas.microsoft.com/office/word/2015/wordml/symex" xmlns:wpg="http://schemas.microsoft.com/office/word/2010/wordprocessingGroup" xmlns:wpi="http://schemas.microsoft.com/office/word/2010/wordprocessingInk" xmlns:wne="http://schemas.microsoft.com/office/word/2006/wordml" xmlns:wps="http://schemas.microsoft.com/office/word/2010/wordprocessingShape" mc:Ignorable="w14 w15 w16se w16cid w16 w16cex w16sdtdh w16sdtfl w16du wp14">
+<w:footnotes xmlns:wpc="http://schemas.microsoft.com/office/word/2010/wordprocessingCanvas" xmlns:cx="http://schemas.microsoft.com/office/drawing/2014/chartex" xmlns:cx1="http://schemas.microsoft.com/office/drawing/2015/9/8/chartex" xmlns:cx2="http://schemas.microsoft.com/office/drawing/2015/10/21/chartex" xmlns:cx3="http://schemas.microsoft.com/office/drawing/2016/5/9/chartex" xmlns:cx4="http://schemas.microsoft.com/office/drawing/2016/5/10/chartex" xmlns:cx5="http://schemas.microsoft.com/office/drawing/2016/5/11/chartex" xmlns:cx6="http://schemas.microsoft.com/office/drawing/2016/5/12/chartex" xmlns:cx7="http://schemas.microsoft.com/office/drawing/2016/5/13/chartex" xmlns:cx8="http://schemas.microsoft.com/office/drawing/2016/5/14/chartex" xmlns:mc="http://schemas.openxmlformats.org/markup-compatibility/2006" xmlns:aink="http://schemas.microsoft.com/office/drawing/2016/ink" xmlns:am3d="http://schemas.microsoft.com/office/drawing/2017/model3d" xmlns:o="urn:schemas-microsoft-com:office:office" xmlns:oel="http://schemas.microsoft.com/office/2019/extlst" xmlns:r="http://schemas.openxmlformats.org/officeDocument/2006/relationships" xmlns:m="http://schemas.openxmlformats.org/officeDocument/2006/math" xmlns:v="urn:schemas-microsoft-com:vml" xmlns:wp14="http://schemas.microsoft.com/office/word/2010/wordprocessingDrawing" xmlns:wp="http://schemas.openxmlformats.org/drawingml/2006/wordprocessingDrawing" xmlns:w10="urn:schemas-microsoft-com:office:word" xmlns:w="http://schemas.openxmlformats.org/wordprocessingml/2006/main" xmlns:w14="http://schemas.microsoft.com/office/word/2010/wordml" xmlns:w15="http://schemas.microsoft.com/office/word/2012/wordml" xmlns:w16cex="http://schemas.microsoft.com/office/word/2018/wordml/cex" xmlns:w16cid="http://schemas.microsoft.com/office/word/2016/wordml/cid" xmlns:w16="http://schemas.microsoft.com/office/word/2018/wordml" xmlns:w16sdtdh="http://schemas.microsoft.com/office/word/2020/wordml/sdtdatahash" xmlns:w16se="http://schemas.microsoft.com/office/word/2015/wordml/symex" xmlns:wpg="http://schemas.microsoft.com/office/word/2010/wordprocessingGroup" xmlns:wpi="http://schemas.microsoft.com/office/word/2010/wordprocessingInk" xmlns:wne="http://schemas.microsoft.com/office/word/2006/wordml" xmlns:wps="http://schemas.microsoft.com/office/word/2010/wordprocessingShape" mc:Ignorable="w14 w15 w16se w16cid w16 w16cex w16sdtdh wp14">
   <w:footnote w:type="separator" w:id="-1">
     <w:p>
       <w:pPr>
@@ -10662,7 +9437,7 @@
 </file>
 
 <file path=word/header1.xml><?xml version="1.0" encoding="utf-8"?>
-<w:hdr xmlns:wpc="http://schemas.microsoft.com/office/word/2010/wordprocessingCanvas" xmlns:cx="http://schemas.microsoft.com/office/drawing/2014/chartex" xmlns:cx1="http://schemas.microsoft.com/office/drawing/2015/9/8/chartex" xmlns:cx2="http://schemas.microsoft.com/office/drawing/2015/10/21/chartex" xmlns:cx3="http://schemas.microsoft.com/office/drawing/2016/5/9/chartex" xmlns:cx4="http://schemas.microsoft.com/office/drawing/2016/5/10/chartex" xmlns:cx5="http://schemas.microsoft.com/office/drawing/2016/5/11/chartex" xmlns:cx6="http://schemas.microsoft.com/office/drawing/2016/5/12/chartex" xmlns:cx7="http://schemas.microsoft.com/office/drawing/2016/5/13/chartex" xmlns:cx8="http://schemas.microsoft.com/office/drawing/2016/5/14/chartex" xmlns:mc="http://schemas.openxmlformats.org/markup-compatibility/2006" xmlns:aink="http://schemas.microsoft.com/office/drawing/2016/ink" xmlns:am3d="http://schemas.microsoft.com/office/drawing/2017/model3d" xmlns:o="urn:schemas-microsoft-com:office:office" xmlns:oel="http://schemas.microsoft.com/office/2019/extlst" xmlns:r="http://schemas.openxmlformats.org/officeDocument/2006/relationships" xmlns:m="http://schemas.openxmlformats.org/officeDocument/2006/math" xmlns:v="urn:schemas-microsoft-com:vml" xmlns:wp14="http://schemas.microsoft.com/office/word/2010/wordprocessingDrawing" xmlns:wp="http://schemas.openxmlformats.org/drawingml/2006/wordprocessingDrawing" xmlns:w10="urn:schemas-microsoft-com:office:word" xmlns:w="http://schemas.openxmlformats.org/wordprocessingml/2006/main" xmlns:w14="http://schemas.microsoft.com/office/word/2010/wordml" xmlns:w15="http://schemas.microsoft.com/office/word/2012/wordml" xmlns:w16cex="http://schemas.microsoft.com/office/word/2018/wordml/cex" xmlns:w16cid="http://schemas.microsoft.com/office/word/2016/wordml/cid" xmlns:w16="http://schemas.microsoft.com/office/word/2018/wordml" xmlns:w16du="http://schemas.microsoft.com/office/word/2023/wordml/word16du" xmlns:w16sdtdh="http://schemas.microsoft.com/office/word/2020/wordml/sdtdatahash" xmlns:w16sdtfl="http://schemas.microsoft.com/office/word/2024/wordml/sdtformatlock" xmlns:w16se="http://schemas.microsoft.com/office/word/2015/wordml/symex" xmlns:wpg="http://schemas.microsoft.com/office/word/2010/wordprocessingGroup" xmlns:wpi="http://schemas.microsoft.com/office/word/2010/wordprocessingInk" xmlns:wne="http://schemas.microsoft.com/office/word/2006/wordml" xmlns:wps="http://schemas.microsoft.com/office/word/2010/wordprocessingShape" mc:Ignorable="w14 w15 w16se w16cid w16 w16cex w16sdtdh w16sdtfl w16du wp14">
+<w:hdr xmlns:wpc="http://schemas.microsoft.com/office/word/2010/wordprocessingCanvas" xmlns:cx="http://schemas.microsoft.com/office/drawing/2014/chartex" xmlns:cx1="http://schemas.microsoft.com/office/drawing/2015/9/8/chartex" xmlns:cx2="http://schemas.microsoft.com/office/drawing/2015/10/21/chartex" xmlns:cx3="http://schemas.microsoft.com/office/drawing/2016/5/9/chartex" xmlns:cx4="http://schemas.microsoft.com/office/drawing/2016/5/10/chartex" xmlns:cx5="http://schemas.microsoft.com/office/drawing/2016/5/11/chartex" xmlns:cx6="http://schemas.microsoft.com/office/drawing/2016/5/12/chartex" xmlns:cx7="http://schemas.microsoft.com/office/drawing/2016/5/13/chartex" xmlns:cx8="http://schemas.microsoft.com/office/drawing/2016/5/14/chartex" xmlns:mc="http://schemas.openxmlformats.org/markup-compatibility/2006" xmlns:aink="http://schemas.microsoft.com/office/drawing/2016/ink" xmlns:am3d="http://schemas.microsoft.com/office/drawing/2017/model3d" xmlns:o="urn:schemas-microsoft-com:office:office" xmlns:oel="http://schemas.microsoft.com/office/2019/extlst" xmlns:r="http://schemas.openxmlformats.org/officeDocument/2006/relationships" xmlns:m="http://schemas.openxmlformats.org/officeDocument/2006/math" xmlns:v="urn:schemas-microsoft-com:vml" xmlns:wp14="http://schemas.microsoft.com/office/word/2010/wordprocessingDrawing" xmlns:wp="http://schemas.openxmlformats.org/drawingml/2006/wordprocessingDrawing" xmlns:w10="urn:schemas-microsoft-com:office:word" xmlns:w="http://schemas.openxmlformats.org/wordprocessingml/2006/main" xmlns:w14="http://schemas.microsoft.com/office/word/2010/wordml" xmlns:w15="http://schemas.microsoft.com/office/word/2012/wordml" xmlns:w16cex="http://schemas.microsoft.com/office/word/2018/wordml/cex" xmlns:w16cid="http://schemas.microsoft.com/office/word/2016/wordml/cid" xmlns:w16="http://schemas.microsoft.com/office/word/2018/wordml" xmlns:w16sdtdh="http://schemas.microsoft.com/office/word/2020/wordml/sdtdatahash" xmlns:w16se="http://schemas.microsoft.com/office/word/2015/wordml/symex" xmlns:wpg="http://schemas.microsoft.com/office/word/2010/wordprocessingGroup" xmlns:wpi="http://schemas.microsoft.com/office/word/2010/wordprocessingInk" xmlns:wne="http://schemas.microsoft.com/office/word/2006/wordml" xmlns:wps="http://schemas.microsoft.com/office/word/2010/wordprocessingShape" mc:Ignorable="w14 w15 w16se w16cid w16 w16cex w16sdtdh wp14">
   <w:p>
     <w:pPr>
       <w:pBdr>
@@ -10692,29 +9467,7 @@
         <w:szCs w:val="24"/>
         <w:rtl/>
       </w:rPr>
-      <w:t xml:space="preserve">המכללה האקדמית להנדסה </w:t>
-    </w:r>
-    <w:proofErr w:type="spellStart"/>
-    <w:r>
-      <w:rPr>
-        <w:b/>
-        <w:color w:val="000000"/>
-        <w:sz w:val="24"/>
-        <w:szCs w:val="24"/>
-        <w:rtl/>
-      </w:rPr>
-      <w:t>בראודה</w:t>
-    </w:r>
-    <w:proofErr w:type="spellEnd"/>
-    <w:r>
-      <w:rPr>
-        <w:b/>
-        <w:color w:val="000000"/>
-        <w:sz w:val="24"/>
-        <w:szCs w:val="24"/>
-        <w:rtl/>
-      </w:rPr>
-      <w:t xml:space="preserve">      </w:t>
+      <w:t xml:space="preserve">המכללה האקדמית להנדסה בראודה      </w:t>
     </w:r>
   </w:p>
   <w:p>
@@ -10836,7 +9589,7 @@
 </file>
 
 <file path=word/numbering.xml><?xml version="1.0" encoding="utf-8"?>
-<w:numbering xmlns:wpc="http://schemas.microsoft.com/office/word/2010/wordprocessingCanvas" xmlns:cx="http://schemas.microsoft.com/office/drawing/2014/chartex" xmlns:cx1="http://schemas.microsoft.com/office/drawing/2015/9/8/chartex" xmlns:cx2="http://schemas.microsoft.com/office/drawing/2015/10/21/chartex" xmlns:cx3="http://schemas.microsoft.com/office/drawing/2016/5/9/chartex" xmlns:cx4="http://schemas.microsoft.com/office/drawing/2016/5/10/chartex" xmlns:cx5="http://schemas.microsoft.com/office/drawing/2016/5/11/chartex" xmlns:cx6="http://schemas.microsoft.com/office/drawing/2016/5/12/chartex" xmlns:cx7="http://schemas.microsoft.com/office/drawing/2016/5/13/chartex" xmlns:cx8="http://schemas.microsoft.com/office/drawing/2016/5/14/chartex" xmlns:mc="http://schemas.openxmlformats.org/markup-compatibility/2006" xmlns:aink="http://schemas.microsoft.com/office/drawing/2016/ink" xmlns:am3d="http://schemas.microsoft.com/office/drawing/2017/model3d" xmlns:o="urn:schemas-microsoft-com:office:office" xmlns:oel="http://schemas.microsoft.com/office/2019/extlst" xmlns:r="http://schemas.openxmlformats.org/officeDocument/2006/relationships" xmlns:m="http://schemas.openxmlformats.org/officeDocument/2006/math" xmlns:v="urn:schemas-microsoft-com:vml" xmlns:wp14="http://schemas.microsoft.com/office/word/2010/wordprocessingDrawing" xmlns:wp="http://schemas.openxmlformats.org/drawingml/2006/wordprocessingDrawing" xmlns:w10="urn:schemas-microsoft-com:office:word" xmlns:w="http://schemas.openxmlformats.org/wordprocessingml/2006/main" xmlns:w14="http://schemas.microsoft.com/office/word/2010/wordml" xmlns:w15="http://schemas.microsoft.com/office/word/2012/wordml" xmlns:w16cex="http://schemas.microsoft.com/office/word/2018/wordml/cex" xmlns:w16cid="http://schemas.microsoft.com/office/word/2016/wordml/cid" xmlns:w16="http://schemas.microsoft.com/office/word/2018/wordml" xmlns:w16du="http://schemas.microsoft.com/office/word/2023/wordml/word16du" xmlns:w16sdtdh="http://schemas.microsoft.com/office/word/2020/wordml/sdtdatahash" xmlns:w16sdtfl="http://schemas.microsoft.com/office/word/2024/wordml/sdtformatlock" xmlns:w16se="http://schemas.microsoft.com/office/word/2015/wordml/symex" xmlns:wpg="http://schemas.microsoft.com/office/word/2010/wordprocessingGroup" xmlns:wpi="http://schemas.microsoft.com/office/word/2010/wordprocessingInk" xmlns:wne="http://schemas.microsoft.com/office/word/2006/wordml" xmlns:wps="http://schemas.microsoft.com/office/word/2010/wordprocessingShape" mc:Ignorable="w14 w15 w16se w16cid w16 w16cex w16sdtdh w16sdtfl w16du wp14">
+<w:numbering xmlns:wpc="http://schemas.microsoft.com/office/word/2010/wordprocessingCanvas" xmlns:cx="http://schemas.microsoft.com/office/drawing/2014/chartex" xmlns:cx1="http://schemas.microsoft.com/office/drawing/2015/9/8/chartex" xmlns:cx2="http://schemas.microsoft.com/office/drawing/2015/10/21/chartex" xmlns:cx3="http://schemas.microsoft.com/office/drawing/2016/5/9/chartex" xmlns:cx4="http://schemas.microsoft.com/office/drawing/2016/5/10/chartex" xmlns:cx5="http://schemas.microsoft.com/office/drawing/2016/5/11/chartex" xmlns:cx6="http://schemas.microsoft.com/office/drawing/2016/5/12/chartex" xmlns:cx7="http://schemas.microsoft.com/office/drawing/2016/5/13/chartex" xmlns:cx8="http://schemas.microsoft.com/office/drawing/2016/5/14/chartex" xmlns:mc="http://schemas.openxmlformats.org/markup-compatibility/2006" xmlns:aink="http://schemas.microsoft.com/office/drawing/2016/ink" xmlns:am3d="http://schemas.microsoft.com/office/drawing/2017/model3d" xmlns:o="urn:schemas-microsoft-com:office:office" xmlns:oel="http://schemas.microsoft.com/office/2019/extlst" xmlns:r="http://schemas.openxmlformats.org/officeDocument/2006/relationships" xmlns:m="http://schemas.openxmlformats.org/officeDocument/2006/math" xmlns:v="urn:schemas-microsoft-com:vml" xmlns:wp14="http://schemas.microsoft.com/office/word/2010/wordprocessingDrawing" xmlns:wp="http://schemas.openxmlformats.org/drawingml/2006/wordprocessingDrawing" xmlns:w10="urn:schemas-microsoft-com:office:word" xmlns:w="http://schemas.openxmlformats.org/wordprocessingml/2006/main" xmlns:w14="http://schemas.microsoft.com/office/word/2010/wordml" xmlns:w15="http://schemas.microsoft.com/office/word/2012/wordml" xmlns:w16cex="http://schemas.microsoft.com/office/word/2018/wordml/cex" xmlns:w16cid="http://schemas.microsoft.com/office/word/2016/wordml/cid" xmlns:w16="http://schemas.microsoft.com/office/word/2018/wordml" xmlns:w16sdtdh="http://schemas.microsoft.com/office/word/2020/wordml/sdtdatahash" xmlns:w16se="http://schemas.microsoft.com/office/word/2015/wordml/symex" xmlns:wpg="http://schemas.microsoft.com/office/word/2010/wordprocessingGroup" xmlns:wpi="http://schemas.microsoft.com/office/word/2010/wordprocessingInk" xmlns:wne="http://schemas.microsoft.com/office/word/2006/wordml" xmlns:wps="http://schemas.microsoft.com/office/word/2010/wordprocessingShape" mc:Ignorable="w14 w15 w16se w16cid w16 w16cex w16sdtdh wp14">
   <w:abstractNum w:abstractNumId="0" w15:restartNumberingAfterBreak="0">
     <w:nsid w:val="0FC82DE7"/>
     <w:multiLevelType w:val="multilevel"/>
@@ -12394,7 +11147,7 @@
 </file>
 
 <file path=word/styles.xml><?xml version="1.0" encoding="utf-8"?>
-<w:styles xmlns:mc="http://schemas.openxmlformats.org/markup-compatibility/2006" xmlns:r="http://schemas.openxmlformats.org/officeDocument/2006/relationships" xmlns:w="http://schemas.openxmlformats.org/wordprocessingml/2006/main" xmlns:w14="http://schemas.microsoft.com/office/word/2010/wordml" xmlns:w15="http://schemas.microsoft.com/office/word/2012/wordml" xmlns:w16cex="http://schemas.microsoft.com/office/word/2018/wordml/cex" xmlns:w16cid="http://schemas.microsoft.com/office/word/2016/wordml/cid" xmlns:w16="http://schemas.microsoft.com/office/word/2018/wordml" xmlns:w16du="http://schemas.microsoft.com/office/word/2023/wordml/word16du" xmlns:w16sdtdh="http://schemas.microsoft.com/office/word/2020/wordml/sdtdatahash" xmlns:w16sdtfl="http://schemas.microsoft.com/office/word/2024/wordml/sdtformatlock" xmlns:w16se="http://schemas.microsoft.com/office/word/2015/wordml/symex" mc:Ignorable="w14 w15 w16se w16cid w16 w16cex w16sdtdh w16sdtfl w16du">
+<w:styles xmlns:mc="http://schemas.openxmlformats.org/markup-compatibility/2006" xmlns:r="http://schemas.openxmlformats.org/officeDocument/2006/relationships" xmlns:w="http://schemas.openxmlformats.org/wordprocessingml/2006/main" xmlns:w14="http://schemas.microsoft.com/office/word/2010/wordml" xmlns:w15="http://schemas.microsoft.com/office/word/2012/wordml" xmlns:w16cex="http://schemas.microsoft.com/office/word/2018/wordml/cex" xmlns:w16cid="http://schemas.microsoft.com/office/word/2016/wordml/cid" xmlns:w16="http://schemas.microsoft.com/office/word/2018/wordml" xmlns:w16sdtdh="http://schemas.microsoft.com/office/word/2020/wordml/sdtdatahash" xmlns:w16se="http://schemas.microsoft.com/office/word/2015/wordml/symex" mc:Ignorable="w14 w15 w16se w16cid w16 w16cex w16sdtdh">
   <w:docDefaults>
     <w:rPrDefault>
       <w:rPr>

--- a/HW1_ CropSurvive-YFG.docx
+++ b/HW1_ CropSurvive-YFG.docx
@@ -1,6 +1,6 @@
 
 <file path=word/document.xml><?xml version="1.0" encoding="utf-8"?>
-<w:document xmlns:wpc="http://schemas.microsoft.com/office/word/2010/wordprocessingCanvas" xmlns:cx="http://schemas.microsoft.com/office/drawing/2014/chartex" xmlns:cx1="http://schemas.microsoft.com/office/drawing/2015/9/8/chartex" xmlns:cx2="http://schemas.microsoft.com/office/drawing/2015/10/21/chartex" xmlns:cx3="http://schemas.microsoft.com/office/drawing/2016/5/9/chartex" xmlns:cx4="http://schemas.microsoft.com/office/drawing/2016/5/10/chartex" xmlns:cx5="http://schemas.microsoft.com/office/drawing/2016/5/11/chartex" xmlns:cx6="http://schemas.microsoft.com/office/drawing/2016/5/12/chartex" xmlns:cx7="http://schemas.microsoft.com/office/drawing/2016/5/13/chartex" xmlns:cx8="http://schemas.microsoft.com/office/drawing/2016/5/14/chartex" xmlns:mc="http://schemas.openxmlformats.org/markup-compatibility/2006" xmlns:aink="http://schemas.microsoft.com/office/drawing/2016/ink" xmlns:am3d="http://schemas.microsoft.com/office/drawing/2017/model3d" xmlns:o="urn:schemas-microsoft-com:office:office" xmlns:oel="http://schemas.microsoft.com/office/2019/extlst" xmlns:r="http://schemas.openxmlformats.org/officeDocument/2006/relationships" xmlns:m="http://schemas.openxmlformats.org/officeDocument/2006/math" xmlns:v="urn:schemas-microsoft-com:vml" xmlns:wp14="http://schemas.microsoft.com/office/word/2010/wordprocessingDrawing" xmlns:wp="http://schemas.openxmlformats.org/drawingml/2006/wordprocessingDrawing" xmlns:w10="urn:schemas-microsoft-com:office:word" xmlns:w="http://schemas.openxmlformats.org/wordprocessingml/2006/main" xmlns:w14="http://schemas.microsoft.com/office/word/2010/wordml" xmlns:w15="http://schemas.microsoft.com/office/word/2012/wordml" xmlns:w16cex="http://schemas.microsoft.com/office/word/2018/wordml/cex" xmlns:w16cid="http://schemas.microsoft.com/office/word/2016/wordml/cid" xmlns:w16="http://schemas.microsoft.com/office/word/2018/wordml" xmlns:w16sdtdh="http://schemas.microsoft.com/office/word/2020/wordml/sdtdatahash" xmlns:w16se="http://schemas.microsoft.com/office/word/2015/wordml/symex" xmlns:wpg="http://schemas.microsoft.com/office/word/2010/wordprocessingGroup" xmlns:wpi="http://schemas.microsoft.com/office/word/2010/wordprocessingInk" xmlns:wne="http://schemas.microsoft.com/office/word/2006/wordml" xmlns:wps="http://schemas.microsoft.com/office/word/2010/wordprocessingShape" mc:Ignorable="w14 w15 w16se w16cid w16 w16cex w16sdtdh wp14">
+<w:document xmlns:wpc="http://schemas.microsoft.com/office/word/2010/wordprocessingCanvas" xmlns:cx="http://schemas.microsoft.com/office/drawing/2014/chartex" xmlns:cx1="http://schemas.microsoft.com/office/drawing/2015/9/8/chartex" xmlns:cx2="http://schemas.microsoft.com/office/drawing/2015/10/21/chartex" xmlns:cx3="http://schemas.microsoft.com/office/drawing/2016/5/9/chartex" xmlns:cx4="http://schemas.microsoft.com/office/drawing/2016/5/10/chartex" xmlns:cx5="http://schemas.microsoft.com/office/drawing/2016/5/11/chartex" xmlns:cx6="http://schemas.microsoft.com/office/drawing/2016/5/12/chartex" xmlns:cx7="http://schemas.microsoft.com/office/drawing/2016/5/13/chartex" xmlns:cx8="http://schemas.microsoft.com/office/drawing/2016/5/14/chartex" xmlns:mc="http://schemas.openxmlformats.org/markup-compatibility/2006" xmlns:aink="http://schemas.microsoft.com/office/drawing/2016/ink" xmlns:am3d="http://schemas.microsoft.com/office/drawing/2017/model3d" xmlns:o="urn:schemas-microsoft-com:office:office" xmlns:oel="http://schemas.microsoft.com/office/2019/extlst" xmlns:r="http://schemas.openxmlformats.org/officeDocument/2006/relationships" xmlns:m="http://schemas.openxmlformats.org/officeDocument/2006/math" xmlns:v="urn:schemas-microsoft-com:vml" xmlns:wp14="http://schemas.microsoft.com/office/word/2010/wordprocessingDrawing" xmlns:wp="http://schemas.openxmlformats.org/drawingml/2006/wordprocessingDrawing" xmlns:w10="urn:schemas-microsoft-com:office:word" xmlns:w="http://schemas.openxmlformats.org/wordprocessingml/2006/main" xmlns:w14="http://schemas.microsoft.com/office/word/2010/wordml" xmlns:w15="http://schemas.microsoft.com/office/word/2012/wordml" xmlns:w16cex="http://schemas.microsoft.com/office/word/2018/wordml/cex" xmlns:w16cid="http://schemas.microsoft.com/office/word/2016/wordml/cid" xmlns:w16="http://schemas.microsoft.com/office/word/2018/wordml" xmlns:w16du="http://schemas.microsoft.com/office/word/2023/wordml/word16du" xmlns:w16sdtdh="http://schemas.microsoft.com/office/word/2020/wordml/sdtdatahash" xmlns:w16sdtfl="http://schemas.microsoft.com/office/word/2024/wordml/sdtformatlock" xmlns:w16se="http://schemas.microsoft.com/office/word/2015/wordml/symex" xmlns:wpg="http://schemas.microsoft.com/office/word/2010/wordprocessingGroup" xmlns:wpi="http://schemas.microsoft.com/office/word/2010/wordprocessingInk" xmlns:wne="http://schemas.microsoft.com/office/word/2006/wordml" xmlns:wps="http://schemas.microsoft.com/office/word/2010/wordprocessingShape" mc:Ignorable="w14 w15 w16se w16cid w16 w16cex w16sdtdh w16sdtfl w16du wp14">
   <w:body>
     <w:p>
       <w:pPr>
@@ -41,7 +41,18 @@
           <w:szCs w:val="24"/>
           <w:rtl/>
         </w:rPr>
-        <w:t xml:space="preserve"> התשפ"</w:t>
+        <w:t xml:space="preserve"> </w:t>
+      </w:r>
+      <w:proofErr w:type="spellStart"/>
+      <w:r>
+        <w:rPr>
+          <w:rFonts w:asciiTheme="minorBidi" w:eastAsia="Arial" w:hAnsiTheme="minorBidi" w:cstheme="minorBidi"/>
+          <w:b/>
+          <w:sz w:val="24"/>
+          <w:szCs w:val="24"/>
+          <w:rtl/>
+        </w:rPr>
+        <w:t>התשפ"</w:t>
       </w:r>
       <w:r>
         <w:rPr>
@@ -53,6 +64,7 @@
         </w:rPr>
         <w:t>ו</w:t>
       </w:r>
+      <w:proofErr w:type="spellEnd"/>
     </w:p>
     <w:p>
       <w:pPr>
@@ -197,6 +209,7 @@
         </w:rPr>
         <w:t xml:space="preserve">שם הצוות: </w:t>
       </w:r>
+      <w:proofErr w:type="spellStart"/>
       <w:r>
         <w:rPr>
           <w:rFonts w:asciiTheme="minorBidi" w:eastAsia="Arial" w:hAnsiTheme="minorBidi" w:cstheme="minorBidi"/>
@@ -206,6 +219,7 @@
         </w:rPr>
         <w:t>CropSurvive</w:t>
       </w:r>
+      <w:proofErr w:type="spellEnd"/>
       <w:r>
         <w:rPr>
           <w:rFonts w:asciiTheme="minorBidi" w:eastAsia="Arial" w:hAnsiTheme="minorBidi" w:cstheme="minorBidi"/>
@@ -261,7 +275,29 @@
           <w:szCs w:val="24"/>
           <w:rtl/>
         </w:rPr>
-        <w:t>קישור לתיקיית גיט:</w:t>
+        <w:t xml:space="preserve">קישור לתיקיית </w:t>
+      </w:r>
+      <w:proofErr w:type="spellStart"/>
+      <w:r>
+        <w:rPr>
+          <w:rFonts w:asciiTheme="minorBidi" w:eastAsia="Arial" w:hAnsiTheme="minorBidi" w:cstheme="minorBidi"/>
+          <w:b/>
+          <w:sz w:val="24"/>
+          <w:szCs w:val="24"/>
+          <w:rtl/>
+        </w:rPr>
+        <w:t>גיט</w:t>
+      </w:r>
+      <w:proofErr w:type="spellEnd"/>
+      <w:r>
+        <w:rPr>
+          <w:rFonts w:asciiTheme="minorBidi" w:eastAsia="Arial" w:hAnsiTheme="minorBidi" w:cstheme="minorBidi"/>
+          <w:b/>
+          <w:sz w:val="24"/>
+          <w:szCs w:val="24"/>
+          <w:rtl/>
+        </w:rPr>
+        <w:t>:</w:t>
       </w:r>
     </w:p>
     <w:p>
@@ -276,12 +312,86 @@
         <w:ind w:left="360"/>
         <w:jc w:val="center"/>
         <w:rPr>
-          <w:rFonts w:asciiTheme="minorBidi" w:eastAsia="Arial" w:hAnsiTheme="minorBidi" w:cstheme="minorBidi"/>
-          <w:b/>
-          <w:sz w:val="24"/>
-          <w:szCs w:val="24"/>
-        </w:rPr>
-      </w:pPr>
+          <w:rStyle w:val="Hyperlink"/>
+          <w:rFonts w:asciiTheme="minorBidi" w:eastAsia="Arial" w:hAnsiTheme="minorBidi" w:cstheme="minorBidi"/>
+          <w:b/>
+          <w:sz w:val="24"/>
+          <w:szCs w:val="24"/>
+        </w:rPr>
+      </w:pPr>
+      <w:r>
+        <w:rPr>
+          <w:rFonts w:asciiTheme="minorBidi" w:eastAsia="Arial" w:hAnsiTheme="minorBidi" w:cstheme="minorBidi"/>
+          <w:b/>
+          <w:sz w:val="24"/>
+          <w:szCs w:val="24"/>
+        </w:rPr>
+        <w:fldChar w:fldCharType="begin"/>
+      </w:r>
+      <w:r>
+        <w:rPr>
+          <w:rFonts w:asciiTheme="minorBidi" w:eastAsia="Arial" w:hAnsiTheme="minorBidi" w:cstheme="minorBidi"/>
+          <w:b/>
+          <w:sz w:val="24"/>
+          <w:szCs w:val="24"/>
+        </w:rPr>
+        <w:instrText>HYPERLINK "https://github.com/yonigri92/Ecological-Models-Team-YFG"</w:instrText>
+      </w:r>
+      <w:r>
+        <w:rPr>
+          <w:rFonts w:asciiTheme="minorBidi" w:eastAsia="Arial" w:hAnsiTheme="minorBidi" w:cstheme="minorBidi"/>
+          <w:b/>
+          <w:sz w:val="24"/>
+          <w:szCs w:val="24"/>
+        </w:rPr>
+      </w:r>
+      <w:r>
+        <w:rPr>
+          <w:rFonts w:asciiTheme="minorBidi" w:eastAsia="Arial" w:hAnsiTheme="minorBidi" w:cstheme="minorBidi"/>
+          <w:b/>
+          <w:sz w:val="24"/>
+          <w:szCs w:val="24"/>
+        </w:rPr>
+        <w:fldChar w:fldCharType="separate"/>
+      </w:r>
+      <w:r>
+        <w:rPr>
+          <w:rStyle w:val="Hyperlink"/>
+          <w:rFonts w:asciiTheme="minorBidi" w:eastAsia="Arial" w:hAnsiTheme="minorBidi" w:cstheme="minorBidi"/>
+          <w:b/>
+          <w:sz w:val="24"/>
+          <w:szCs w:val="24"/>
+        </w:rPr>
+        <w:t>https://github.com/yonigri92/Ecological-Models-Team-YFG</w:t>
+      </w:r>
+    </w:p>
+    <w:p>
+      <w:pPr>
+        <w:pBdr>
+          <w:top w:val="nil"/>
+          <w:left w:val="nil"/>
+          <w:bottom w:val="nil"/>
+          <w:right w:val="nil"/>
+          <w:between w:val="nil"/>
+        </w:pBdr>
+        <w:ind w:left="360"/>
+        <w:jc w:val="center"/>
+        <w:rPr>
+          <w:rFonts w:asciiTheme="minorBidi" w:eastAsia="Arial" w:hAnsiTheme="minorBidi" w:cstheme="minorBidi"/>
+          <w:b/>
+          <w:sz w:val="24"/>
+          <w:szCs w:val="24"/>
+        </w:rPr>
+      </w:pPr>
+      <w:r>
+        <w:rPr>
+          <w:rFonts w:asciiTheme="minorBidi" w:eastAsia="Arial" w:hAnsiTheme="minorBidi" w:cstheme="minorBidi"/>
+          <w:b/>
+          <w:sz w:val="24"/>
+          <w:szCs w:val="24"/>
+        </w:rPr>
+        <w:fldChar w:fldCharType="end"/>
+      </w:r>
       <w:r>
         <w:rPr>
           <w:rFonts w:asciiTheme="minorBidi" w:eastAsia="Arial" w:hAnsiTheme="minorBidi" w:cstheme="minorBidi"/>
@@ -310,6 +420,25 @@
         </w:rPr>
         <w:t>:</w:t>
       </w:r>
+    </w:p>
+    <w:p>
+      <w:pPr>
+        <w:pBdr>
+          <w:top w:val="nil"/>
+          <w:left w:val="nil"/>
+          <w:bottom w:val="nil"/>
+          <w:right w:val="nil"/>
+          <w:between w:val="nil"/>
+        </w:pBdr>
+        <w:ind w:left="360"/>
+        <w:jc w:val="center"/>
+        <w:rPr>
+          <w:rFonts w:asciiTheme="minorBidi" w:eastAsia="Arial" w:hAnsiTheme="minorBidi" w:cstheme="minorBidi"/>
+          <w:b/>
+          <w:sz w:val="24"/>
+          <w:szCs w:val="24"/>
+        </w:rPr>
+      </w:pPr>
     </w:p>
     <w:p>
       <w:pPr>
@@ -331,8 +460,42 @@
           <w:szCs w:val="24"/>
           <w:rtl/>
         </w:rPr>
-        <w:t>יש למנות מהנדס.ת מערכת בכל צוות, אשר יהיה אחראי על הגדרת הדרישות ההנדסיות, ועל ניהול הצוות.  נא לרשום את שם הסטודנט.ית</w:t>
-      </w:r>
+        <w:t xml:space="preserve">יש למנות </w:t>
+      </w:r>
+      <w:proofErr w:type="spellStart"/>
+      <w:r>
+        <w:rPr>
+          <w:rFonts w:asciiTheme="minorBidi" w:eastAsia="Arial" w:hAnsiTheme="minorBidi" w:cstheme="minorBidi"/>
+          <w:b/>
+          <w:sz w:val="24"/>
+          <w:szCs w:val="24"/>
+          <w:rtl/>
+        </w:rPr>
+        <w:t>מהנדס.ת</w:t>
+      </w:r>
+      <w:proofErr w:type="spellEnd"/>
+      <w:r>
+        <w:rPr>
+          <w:rFonts w:asciiTheme="minorBidi" w:eastAsia="Arial" w:hAnsiTheme="minorBidi" w:cstheme="minorBidi"/>
+          <w:b/>
+          <w:sz w:val="24"/>
+          <w:szCs w:val="24"/>
+          <w:rtl/>
+        </w:rPr>
+        <w:t xml:space="preserve"> מערכת בכל צוות, אשר יהיה אחראי על הגדרת הדרישות ההנדסיות, ועל ניהול הצוות.  נא לרשום את שם </w:t>
+      </w:r>
+      <w:proofErr w:type="spellStart"/>
+      <w:r>
+        <w:rPr>
+          <w:rFonts w:asciiTheme="minorBidi" w:eastAsia="Arial" w:hAnsiTheme="minorBidi" w:cstheme="minorBidi"/>
+          <w:b/>
+          <w:sz w:val="24"/>
+          <w:szCs w:val="24"/>
+          <w:rtl/>
+        </w:rPr>
+        <w:t>הסטודנט.ית</w:t>
+      </w:r>
+      <w:proofErr w:type="spellEnd"/>
       <w:r>
         <w:rPr>
           <w:rFonts w:asciiTheme="minorBidi" w:eastAsia="Arial" w:hAnsiTheme="minorBidi" w:cstheme="minorBidi"/>
@@ -665,6 +828,7 @@
                 <w:szCs w:val="24"/>
               </w:rPr>
             </w:pPr>
+            <w:proofErr w:type="spellStart"/>
             <w:r>
               <w:rPr>
                 <w:rFonts w:asciiTheme="minorBidi" w:eastAsia="Arial" w:hAnsiTheme="minorBidi" w:cstheme="minorBidi"/>
@@ -672,8 +836,29 @@
                 <w:sz w:val="24"/>
                 <w:szCs w:val="24"/>
               </w:rPr>
-              <w:t>Fozi azzam</w:t>
+              <w:t>Fozi</w:t>
             </w:r>
+            <w:proofErr w:type="spellEnd"/>
+            <w:r>
+              <w:rPr>
+                <w:rFonts w:asciiTheme="minorBidi" w:eastAsia="Arial" w:hAnsiTheme="minorBidi" w:cstheme="minorBidi"/>
+                <w:b/>
+                <w:sz w:val="24"/>
+                <w:szCs w:val="24"/>
+              </w:rPr>
+              <w:t xml:space="preserve"> </w:t>
+            </w:r>
+            <w:proofErr w:type="spellStart"/>
+            <w:r>
+              <w:rPr>
+                <w:rFonts w:asciiTheme="minorBidi" w:eastAsia="Arial" w:hAnsiTheme="minorBidi" w:cstheme="minorBidi"/>
+                <w:b/>
+                <w:sz w:val="24"/>
+                <w:szCs w:val="24"/>
+              </w:rPr>
+              <w:t>azzam</w:t>
+            </w:r>
+            <w:proofErr w:type="spellEnd"/>
           </w:p>
         </w:tc>
         <w:tc>
@@ -846,7 +1031,51 @@
           <w:rtl/>
         </w:rPr>
         <w:br/>
-        <w:t>בצעו תהליך של חשיבה עיצובית כפי שעשיתם בקורסים קודמים. ניתן לעבוד בכל שלב עם כלי ב"מ, יש לרשום באילו פרומפטים השתמשתם.</w:t>
+        <w:t xml:space="preserve">בצעו תהליך של חשיבה עיצובית כפי שעשיתם בקורסים קודמים. ניתן לעבוד בכל שלב עם כלי </w:t>
+      </w:r>
+      <w:proofErr w:type="spellStart"/>
+      <w:r>
+        <w:rPr>
+          <w:rFonts w:asciiTheme="minorBidi" w:eastAsia="Arial" w:hAnsiTheme="minorBidi" w:cstheme="minorBidi"/>
+          <w:b/>
+          <w:sz w:val="24"/>
+          <w:szCs w:val="24"/>
+          <w:rtl/>
+        </w:rPr>
+        <w:t>ב"מ</w:t>
+      </w:r>
+      <w:proofErr w:type="spellEnd"/>
+      <w:r>
+        <w:rPr>
+          <w:rFonts w:asciiTheme="minorBidi" w:eastAsia="Arial" w:hAnsiTheme="minorBidi" w:cstheme="minorBidi"/>
+          <w:b/>
+          <w:sz w:val="24"/>
+          <w:szCs w:val="24"/>
+          <w:rtl/>
+        </w:rPr>
+        <w:t xml:space="preserve">, יש לרשום באילו </w:t>
+      </w:r>
+      <w:proofErr w:type="spellStart"/>
+      <w:r>
+        <w:rPr>
+          <w:rFonts w:asciiTheme="minorBidi" w:eastAsia="Arial" w:hAnsiTheme="minorBidi" w:cstheme="minorBidi"/>
+          <w:b/>
+          <w:sz w:val="24"/>
+          <w:szCs w:val="24"/>
+          <w:rtl/>
+        </w:rPr>
+        <w:t>פרומפטים</w:t>
+      </w:r>
+      <w:proofErr w:type="spellEnd"/>
+      <w:r>
+        <w:rPr>
+          <w:rFonts w:asciiTheme="minorBidi" w:eastAsia="Arial" w:hAnsiTheme="minorBidi" w:cstheme="minorBidi"/>
+          <w:b/>
+          <w:sz w:val="24"/>
+          <w:szCs w:val="24"/>
+          <w:rtl/>
+        </w:rPr>
+        <w:t xml:space="preserve"> השתמשתם.</w:t>
       </w:r>
     </w:p>
     <w:p>
@@ -871,7 +1100,73 @@
           <w:szCs w:val="24"/>
           <w:rtl/>
         </w:rPr>
-        <w:t>מהו שם האפליקציה?רשמו פסקה קצרה של הסבר והקשר (קונטקסט).יש להתיחס גם למקורות אקדמיים (מאמרים). הראו תרשים של האקוסיסטם.</w:t>
+        <w:t xml:space="preserve">מהו שם </w:t>
+      </w:r>
+      <w:proofErr w:type="spellStart"/>
+      <w:r>
+        <w:rPr>
+          <w:rFonts w:asciiTheme="minorBidi" w:eastAsia="Arial" w:hAnsiTheme="minorBidi" w:cstheme="minorBidi"/>
+          <w:b/>
+          <w:sz w:val="24"/>
+          <w:szCs w:val="24"/>
+          <w:rtl/>
+        </w:rPr>
+        <w:t>האפליקציה?רשמו</w:t>
+      </w:r>
+      <w:proofErr w:type="spellEnd"/>
+      <w:r>
+        <w:rPr>
+          <w:rFonts w:asciiTheme="minorBidi" w:eastAsia="Arial" w:hAnsiTheme="minorBidi" w:cstheme="minorBidi"/>
+          <w:b/>
+          <w:sz w:val="24"/>
+          <w:szCs w:val="24"/>
+          <w:rtl/>
+        </w:rPr>
+        <w:t xml:space="preserve"> פסקה קצרה של הסבר והקשר (קונטקסט).יש </w:t>
+      </w:r>
+      <w:proofErr w:type="spellStart"/>
+      <w:r>
+        <w:rPr>
+          <w:rFonts w:asciiTheme="minorBidi" w:eastAsia="Arial" w:hAnsiTheme="minorBidi" w:cstheme="minorBidi"/>
+          <w:b/>
+          <w:sz w:val="24"/>
+          <w:szCs w:val="24"/>
+          <w:rtl/>
+        </w:rPr>
+        <w:t>להתיחס</w:t>
+      </w:r>
+      <w:proofErr w:type="spellEnd"/>
+      <w:r>
+        <w:rPr>
+          <w:rFonts w:asciiTheme="minorBidi" w:eastAsia="Arial" w:hAnsiTheme="minorBidi" w:cstheme="minorBidi"/>
+          <w:b/>
+          <w:sz w:val="24"/>
+          <w:szCs w:val="24"/>
+          <w:rtl/>
+        </w:rPr>
+        <w:t xml:space="preserve"> גם למקורות אקדמיים (מאמרים). הראו תרשים של </w:t>
+      </w:r>
+      <w:proofErr w:type="spellStart"/>
+      <w:r>
+        <w:rPr>
+          <w:rFonts w:asciiTheme="minorBidi" w:eastAsia="Arial" w:hAnsiTheme="minorBidi" w:cstheme="minorBidi"/>
+          <w:b/>
+          <w:sz w:val="24"/>
+          <w:szCs w:val="24"/>
+          <w:rtl/>
+        </w:rPr>
+        <w:t>האקוסיסטם</w:t>
+      </w:r>
+      <w:proofErr w:type="spellEnd"/>
+      <w:r>
+        <w:rPr>
+          <w:rFonts w:asciiTheme="minorBidi" w:eastAsia="Arial" w:hAnsiTheme="minorBidi" w:cstheme="minorBidi"/>
+          <w:b/>
+          <w:sz w:val="24"/>
+          <w:szCs w:val="24"/>
+          <w:rtl/>
+        </w:rPr>
+        <w:t>.</w:t>
       </w:r>
     </w:p>
     <w:p>
@@ -910,6 +1205,7 @@
         </w:rPr>
         <w:t xml:space="preserve">תשובה: שם האפליקציה </w:t>
       </w:r>
+      <w:proofErr w:type="spellStart"/>
       <w:r>
         <w:rPr>
           <w:rFonts w:asciiTheme="minorBidi" w:eastAsia="Arial" w:hAnsiTheme="minorBidi" w:cstheme="minorBidi"/>
@@ -919,6 +1215,7 @@
         </w:rPr>
         <w:t>CropSurvive</w:t>
       </w:r>
+      <w:proofErr w:type="spellEnd"/>
       <w:r>
         <w:rPr>
           <w:rFonts w:asciiTheme="minorBidi" w:eastAsia="Arial" w:hAnsiTheme="minorBidi" w:cstheme="minorBidi"/>
@@ -979,7 +1276,19 @@
           <w:rtl/>
           <w:lang w:val="en-US"/>
         </w:rPr>
-        <w:t>אשר ניתן מד</w:t>
+        <w:t xml:space="preserve">אשר ניתן </w:t>
+      </w:r>
+      <w:proofErr w:type="spellStart"/>
+      <w:r>
+        <w:rPr>
+          <w:rFonts w:asciiTheme="minorBidi" w:eastAsia="Arial" w:hAnsiTheme="minorBidi" w:cstheme="minorBidi"/>
+          <w:b/>
+          <w:sz w:val="24"/>
+          <w:szCs w:val="24"/>
+          <w:rtl/>
+          <w:lang w:val="en-US"/>
+        </w:rPr>
+        <w:t>מד</w:t>
       </w:r>
       <w:r>
         <w:rPr>
@@ -1001,19 +1310,44 @@
           <w:rtl/>
           <w:lang w:val="en-US"/>
         </w:rPr>
-        <w:t>ר לילך יסעור קרוח</w:t>
-      </w:r>
-      <w:r>
-        <w:rPr>
-          <w:rFonts w:asciiTheme="minorBidi" w:eastAsia="Arial" w:hAnsiTheme="minorBidi" w:cstheme="minorBidi"/>
-          <w:b/>
-          <w:sz w:val="24"/>
-          <w:szCs w:val="24"/>
-          <w:rtl/>
-          <w:lang w:val="en-US"/>
-        </w:rPr>
-        <w:t xml:space="preserve"> -מצורף בגיטהאב</w:t>
-      </w:r>
+        <w:t>ר</w:t>
+      </w:r>
+      <w:proofErr w:type="spellEnd"/>
+      <w:r>
+        <w:rPr>
+          <w:rFonts w:asciiTheme="minorBidi" w:eastAsia="Arial" w:hAnsiTheme="minorBidi" w:cstheme="minorBidi"/>
+          <w:b/>
+          <w:sz w:val="24"/>
+          <w:szCs w:val="24"/>
+          <w:rtl/>
+          <w:lang w:val="en-US"/>
+        </w:rPr>
+        <w:t xml:space="preserve"> לילך יסעור קרוח</w:t>
+      </w:r>
+      <w:r>
+        <w:rPr>
+          <w:rFonts w:asciiTheme="minorBidi" w:eastAsia="Arial" w:hAnsiTheme="minorBidi" w:cstheme="minorBidi"/>
+          <w:b/>
+          <w:sz w:val="24"/>
+          <w:szCs w:val="24"/>
+          <w:rtl/>
+          <w:lang w:val="en-US"/>
+        </w:rPr>
+        <w:t xml:space="preserve"> -מצורף </w:t>
+      </w:r>
+      <w:proofErr w:type="spellStart"/>
+      <w:r>
+        <w:rPr>
+          <w:rFonts w:asciiTheme="minorBidi" w:eastAsia="Arial" w:hAnsiTheme="minorBidi" w:cstheme="minorBidi"/>
+          <w:b/>
+          <w:sz w:val="24"/>
+          <w:szCs w:val="24"/>
+          <w:rtl/>
+          <w:lang w:val="en-US"/>
+        </w:rPr>
+        <w:t>בגיטהאב</w:t>
+      </w:r>
+      <w:proofErr w:type="spellEnd"/>
     </w:p>
     <w:p>
       <w:pPr>
@@ -1037,8 +1371,21 @@
           <w:rtl/>
           <w:lang w:val="en-US"/>
         </w:rPr>
-        <w:t>תרשים ה אקו סיסטם</w:t>
-      </w:r>
+        <w:t xml:space="preserve">תרשים ה אקו </w:t>
+      </w:r>
+      <w:proofErr w:type="spellStart"/>
+      <w:r>
+        <w:rPr>
+          <w:rFonts w:asciiTheme="minorBidi" w:eastAsia="Arial" w:hAnsiTheme="minorBidi" w:cstheme="minorBidi"/>
+          <w:b/>
+          <w:sz w:val="24"/>
+          <w:szCs w:val="24"/>
+          <w:rtl/>
+          <w:lang w:val="en-US"/>
+        </w:rPr>
+        <w:t>סיסטם</w:t>
+      </w:r>
+      <w:proofErr w:type="spellEnd"/>
     </w:p>
     <w:p>
       <w:pPr>
@@ -1181,7 +1528,29 @@
           <w:szCs w:val="24"/>
           <w:rtl/>
         </w:rPr>
-        <w:t xml:space="preserve">הגדירו את הפרסונה של המשתמש במערכת. בצעו ראיון עם אדם המייצג משתמש.ציירו </w:t>
+        <w:t xml:space="preserve">הגדירו את הפרסונה של המשתמש במערכת. בצעו ראיון עם אדם המייצג </w:t>
+      </w:r>
+      <w:proofErr w:type="spellStart"/>
+      <w:r>
+        <w:rPr>
+          <w:rFonts w:asciiTheme="minorBidi" w:eastAsia="Arial" w:hAnsiTheme="minorBidi" w:cstheme="minorBidi"/>
+          <w:b/>
+          <w:sz w:val="24"/>
+          <w:szCs w:val="24"/>
+          <w:rtl/>
+        </w:rPr>
+        <w:t>משתמש.ציירו</w:t>
+      </w:r>
+      <w:proofErr w:type="spellEnd"/>
+      <w:r>
+        <w:rPr>
+          <w:rFonts w:asciiTheme="minorBidi" w:eastAsia="Arial" w:hAnsiTheme="minorBidi" w:cstheme="minorBidi"/>
+          <w:b/>
+          <w:sz w:val="24"/>
+          <w:szCs w:val="24"/>
+          <w:rtl/>
+        </w:rPr>
+        <w:t xml:space="preserve"> </w:t>
       </w:r>
       <w:r>
         <w:rPr>
@@ -1372,7 +1741,29 @@
                 <w:szCs w:val="24"/>
                 <w:rtl/>
               </w:rPr>
-              <w:t xml:space="preserve">ד"ר לילך היא ראש צוות מחקר ביוטכנולוגיה מנוסה בתחום מדעי המזון, המתמחה בהארכת חיי מדף של תוצרת חקלאית. היא מובילה ניסויי הבודק מבין מספר ציפויים ביולוגים מה הציפויי הכי מועיל ומה הפרמטרים הכי שמישים לחיזוי </w:t>
+              <w:t xml:space="preserve">ד"ר לילך היא ראש צוות מחקר ביוטכנולוגיה מנוסה בתחום מדעי המזון, המתמחה בהארכת חיי מדף של תוצרת חקלאית. היא מובילה ניסויי הבודק מבין מספר ציפויים ביולוגים מה </w:t>
+            </w:r>
+            <w:proofErr w:type="spellStart"/>
+            <w:r>
+              <w:rPr>
+                <w:rFonts w:asciiTheme="minorBidi" w:eastAsia="Arial" w:hAnsiTheme="minorBidi" w:cstheme="minorBidi"/>
+                <w:b/>
+                <w:sz w:val="24"/>
+                <w:szCs w:val="24"/>
+                <w:rtl/>
+              </w:rPr>
+              <w:t>הציפויי</w:t>
+            </w:r>
+            <w:proofErr w:type="spellEnd"/>
+            <w:r>
+              <w:rPr>
+                <w:rFonts w:asciiTheme="minorBidi" w:eastAsia="Arial" w:hAnsiTheme="minorBidi" w:cstheme="minorBidi"/>
+                <w:b/>
+                <w:sz w:val="24"/>
+                <w:szCs w:val="24"/>
+                <w:rtl/>
+              </w:rPr>
+              <w:t xml:space="preserve"> הכי מועיל ומה הפרמטרים הכי שמישים לחיזוי </w:t>
             </w:r>
           </w:p>
           <w:p>
@@ -1463,7 +1854,29 @@
                 <w:szCs w:val="24"/>
                 <w:rtl/>
               </w:rPr>
-              <w:t xml:space="preserve"> במכללת בראודה, בעלת ניסיון בניהול פרויקט מחקר. עובדת עם סטודנטים ויצירת מחקרים חדשים</w:t>
+              <w:t xml:space="preserve"> במכללת </w:t>
+            </w:r>
+            <w:proofErr w:type="spellStart"/>
+            <w:r>
+              <w:rPr>
+                <w:rFonts w:asciiTheme="minorBidi" w:eastAsia="Arial" w:hAnsiTheme="minorBidi" w:cstheme="minorBidi"/>
+                <w:b/>
+                <w:sz w:val="24"/>
+                <w:szCs w:val="24"/>
+                <w:rtl/>
+              </w:rPr>
+              <w:t>בראודה</w:t>
+            </w:r>
+            <w:proofErr w:type="spellEnd"/>
+            <w:r>
+              <w:rPr>
+                <w:rFonts w:asciiTheme="minorBidi" w:eastAsia="Arial" w:hAnsiTheme="minorBidi" w:cstheme="minorBidi"/>
+                <w:b/>
+                <w:sz w:val="24"/>
+                <w:szCs w:val="24"/>
+                <w:rtl/>
+              </w:rPr>
+              <w:t>, בעלת ניסיון בניהול פרויקט מחקר. עובדת עם סטודנטים ויצירת מחקרים חדשים</w:t>
             </w:r>
             <w:r>
               <w:rPr>
@@ -1740,6 +2153,7 @@
               </w:rPr>
               <w:t xml:space="preserve">מקום עבודה: </w:t>
             </w:r>
+            <w:proofErr w:type="spellStart"/>
             <w:r>
               <w:rPr>
                 <w:rFonts w:asciiTheme="minorBidi" w:eastAsia="Arial" w:hAnsiTheme="minorBidi" w:cstheme="minorBidi"/>
@@ -1750,6 +2164,7 @@
               </w:rPr>
               <w:t>בראודה</w:t>
             </w:r>
+            <w:proofErr w:type="spellEnd"/>
           </w:p>
           <w:p>
             <w:pPr>
@@ -2667,8 +3082,21 @@
           <w:rtl/>
           <w:lang w:val="en-US"/>
         </w:rPr>
-        <w:t>זה עלול לשנות לי את כל הממוצע של הקבוצה. הדיוק הוא הכל</w:t>
-      </w:r>
+        <w:t xml:space="preserve">זה עלול לשנות לי את כל הממוצע של הקבוצה. הדיוק הוא </w:t>
+      </w:r>
+      <w:proofErr w:type="spellStart"/>
+      <w:r>
+        <w:rPr>
+          <w:rFonts w:asciiTheme="minorBidi" w:eastAsia="Arial" w:hAnsiTheme="minorBidi" w:cstheme="minorBidi"/>
+          <w:b/>
+          <w:sz w:val="24"/>
+          <w:szCs w:val="24"/>
+          <w:rtl/>
+          <w:lang w:val="en-US"/>
+        </w:rPr>
+        <w:t>הכל</w:t>
+      </w:r>
+      <w:proofErr w:type="spellEnd"/>
       <w:r>
         <w:rPr>
           <w:rFonts w:asciiTheme="minorBidi" w:eastAsia="Arial" w:hAnsiTheme="minorBidi" w:cstheme="minorBidi"/>
@@ -2752,7 +3180,31 @@
           <w:rtl/>
           <w:lang w:val="en-US"/>
         </w:rPr>
-        <w:t>אני משתמשת אך ורק באקסל. זה הכלי שאני מכירה הכי טוב, הוא גמיש וזה מספיק טוב לצרכים שלי. הבעיה היא שהכל ידני – אני צריכה לפתוח את הקובץ של ה</w:t>
+        <w:t xml:space="preserve">אני משתמשת אך ורק באקסל. זה הכלי שאני מכירה הכי טוב, הוא גמיש וזה מספיק טוב לצרכים שלי. הבעיה היא </w:t>
+      </w:r>
+      <w:proofErr w:type="spellStart"/>
+      <w:r>
+        <w:rPr>
+          <w:rFonts w:asciiTheme="minorBidi" w:eastAsia="Arial" w:hAnsiTheme="minorBidi" w:cstheme="minorBidi"/>
+          <w:b/>
+          <w:sz w:val="24"/>
+          <w:szCs w:val="24"/>
+          <w:rtl/>
+          <w:lang w:val="en-US"/>
+        </w:rPr>
+        <w:t>שהכל</w:t>
+      </w:r>
+      <w:proofErr w:type="spellEnd"/>
+      <w:r>
+        <w:rPr>
+          <w:rFonts w:asciiTheme="minorBidi" w:eastAsia="Arial" w:hAnsiTheme="minorBidi" w:cstheme="minorBidi"/>
+          <w:b/>
+          <w:sz w:val="24"/>
+          <w:szCs w:val="24"/>
+          <w:rtl/>
+          <w:lang w:val="en-US"/>
+        </w:rPr>
+        <w:t xml:space="preserve"> ידני – אני צריכה לפתוח את הקובץ של ה</w:t>
       </w:r>
       <w:r>
         <w:rPr>
@@ -2792,7 +3244,31 @@
           <w:rtl/>
           <w:lang w:val="en-US"/>
         </w:rPr>
-        <w:t>להדביק, ולוודא שהכל מיושר לפי ימי הדגימה. זה 'מספיק טוב' לחישובים, אבל זה מאוד איטי ומייגע כשרוצים לראות את התמונה המלאה או להשוות בין קבוצות</w:t>
+        <w:t xml:space="preserve">להדביק, ולוודא </w:t>
+      </w:r>
+      <w:proofErr w:type="spellStart"/>
+      <w:r>
+        <w:rPr>
+          <w:rFonts w:asciiTheme="minorBidi" w:eastAsia="Arial" w:hAnsiTheme="minorBidi" w:cstheme="minorBidi"/>
+          <w:b/>
+          <w:sz w:val="24"/>
+          <w:szCs w:val="24"/>
+          <w:rtl/>
+          <w:lang w:val="en-US"/>
+        </w:rPr>
+        <w:t>שהכל</w:t>
+      </w:r>
+      <w:proofErr w:type="spellEnd"/>
+      <w:r>
+        <w:rPr>
+          <w:rFonts w:asciiTheme="minorBidi" w:eastAsia="Arial" w:hAnsiTheme="minorBidi" w:cstheme="minorBidi"/>
+          <w:b/>
+          <w:sz w:val="24"/>
+          <w:szCs w:val="24"/>
+          <w:rtl/>
+          <w:lang w:val="en-US"/>
+        </w:rPr>
+        <w:t xml:space="preserve"> מיושר לפי ימי הדגימה. זה 'מספיק טוב' לחישובים, אבל זה מאוד איטי ומייגע כשרוצים לראות את התמונה המלאה או להשוות בין קבוצות</w:t>
       </w:r>
       <w:r>
         <w:rPr>
@@ -3787,7 +4263,31 @@
                 <w:rtl/>
                 <w:lang w:val="en-US"/>
               </w:rPr>
-              <w:t xml:space="preserve">מנסה להפיק את המקסימום מהדאטה הקטוע שיש </w:t>
+              <w:t xml:space="preserve">מנסה להפיק את המקסימום </w:t>
+            </w:r>
+            <w:proofErr w:type="spellStart"/>
+            <w:r>
+              <w:rPr>
+                <w:rFonts w:asciiTheme="minorBidi" w:eastAsia="Arial" w:hAnsiTheme="minorBidi" w:cstheme="minorBidi"/>
+                <w:b/>
+                <w:sz w:val="24"/>
+                <w:szCs w:val="24"/>
+                <w:rtl/>
+                <w:lang w:val="en-US"/>
+              </w:rPr>
+              <w:t>מהדאטה</w:t>
+            </w:r>
+            <w:proofErr w:type="spellEnd"/>
+            <w:r>
+              <w:rPr>
+                <w:rFonts w:asciiTheme="minorBidi" w:eastAsia="Arial" w:hAnsiTheme="minorBidi" w:cstheme="minorBidi"/>
+                <w:b/>
+                <w:sz w:val="24"/>
+                <w:szCs w:val="24"/>
+                <w:rtl/>
+                <w:lang w:val="en-US"/>
+              </w:rPr>
+              <w:t xml:space="preserve"> הקטוע שיש </w:t>
             </w:r>
           </w:p>
           <w:p>
@@ -4077,6 +4577,7 @@
         </w:rPr>
         <w:t xml:space="preserve">המערכת </w:t>
       </w:r>
+      <w:proofErr w:type="spellStart"/>
       <w:r>
         <w:rPr>
           <w:rFonts w:asciiTheme="minorBidi" w:eastAsia="Arial" w:hAnsiTheme="minorBidi" w:cstheme="minorBidi" w:hint="cs"/>
@@ -4107,6 +4608,7 @@
         </w:rPr>
         <w:t>נכרנת</w:t>
       </w:r>
+      <w:proofErr w:type="spellEnd"/>
       <w:r>
         <w:rPr>
           <w:rFonts w:asciiTheme="minorBidi" w:eastAsia="Arial" w:hAnsiTheme="minorBidi" w:cstheme="minorBidi"/>
@@ -5049,15 +5551,27 @@
         </w:rPr>
         <w:t>(</w:t>
       </w:r>
-      <w:r>
-        <w:rPr>
-          <w:rFonts w:asciiTheme="minorBidi" w:eastAsia="Arial" w:hAnsiTheme="minorBidi" w:cstheme="minorBidi"/>
-          <w:b/>
-          <w:sz w:val="24"/>
-          <w:szCs w:val="24"/>
-          <w:lang w:val="en-US"/>
-        </w:rPr>
-        <w:t xml:space="preserve">AutoCompare </w:t>
+      <w:proofErr w:type="spellStart"/>
+      <w:r>
+        <w:rPr>
+          <w:rFonts w:asciiTheme="minorBidi" w:eastAsia="Arial" w:hAnsiTheme="minorBidi" w:cstheme="minorBidi"/>
+          <w:b/>
+          <w:sz w:val="24"/>
+          <w:szCs w:val="24"/>
+          <w:lang w:val="en-US"/>
+        </w:rPr>
+        <w:t>AutoCompare</w:t>
+      </w:r>
+      <w:proofErr w:type="spellEnd"/>
+      <w:r>
+        <w:rPr>
+          <w:rFonts w:asciiTheme="minorBidi" w:eastAsia="Arial" w:hAnsiTheme="minorBidi" w:cstheme="minorBidi"/>
+          <w:b/>
+          <w:sz w:val="24"/>
+          <w:szCs w:val="24"/>
+          <w:lang w:val="en-US"/>
+        </w:rPr>
+        <w:t xml:space="preserve"> </w:t>
       </w:r>
       <w:r>
         <w:rPr>
@@ -5196,16 +5710,29 @@
         </w:rPr>
         <w:t xml:space="preserve">: </w:t>
       </w:r>
-      <w:r>
-        <w:rPr>
-          <w:rFonts w:asciiTheme="minorBidi" w:eastAsia="Arial" w:hAnsiTheme="minorBidi" w:cstheme="minorBidi"/>
-          <w:b/>
-          <w:sz w:val="24"/>
-          <w:szCs w:val="24"/>
-          <w:rtl/>
-          <w:lang w:val="en-US"/>
-        </w:rPr>
-        <w:t>דאשבורד שמאפשר לה לבחור שני משתנים</w:t>
+      <w:proofErr w:type="spellStart"/>
+      <w:r>
+        <w:rPr>
+          <w:rFonts w:asciiTheme="minorBidi" w:eastAsia="Arial" w:hAnsiTheme="minorBidi" w:cstheme="minorBidi"/>
+          <w:b/>
+          <w:sz w:val="24"/>
+          <w:szCs w:val="24"/>
+          <w:rtl/>
+          <w:lang w:val="en-US"/>
+        </w:rPr>
+        <w:t>דאשבורד</w:t>
+      </w:r>
+      <w:proofErr w:type="spellEnd"/>
+      <w:r>
+        <w:rPr>
+          <w:rFonts w:asciiTheme="minorBidi" w:eastAsia="Arial" w:hAnsiTheme="minorBidi" w:cstheme="minorBidi"/>
+          <w:b/>
+          <w:sz w:val="24"/>
+          <w:szCs w:val="24"/>
+          <w:rtl/>
+          <w:lang w:val="en-US"/>
+        </w:rPr>
+        <w:t xml:space="preserve"> שמאפשר לה לבחור שני משתנים</w:t>
       </w:r>
       <w:r>
         <w:rPr>
@@ -5786,6 +6313,7 @@
           <w:lang w:val="en-US"/>
         </w:rPr>
       </w:pPr>
+      <w:proofErr w:type="spellStart"/>
       <w:r>
         <w:rPr>
           <w:rFonts w:asciiTheme="minorBidi" w:eastAsia="Arial" w:hAnsiTheme="minorBidi" w:cstheme="minorBidi"/>
@@ -5796,7 +6324,19 @@
           <w:lang w:val="en-US"/>
         </w:rPr>
         <w:lastRenderedPageBreak/>
-        <w:t>הסליידר הוויזואלי</w:t>
+        <w:t>הסליידר</w:t>
+      </w:r>
+      <w:proofErr w:type="spellEnd"/>
+      <w:r>
+        <w:rPr>
+          <w:rFonts w:asciiTheme="minorBidi" w:eastAsia="Arial" w:hAnsiTheme="minorBidi" w:cstheme="minorBidi"/>
+          <w:b/>
+          <w:sz w:val="24"/>
+          <w:szCs w:val="24"/>
+          <w:rtl/>
+          <w:lang w:val="en-US"/>
+        </w:rPr>
+        <w:t xml:space="preserve"> הוויזואלי</w:t>
       </w:r>
       <w:r>
         <w:rPr>
@@ -5923,16 +6463,53 @@
         </w:rPr>
         <w:t xml:space="preserve">: </w:t>
       </w:r>
-      <w:r>
-        <w:rPr>
-          <w:rFonts w:asciiTheme="minorBidi" w:eastAsia="Arial" w:hAnsiTheme="minorBidi" w:cstheme="minorBidi"/>
-          <w:b/>
-          <w:sz w:val="24"/>
-          <w:szCs w:val="24"/>
-          <w:rtl/>
-          <w:lang w:val="en-US"/>
-        </w:rPr>
-        <w:t>סליידר שזז על ציר הזמן (0 עד 14 ימים). ככל שהסליידר מתקדם, האלמנט הגרפי של הפרי משנה צבע (מ-ירוק רענן ל-שחור של ריקבון), מבוסס על ה</w:t>
+      <w:proofErr w:type="spellStart"/>
+      <w:r>
+        <w:rPr>
+          <w:rFonts w:asciiTheme="minorBidi" w:eastAsia="Arial" w:hAnsiTheme="minorBidi" w:cstheme="minorBidi"/>
+          <w:b/>
+          <w:sz w:val="24"/>
+          <w:szCs w:val="24"/>
+          <w:rtl/>
+          <w:lang w:val="en-US"/>
+        </w:rPr>
+        <w:t>סליידר</w:t>
+      </w:r>
+      <w:proofErr w:type="spellEnd"/>
+      <w:r>
+        <w:rPr>
+          <w:rFonts w:asciiTheme="minorBidi" w:eastAsia="Arial" w:hAnsiTheme="minorBidi" w:cstheme="minorBidi"/>
+          <w:b/>
+          <w:sz w:val="24"/>
+          <w:szCs w:val="24"/>
+          <w:rtl/>
+          <w:lang w:val="en-US"/>
+        </w:rPr>
+        <w:t xml:space="preserve"> שזז על ציר הזמן (0 עד 14 ימים). ככל </w:t>
+      </w:r>
+      <w:proofErr w:type="spellStart"/>
+      <w:r>
+        <w:rPr>
+          <w:rFonts w:asciiTheme="minorBidi" w:eastAsia="Arial" w:hAnsiTheme="minorBidi" w:cstheme="minorBidi"/>
+          <w:b/>
+          <w:sz w:val="24"/>
+          <w:szCs w:val="24"/>
+          <w:rtl/>
+          <w:lang w:val="en-US"/>
+        </w:rPr>
+        <w:t>שהסליידר</w:t>
+      </w:r>
+      <w:proofErr w:type="spellEnd"/>
+      <w:r>
+        <w:rPr>
+          <w:rFonts w:asciiTheme="minorBidi" w:eastAsia="Arial" w:hAnsiTheme="minorBidi" w:cstheme="minorBidi"/>
+          <w:b/>
+          <w:sz w:val="24"/>
+          <w:szCs w:val="24"/>
+          <w:rtl/>
+          <w:lang w:val="en-US"/>
+        </w:rPr>
+        <w:t xml:space="preserve"> מתקדם, האלמנט הגרפי של הפרי משנה צבע (מ-ירוק רענן ל-שחור של ריקבון), מבוסס על ה</w:t>
       </w:r>
       <w:r>
         <w:rPr>
@@ -6176,7 +6753,27 @@
           <w:b/>
           <w:rtl/>
         </w:rPr>
-        <w:t>הצגת דאשבורד השוואתי</w:t>
+        <w:t xml:space="preserve">הצגת </w:t>
+      </w:r>
+      <w:proofErr w:type="spellStart"/>
+      <w:r>
+        <w:rPr>
+          <w:rStyle w:val="citation-97"/>
+          <w:rFonts w:asciiTheme="minorBidi" w:hAnsiTheme="minorBidi" w:cstheme="minorBidi"/>
+          <w:b/>
+          <w:rtl/>
+        </w:rPr>
+        <w:t>דאשבורד</w:t>
+      </w:r>
+      <w:proofErr w:type="spellEnd"/>
+      <w:r>
+        <w:rPr>
+          <w:rStyle w:val="citation-97"/>
+          <w:rFonts w:asciiTheme="minorBidi" w:hAnsiTheme="minorBidi" w:cstheme="minorBidi"/>
+          <w:b/>
+          <w:rtl/>
+        </w:rPr>
+        <w:t xml:space="preserve"> השוואתי</w:t>
       </w:r>
       <w:r>
         <w:rPr>
@@ -6283,7 +6880,27 @@
           <w:b/>
           <w:rtl/>
         </w:rPr>
-        <w:t>המערכת תציג סליידר אינטראקטיבי המאפשר למשתמש לנוע בציר הזמן, כאשר הממשק הוויזואלי משנה את גוון הירק/פרי מירוק לשחור בהתאם לציון הטריות</w:t>
+        <w:t xml:space="preserve">המערכת תציג </w:t>
+      </w:r>
+      <w:proofErr w:type="spellStart"/>
+      <w:r>
+        <w:rPr>
+          <w:rStyle w:val="citation-95"/>
+          <w:rFonts w:asciiTheme="minorBidi" w:hAnsiTheme="minorBidi" w:cstheme="minorBidi"/>
+          <w:b/>
+          <w:rtl/>
+        </w:rPr>
+        <w:t>סליידר</w:t>
+      </w:r>
+      <w:proofErr w:type="spellEnd"/>
+      <w:r>
+        <w:rPr>
+          <w:rStyle w:val="citation-95"/>
+          <w:rFonts w:asciiTheme="minorBidi" w:hAnsiTheme="minorBidi" w:cstheme="minorBidi"/>
+          <w:b/>
+          <w:rtl/>
+        </w:rPr>
+        <w:t xml:space="preserve"> אינטראקטיבי המאפשר למשתמש לנוע בציר הזמן, כאשר הממשק הוויזואלי משנה את גוון הירק/פרי מירוק לשחור בהתאם לציון הטריות</w:t>
       </w:r>
       <w:r>
         <w:rPr>
@@ -6530,8 +7147,20 @@
           <w:szCs w:val="24"/>
           <w:rtl/>
         </w:rPr>
-        <w:t>המערכת תגיב לשינויים בסליידר</w:t>
-      </w:r>
+        <w:t xml:space="preserve">המערכת תגיב לשינויים </w:t>
+      </w:r>
+      <w:proofErr w:type="spellStart"/>
+      <w:r>
+        <w:rPr>
+          <w:rFonts w:asciiTheme="minorBidi" w:hAnsiTheme="minorBidi" w:cstheme="minorBidi"/>
+          <w:b/>
+          <w:sz w:val="24"/>
+          <w:szCs w:val="24"/>
+          <w:rtl/>
+        </w:rPr>
+        <w:t>בסליידר</w:t>
+      </w:r>
+      <w:proofErr w:type="spellEnd"/>
       <w:r>
         <w:rPr>
           <w:rFonts w:asciiTheme="minorBidi" w:hAnsiTheme="minorBidi" w:cstheme="minorBidi"/>
@@ -6659,7 +7288,29 @@
           <w:szCs w:val="24"/>
           <w:rtl/>
         </w:rPr>
-        <w:t>הקוד יכתב בצורה מודולרית כך שניתן יהיה להוסיף משתנים חדשים (למשל: סוג חיידק נוסף או מדד גז חדש) מבלי לשכתב את הלוגיקה המרכזית של חישוב הציון</w:t>
+        <w:t xml:space="preserve">הקוד </w:t>
+      </w:r>
+      <w:proofErr w:type="spellStart"/>
+      <w:r>
+        <w:rPr>
+          <w:rFonts w:asciiTheme="minorBidi" w:hAnsiTheme="minorBidi" w:cstheme="minorBidi"/>
+          <w:b/>
+          <w:sz w:val="24"/>
+          <w:szCs w:val="24"/>
+          <w:rtl/>
+        </w:rPr>
+        <w:t>יכתב</w:t>
+      </w:r>
+      <w:proofErr w:type="spellEnd"/>
+      <w:r>
+        <w:rPr>
+          <w:rFonts w:asciiTheme="minorBidi" w:hAnsiTheme="minorBidi" w:cstheme="minorBidi"/>
+          <w:b/>
+          <w:sz w:val="24"/>
+          <w:szCs w:val="24"/>
+          <w:rtl/>
+        </w:rPr>
+        <w:t xml:space="preserve"> בצורה מודולרית כך שניתן יהיה להוסיף משתנים חדשים (למשל: סוג חיידק נוסף או מדד גז חדש) מבלי לשכתב את הלוגיקה המרכזית של חישוב הציון</w:t>
       </w:r>
       <w:r>
         <w:rPr>
@@ -7212,6 +7863,7 @@
         </w:rPr>
         <w:br/>
       </w:r>
+      <w:proofErr w:type="spellStart"/>
       <w:r>
         <w:rPr>
           <w:rFonts w:asciiTheme="minorBidi" w:eastAsia="Arial" w:hAnsiTheme="minorBidi" w:cstheme="minorBidi"/>
@@ -7221,8 +7873,9 @@
           <w:szCs w:val="24"/>
           <w:rtl/>
         </w:rPr>
-        <w:t>סליידר ריקבון</w:t>
-      </w:r>
+        <w:t>סליידר</w:t>
+      </w:r>
+      <w:proofErr w:type="spellEnd"/>
       <w:r>
         <w:rPr>
           <w:rFonts w:asciiTheme="minorBidi" w:eastAsia="Arial" w:hAnsiTheme="minorBidi" w:cstheme="minorBidi"/>
@@ -7230,6 +7883,17 @@
           <w:bCs/>
           <w:sz w:val="24"/>
           <w:szCs w:val="24"/>
+          <w:rtl/>
+        </w:rPr>
+        <w:t xml:space="preserve"> ריקבון</w:t>
+      </w:r>
+      <w:r>
+        <w:rPr>
+          <w:rFonts w:asciiTheme="minorBidi" w:eastAsia="Arial" w:hAnsiTheme="minorBidi" w:cstheme="minorBidi"/>
+          <w:b/>
+          <w:bCs/>
+          <w:sz w:val="24"/>
+          <w:szCs w:val="24"/>
           <w:lang w:val="en-US"/>
         </w:rPr>
         <w:t xml:space="preserve"> (Decay Slider):</w:t>
@@ -7272,7 +7936,29 @@
           <w:szCs w:val="24"/>
           <w:rtl/>
         </w:rPr>
-        <w:t>גרירת הסליידר מאפשרת לחוקר לנוע על ציר הזמן קדימה, ולראות כיצד המערכת חוזה את התדרדרות מצב התוצרת והשתנות הנתונים בימים הבאים</w:t>
+        <w:t xml:space="preserve">גרירת </w:t>
+      </w:r>
+      <w:proofErr w:type="spellStart"/>
+      <w:r>
+        <w:rPr>
+          <w:rFonts w:asciiTheme="minorBidi" w:eastAsia="Arial" w:hAnsiTheme="minorBidi" w:cstheme="minorBidi"/>
+          <w:b/>
+          <w:sz w:val="24"/>
+          <w:szCs w:val="24"/>
+          <w:rtl/>
+        </w:rPr>
+        <w:t>הסליידר</w:t>
+      </w:r>
+      <w:proofErr w:type="spellEnd"/>
+      <w:r>
+        <w:rPr>
+          <w:rFonts w:asciiTheme="minorBidi" w:eastAsia="Arial" w:hAnsiTheme="minorBidi" w:cstheme="minorBidi"/>
+          <w:b/>
+          <w:sz w:val="24"/>
+          <w:szCs w:val="24"/>
+          <w:rtl/>
+        </w:rPr>
+        <w:t xml:space="preserve"> מאפשרת לחוקר לנוע על ציר הזמן קדימה, ולראות כיצד המערכת חוזה את התדרדרות מצב התוצרת והשתנות הנתונים בימים הבאים</w:t>
       </w:r>
       <w:r>
         <w:rPr>
@@ -7400,7 +8086,29 @@
           <w:sz w:val="24"/>
           <w:szCs w:val="24"/>
         </w:rPr>
-        <w:t xml:space="preserve"> (Choose DataSet 1 &amp; 2):</w:t>
+        <w:t xml:space="preserve"> (Choose </w:t>
+      </w:r>
+      <w:proofErr w:type="spellStart"/>
+      <w:r>
+        <w:rPr>
+          <w:rFonts w:asciiTheme="minorBidi" w:eastAsia="Arial" w:hAnsiTheme="minorBidi" w:cstheme="minorBidi"/>
+          <w:b/>
+          <w:bCs/>
+          <w:sz w:val="24"/>
+          <w:szCs w:val="24"/>
+        </w:rPr>
+        <w:t>DataSet</w:t>
+      </w:r>
+      <w:proofErr w:type="spellEnd"/>
+      <w:r>
+        <w:rPr>
+          <w:rFonts w:asciiTheme="minorBidi" w:eastAsia="Arial" w:hAnsiTheme="minorBidi" w:cstheme="minorBidi"/>
+          <w:b/>
+          <w:bCs/>
+          <w:sz w:val="24"/>
+          <w:szCs w:val="24"/>
+        </w:rPr>
+        <w:t xml:space="preserve"> 1 &amp; 2):</w:t>
       </w:r>
       <w:r>
         <w:rPr>
@@ -7782,7 +8490,29 @@
           <w:szCs w:val="24"/>
           <w:rtl/>
         </w:rPr>
-        <w:t>לאחר כמה זמן הירק יגיע לזמן אופטימלי וכמה זמן ישאר שם?</w:t>
+        <w:t xml:space="preserve">לאחר כמה זמן הירק יגיע לזמן אופטימלי וכמה זמן </w:t>
+      </w:r>
+      <w:proofErr w:type="spellStart"/>
+      <w:r>
+        <w:rPr>
+          <w:rFonts w:asciiTheme="minorBidi" w:eastAsia="Arial" w:hAnsiTheme="minorBidi" w:cstheme="minorBidi"/>
+          <w:b/>
+          <w:sz w:val="24"/>
+          <w:szCs w:val="24"/>
+          <w:rtl/>
+        </w:rPr>
+        <w:t>ישאר</w:t>
+      </w:r>
+      <w:proofErr w:type="spellEnd"/>
+      <w:r>
+        <w:rPr>
+          <w:rFonts w:asciiTheme="minorBidi" w:eastAsia="Arial" w:hAnsiTheme="minorBidi" w:cstheme="minorBidi"/>
+          <w:b/>
+          <w:sz w:val="24"/>
+          <w:szCs w:val="24"/>
+          <w:rtl/>
+        </w:rPr>
+        <w:t xml:space="preserve"> שם?</w:t>
       </w:r>
     </w:p>
     <w:p>
@@ -7826,7 +8556,29 @@
           <w:szCs w:val="24"/>
           <w:rtl/>
         </w:rPr>
-        <w:t>משתנים בת"ל: סוג הטיפול, זמן.</w:t>
+        <w:t xml:space="preserve">משתנים </w:t>
+      </w:r>
+      <w:proofErr w:type="spellStart"/>
+      <w:r>
+        <w:rPr>
+          <w:rFonts w:asciiTheme="minorBidi" w:eastAsia="Arial" w:hAnsiTheme="minorBidi" w:cstheme="minorBidi"/>
+          <w:b/>
+          <w:sz w:val="24"/>
+          <w:szCs w:val="24"/>
+          <w:rtl/>
+        </w:rPr>
+        <w:t>בת"ל</w:t>
+      </w:r>
+      <w:proofErr w:type="spellEnd"/>
+      <w:r>
+        <w:rPr>
+          <w:rFonts w:asciiTheme="minorBidi" w:eastAsia="Arial" w:hAnsiTheme="minorBidi" w:cstheme="minorBidi"/>
+          <w:b/>
+          <w:sz w:val="24"/>
+          <w:szCs w:val="24"/>
+          <w:rtl/>
+        </w:rPr>
+        <w:t>: סוג הטיפול, זמן.</w:t>
       </w:r>
     </w:p>
     <w:p>
@@ -8051,7 +8803,31 @@
           <w:rtl/>
           <w:lang w:val="en-US"/>
         </w:rPr>
-        <w:t>כמות החידקית בכללית</w:t>
+        <w:t xml:space="preserve">כמות </w:t>
+      </w:r>
+      <w:proofErr w:type="spellStart"/>
+      <w:r>
+        <w:rPr>
+          <w:rFonts w:asciiTheme="minorBidi" w:eastAsia="Arial" w:hAnsiTheme="minorBidi" w:cstheme="minorBidi"/>
+          <w:b/>
+          <w:sz w:val="24"/>
+          <w:szCs w:val="24"/>
+          <w:rtl/>
+          <w:lang w:val="en-US"/>
+        </w:rPr>
+        <w:t>החידקית</w:t>
+      </w:r>
+      <w:proofErr w:type="spellEnd"/>
+      <w:r>
+        <w:rPr>
+          <w:rFonts w:asciiTheme="minorBidi" w:eastAsia="Arial" w:hAnsiTheme="minorBidi" w:cstheme="minorBidi"/>
+          <w:b/>
+          <w:sz w:val="24"/>
+          <w:szCs w:val="24"/>
+          <w:rtl/>
+          <w:lang w:val="en-US"/>
+        </w:rPr>
+        <w:t xml:space="preserve"> בכללית</w:t>
       </w:r>
     </w:p>
     <w:p>
@@ -8078,7 +8854,31 @@
           <w:rtl/>
           <w:lang w:val="en-US"/>
         </w:rPr>
-        <w:t>כמות החידקי ציפוי הטובים</w:t>
+        <w:t xml:space="preserve">כמות </w:t>
+      </w:r>
+      <w:proofErr w:type="spellStart"/>
+      <w:r>
+        <w:rPr>
+          <w:rFonts w:asciiTheme="minorBidi" w:eastAsia="Arial" w:hAnsiTheme="minorBidi" w:cstheme="minorBidi"/>
+          <w:b/>
+          <w:sz w:val="24"/>
+          <w:szCs w:val="24"/>
+          <w:rtl/>
+          <w:lang w:val="en-US"/>
+        </w:rPr>
+        <w:t>החידקי</w:t>
+      </w:r>
+      <w:proofErr w:type="spellEnd"/>
+      <w:r>
+        <w:rPr>
+          <w:rFonts w:asciiTheme="minorBidi" w:eastAsia="Arial" w:hAnsiTheme="minorBidi" w:cstheme="minorBidi"/>
+          <w:b/>
+          <w:sz w:val="24"/>
+          <w:szCs w:val="24"/>
+          <w:rtl/>
+          <w:lang w:val="en-US"/>
+        </w:rPr>
+        <w:t xml:space="preserve"> ציפוי הטובים</w:t>
       </w:r>
       <w:r>
         <w:rPr>
@@ -8207,7 +9007,29 @@
           <w:szCs w:val="24"/>
           <w:rtl/>
         </w:rPr>
-        <w:t>מבחנים סטטסיטים:</w:t>
+        <w:t xml:space="preserve">מבחנים </w:t>
+      </w:r>
+      <w:proofErr w:type="spellStart"/>
+      <w:r>
+        <w:rPr>
+          <w:rFonts w:asciiTheme="minorBidi" w:eastAsia="Arial" w:hAnsiTheme="minorBidi" w:cstheme="minorBidi"/>
+          <w:b/>
+          <w:sz w:val="24"/>
+          <w:szCs w:val="24"/>
+          <w:rtl/>
+        </w:rPr>
+        <w:t>סטטסיטים</w:t>
+      </w:r>
+      <w:proofErr w:type="spellEnd"/>
+      <w:r>
+        <w:rPr>
+          <w:rFonts w:asciiTheme="minorBidi" w:eastAsia="Arial" w:hAnsiTheme="minorBidi" w:cstheme="minorBidi"/>
+          <w:b/>
+          <w:sz w:val="24"/>
+          <w:szCs w:val="24"/>
+          <w:rtl/>
+        </w:rPr>
+        <w:t>:</w:t>
       </w:r>
     </w:p>
     <w:p>
@@ -8230,7 +9052,29 @@
           <w:szCs w:val="24"/>
           <w:rtl/>
         </w:rPr>
-        <w:t>מודל גרף רגרסיה אשר יראה סטטיסיקה של איך המשתנים הבלתי תלויים משפיעים זה על זה להסקת רמת הריקבון</w:t>
+        <w:t xml:space="preserve">מודל גרף רגרסיה אשר יראה </w:t>
+      </w:r>
+      <w:proofErr w:type="spellStart"/>
+      <w:r>
+        <w:rPr>
+          <w:rFonts w:asciiTheme="minorBidi" w:eastAsia="Arial" w:hAnsiTheme="minorBidi" w:cstheme="minorBidi"/>
+          <w:b/>
+          <w:sz w:val="24"/>
+          <w:szCs w:val="24"/>
+          <w:rtl/>
+        </w:rPr>
+        <w:t>סטטיסיקה</w:t>
+      </w:r>
+      <w:proofErr w:type="spellEnd"/>
+      <w:r>
+        <w:rPr>
+          <w:rFonts w:asciiTheme="minorBidi" w:eastAsia="Arial" w:hAnsiTheme="minorBidi" w:cstheme="minorBidi"/>
+          <w:b/>
+          <w:sz w:val="24"/>
+          <w:szCs w:val="24"/>
+          <w:rtl/>
+        </w:rPr>
+        <w:t xml:space="preserve"> של איך המשתנים הבלתי תלויים משפיעים זה על זה להסקת רמת הריקבון</w:t>
       </w:r>
       <w:r>
         <w:rPr>
@@ -8274,15 +9118,71 @@
           <w:rtl/>
         </w:rPr>
       </w:pPr>
-      <w:r>
-        <w:rPr>
-          <w:rFonts w:asciiTheme="minorBidi" w:eastAsia="Arial" w:hAnsiTheme="minorBidi" w:cstheme="minorBidi"/>
-          <w:b/>
-          <w:sz w:val="24"/>
-          <w:szCs w:val="24"/>
-          <w:rtl/>
-        </w:rPr>
-        <w:t>אוכלוסית הבקטרייה לאורך זמן, ככל שהיחס בין כמות החידקים הטובים לרעים יקטן ככה תהליך הריקבון יואץ</w:t>
+      <w:proofErr w:type="spellStart"/>
+      <w:r>
+        <w:rPr>
+          <w:rFonts w:asciiTheme="minorBidi" w:eastAsia="Arial" w:hAnsiTheme="minorBidi" w:cstheme="minorBidi"/>
+          <w:b/>
+          <w:sz w:val="24"/>
+          <w:szCs w:val="24"/>
+          <w:rtl/>
+        </w:rPr>
+        <w:t>אוכלוסית</w:t>
+      </w:r>
+      <w:proofErr w:type="spellEnd"/>
+      <w:r>
+        <w:rPr>
+          <w:rFonts w:asciiTheme="minorBidi" w:eastAsia="Arial" w:hAnsiTheme="minorBidi" w:cstheme="minorBidi"/>
+          <w:b/>
+          <w:sz w:val="24"/>
+          <w:szCs w:val="24"/>
+          <w:rtl/>
+        </w:rPr>
+        <w:t xml:space="preserve"> </w:t>
+      </w:r>
+      <w:proofErr w:type="spellStart"/>
+      <w:r>
+        <w:rPr>
+          <w:rFonts w:asciiTheme="minorBidi" w:eastAsia="Arial" w:hAnsiTheme="minorBidi" w:cstheme="minorBidi"/>
+          <w:b/>
+          <w:sz w:val="24"/>
+          <w:szCs w:val="24"/>
+          <w:rtl/>
+        </w:rPr>
+        <w:t>הבקטרייה</w:t>
+      </w:r>
+      <w:proofErr w:type="spellEnd"/>
+      <w:r>
+        <w:rPr>
+          <w:rFonts w:asciiTheme="minorBidi" w:eastAsia="Arial" w:hAnsiTheme="minorBidi" w:cstheme="minorBidi"/>
+          <w:b/>
+          <w:sz w:val="24"/>
+          <w:szCs w:val="24"/>
+          <w:rtl/>
+        </w:rPr>
+        <w:t xml:space="preserve"> לאורך זמן, ככל שהיחס בין כמות </w:t>
+      </w:r>
+      <w:proofErr w:type="spellStart"/>
+      <w:r>
+        <w:rPr>
+          <w:rFonts w:asciiTheme="minorBidi" w:eastAsia="Arial" w:hAnsiTheme="minorBidi" w:cstheme="minorBidi"/>
+          <w:b/>
+          <w:sz w:val="24"/>
+          <w:szCs w:val="24"/>
+          <w:rtl/>
+        </w:rPr>
+        <w:t>החידקים</w:t>
+      </w:r>
+      <w:proofErr w:type="spellEnd"/>
+      <w:r>
+        <w:rPr>
+          <w:rFonts w:asciiTheme="minorBidi" w:eastAsia="Arial" w:hAnsiTheme="minorBidi" w:cstheme="minorBidi"/>
+          <w:b/>
+          <w:sz w:val="24"/>
+          <w:szCs w:val="24"/>
+          <w:rtl/>
+        </w:rPr>
+        <w:t xml:space="preserve"> הטובים לרעים יקטן ככה תהליך הריקבון יואץ</w:t>
       </w:r>
     </w:p>
     <w:p>
@@ -8304,7 +9204,29 @@
           <w:szCs w:val="24"/>
           <w:rtl/>
         </w:rPr>
-        <w:t>כאן ישומש מתאם ורגרסיה ליניארית</w:t>
+        <w:t xml:space="preserve">כאן </w:t>
+      </w:r>
+      <w:proofErr w:type="spellStart"/>
+      <w:r>
+        <w:rPr>
+          <w:rFonts w:asciiTheme="minorBidi" w:eastAsia="Arial" w:hAnsiTheme="minorBidi" w:cstheme="minorBidi"/>
+          <w:b/>
+          <w:sz w:val="24"/>
+          <w:szCs w:val="24"/>
+          <w:rtl/>
+        </w:rPr>
+        <w:t>ישומש</w:t>
+      </w:r>
+      <w:proofErr w:type="spellEnd"/>
+      <w:r>
+        <w:rPr>
+          <w:rFonts w:asciiTheme="minorBidi" w:eastAsia="Arial" w:hAnsiTheme="minorBidi" w:cstheme="minorBidi"/>
+          <w:b/>
+          <w:sz w:val="24"/>
+          <w:szCs w:val="24"/>
+          <w:rtl/>
+        </w:rPr>
+        <w:t xml:space="preserve"> מתאם ורגרסיה ליניארית</w:t>
       </w:r>
       <w:r>
         <w:rPr>
@@ -8376,7 +9298,51 @@
           <w:szCs w:val="24"/>
           <w:rtl/>
         </w:rPr>
-        <w:t>), התייחסו לקלטים, פלטים ותהליכים במערכת. הפרידו בין רכיבים אביוטיים לרכיבים ביוטיים (הפרידו בין יצרנים וצרכנים מסוגים שונים).</w:t>
+        <w:t xml:space="preserve">), התייחסו </w:t>
+      </w:r>
+      <w:proofErr w:type="spellStart"/>
+      <w:r>
+        <w:rPr>
+          <w:rFonts w:asciiTheme="minorBidi" w:eastAsia="Arial" w:hAnsiTheme="minorBidi" w:cstheme="minorBidi"/>
+          <w:b/>
+          <w:sz w:val="24"/>
+          <w:szCs w:val="24"/>
+          <w:rtl/>
+        </w:rPr>
+        <w:t>לקלטים</w:t>
+      </w:r>
+      <w:proofErr w:type="spellEnd"/>
+      <w:r>
+        <w:rPr>
+          <w:rFonts w:asciiTheme="minorBidi" w:eastAsia="Arial" w:hAnsiTheme="minorBidi" w:cstheme="minorBidi"/>
+          <w:b/>
+          <w:sz w:val="24"/>
+          <w:szCs w:val="24"/>
+          <w:rtl/>
+        </w:rPr>
+        <w:t xml:space="preserve">, פלטים ותהליכים במערכת. הפרידו בין רכיבים אביוטיים לרכיבים </w:t>
+      </w:r>
+      <w:proofErr w:type="spellStart"/>
+      <w:r>
+        <w:rPr>
+          <w:rFonts w:asciiTheme="minorBidi" w:eastAsia="Arial" w:hAnsiTheme="minorBidi" w:cstheme="minorBidi"/>
+          <w:b/>
+          <w:sz w:val="24"/>
+          <w:szCs w:val="24"/>
+          <w:rtl/>
+        </w:rPr>
+        <w:t>ביוטיים</w:t>
+      </w:r>
+      <w:proofErr w:type="spellEnd"/>
+      <w:r>
+        <w:rPr>
+          <w:rFonts w:asciiTheme="minorBidi" w:eastAsia="Arial" w:hAnsiTheme="minorBidi" w:cstheme="minorBidi"/>
+          <w:b/>
+          <w:sz w:val="24"/>
+          <w:szCs w:val="24"/>
+          <w:rtl/>
+        </w:rPr>
+        <w:t xml:space="preserve"> (הפרידו בין יצרנים וצרכנים מסוגים שונים).</w:t>
       </w:r>
     </w:p>
     <w:p>
@@ -8398,7 +9364,29 @@
           <w:szCs w:val="24"/>
           <w:rtl/>
         </w:rPr>
-        <w:t xml:space="preserve">הגדרת מערכת אקולוגית לפי אודום: </w:t>
+        <w:t xml:space="preserve">הגדרת מערכת אקולוגית לפי </w:t>
+      </w:r>
+      <w:proofErr w:type="spellStart"/>
+      <w:r>
+        <w:rPr>
+          <w:rFonts w:asciiTheme="minorBidi" w:eastAsia="Arial" w:hAnsiTheme="minorBidi" w:cstheme="minorBidi"/>
+          <w:b/>
+          <w:sz w:val="24"/>
+          <w:szCs w:val="24"/>
+          <w:rtl/>
+        </w:rPr>
+        <w:t>אודום</w:t>
+      </w:r>
+      <w:proofErr w:type="spellEnd"/>
+      <w:r>
+        <w:rPr>
+          <w:rFonts w:asciiTheme="minorBidi" w:eastAsia="Arial" w:hAnsiTheme="minorBidi" w:cstheme="minorBidi"/>
+          <w:b/>
+          <w:sz w:val="24"/>
+          <w:szCs w:val="24"/>
+          <w:rtl/>
+        </w:rPr>
+        <w:t xml:space="preserve">: </w:t>
       </w:r>
     </w:p>
     <w:p>
@@ -8420,7 +9408,29 @@
           <w:szCs w:val="24"/>
           <w:rtl/>
         </w:rPr>
-        <w:t>רכיבים ביוטיים:</w:t>
+        <w:t xml:space="preserve">רכיבים </w:t>
+      </w:r>
+      <w:proofErr w:type="spellStart"/>
+      <w:r>
+        <w:rPr>
+          <w:rFonts w:asciiTheme="minorBidi" w:eastAsia="Arial" w:hAnsiTheme="minorBidi" w:cstheme="minorBidi"/>
+          <w:b/>
+          <w:sz w:val="24"/>
+          <w:szCs w:val="24"/>
+          <w:rtl/>
+        </w:rPr>
+        <w:t>ביוטיים</w:t>
+      </w:r>
+      <w:proofErr w:type="spellEnd"/>
+      <w:r>
+        <w:rPr>
+          <w:rFonts w:asciiTheme="minorBidi" w:eastAsia="Arial" w:hAnsiTheme="minorBidi" w:cstheme="minorBidi"/>
+          <w:b/>
+          <w:sz w:val="24"/>
+          <w:szCs w:val="24"/>
+          <w:rtl/>
+        </w:rPr>
+        <w:t>:</w:t>
       </w:r>
     </w:p>
     <w:p>
@@ -8532,7 +9542,29 @@
           <w:szCs w:val="24"/>
           <w:rtl/>
         </w:rPr>
-        <w:t xml:space="preserve"> וחידקי ציפויי</w:t>
+        <w:t xml:space="preserve"> </w:t>
+      </w:r>
+      <w:proofErr w:type="spellStart"/>
+      <w:r>
+        <w:rPr>
+          <w:rFonts w:asciiTheme="minorBidi" w:eastAsia="Arial" w:hAnsiTheme="minorBidi" w:cstheme="minorBidi"/>
+          <w:b/>
+          <w:sz w:val="24"/>
+          <w:szCs w:val="24"/>
+          <w:rtl/>
+        </w:rPr>
+        <w:t>וחידקי</w:t>
+      </w:r>
+      <w:proofErr w:type="spellEnd"/>
+      <w:r>
+        <w:rPr>
+          <w:rFonts w:asciiTheme="minorBidi" w:eastAsia="Arial" w:hAnsiTheme="minorBidi" w:cstheme="minorBidi"/>
+          <w:b/>
+          <w:sz w:val="24"/>
+          <w:szCs w:val="24"/>
+          <w:rtl/>
+        </w:rPr>
+        <w:t xml:space="preserve"> ציפויי</w:t>
       </w:r>
       <w:r>
         <w:rPr>
@@ -8782,7 +9814,29 @@
           <w:szCs w:val="24"/>
           <w:rtl/>
         </w:rPr>
-        <w:t>אם חיידקי רקבון אז קיים פלט נוסף: חומצה מפרקת חסה יגוררת ריקבון</w:t>
+        <w:t xml:space="preserve">אם חיידקי רקבון אז קיים פלט נוסף: חומצה מפרקת חסה </w:t>
+      </w:r>
+      <w:proofErr w:type="spellStart"/>
+      <w:r>
+        <w:rPr>
+          <w:rFonts w:asciiTheme="minorBidi" w:eastAsia="Arial" w:hAnsiTheme="minorBidi" w:cstheme="minorBidi"/>
+          <w:b/>
+          <w:sz w:val="24"/>
+          <w:szCs w:val="24"/>
+          <w:rtl/>
+        </w:rPr>
+        <w:t>יגוררת</w:t>
+      </w:r>
+      <w:proofErr w:type="spellEnd"/>
+      <w:r>
+        <w:rPr>
+          <w:rFonts w:asciiTheme="minorBidi" w:eastAsia="Arial" w:hAnsiTheme="minorBidi" w:cstheme="minorBidi"/>
+          <w:b/>
+          <w:sz w:val="24"/>
+          <w:szCs w:val="24"/>
+          <w:rtl/>
+        </w:rPr>
+        <w:t xml:space="preserve"> ריקבון</w:t>
       </w:r>
     </w:p>
     <w:p>
@@ -8809,7 +9863,29 @@
           <w:szCs w:val="24"/>
           <w:rtl/>
         </w:rPr>
-        <w:t xml:space="preserve">אם חיידקי ציפויי אז קיים פלט נוסף: חומצה לקטית אשר מקטינה את ה </w:t>
+        <w:t xml:space="preserve">אם חיידקי ציפויי אז קיים פלט נוסף: חומצה </w:t>
+      </w:r>
+      <w:proofErr w:type="spellStart"/>
+      <w:r>
+        <w:rPr>
+          <w:rFonts w:asciiTheme="minorBidi" w:eastAsia="Arial" w:hAnsiTheme="minorBidi" w:cstheme="minorBidi"/>
+          <w:b/>
+          <w:sz w:val="24"/>
+          <w:szCs w:val="24"/>
+          <w:rtl/>
+        </w:rPr>
+        <w:t>לקטית</w:t>
+      </w:r>
+      <w:proofErr w:type="spellEnd"/>
+      <w:r>
+        <w:rPr>
+          <w:rFonts w:asciiTheme="minorBidi" w:eastAsia="Arial" w:hAnsiTheme="minorBidi" w:cstheme="minorBidi"/>
+          <w:b/>
+          <w:sz w:val="24"/>
+          <w:szCs w:val="24"/>
+          <w:rtl/>
+        </w:rPr>
+        <w:t xml:space="preserve"> אשר מקטינה את ה </w:t>
       </w:r>
       <w:r>
         <w:rPr>
@@ -8971,7 +10047,29 @@
           <w:szCs w:val="24"/>
           <w:rtl/>
         </w:rPr>
-        <w:t>): החומצה הלקטית שמפרישים חיידקי הציפוי מפחיתה את מדד ה</w:t>
+        <w:t xml:space="preserve">): החומצה </w:t>
+      </w:r>
+      <w:proofErr w:type="spellStart"/>
+      <w:r>
+        <w:rPr>
+          <w:rFonts w:asciiTheme="minorBidi" w:eastAsia="Arial" w:hAnsiTheme="minorBidi" w:cstheme="minorBidi"/>
+          <w:b/>
+          <w:sz w:val="24"/>
+          <w:szCs w:val="24"/>
+          <w:rtl/>
+        </w:rPr>
+        <w:t>הלקטית</w:t>
+      </w:r>
+      <w:proofErr w:type="spellEnd"/>
+      <w:r>
+        <w:rPr>
+          <w:rFonts w:asciiTheme="minorBidi" w:eastAsia="Arial" w:hAnsiTheme="minorBidi" w:cstheme="minorBidi"/>
+          <w:b/>
+          <w:sz w:val="24"/>
+          <w:szCs w:val="24"/>
+          <w:rtl/>
+        </w:rPr>
+        <w:t xml:space="preserve"> שמפרישים חיידקי הציפוי מפחיתה את מדד ה</w:t>
       </w:r>
       <w:r>
         <w:rPr>
@@ -9033,7 +10131,29 @@
           <w:rtl/>
         </w:rPr>
         <w:lastRenderedPageBreak/>
-        <w:t xml:space="preserve">את יכולת ההתפשטות וההתרבות של חיידקי הריקבון (בסיס התחרות במודל לוטקה-וולטרה).  </w:t>
+        <w:t xml:space="preserve">את יכולת ההתפשטות וההתרבות של חיידקי הריקבון (בסיס התחרות במודל </w:t>
+      </w:r>
+      <w:proofErr w:type="spellStart"/>
+      <w:r>
+        <w:rPr>
+          <w:rFonts w:asciiTheme="minorBidi" w:eastAsia="Arial" w:hAnsiTheme="minorBidi" w:cstheme="minorBidi"/>
+          <w:b/>
+          <w:sz w:val="24"/>
+          <w:szCs w:val="24"/>
+          <w:rtl/>
+        </w:rPr>
+        <w:t>לוטקה-וולטרה</w:t>
+      </w:r>
+      <w:proofErr w:type="spellEnd"/>
+      <w:r>
+        <w:rPr>
+          <w:rFonts w:asciiTheme="minorBidi" w:eastAsia="Arial" w:hAnsiTheme="minorBidi" w:cstheme="minorBidi"/>
+          <w:b/>
+          <w:sz w:val="24"/>
+          <w:szCs w:val="24"/>
+          <w:rtl/>
+        </w:rPr>
+        <w:t xml:space="preserve">).  </w:t>
       </w:r>
     </w:p>
     <w:p>
@@ -9219,16 +10339,29 @@
         </w:rPr>
         <w:t xml:space="preserve">), וכן </w:t>
       </w:r>
-      <w:r>
-        <w:rPr>
-          <w:rFonts w:asciiTheme="minorBidi" w:eastAsia="Arial" w:hAnsiTheme="minorBidi" w:cstheme="minorBidi"/>
-          <w:b/>
-          <w:sz w:val="24"/>
-          <w:szCs w:val="24"/>
-          <w:rtl/>
-        </w:rPr>
-        <w:t xml:space="preserve">בתיקייית התרגיל ב </w:t>
-      </w:r>
+      <w:proofErr w:type="spellStart"/>
+      <w:r>
+        <w:rPr>
+          <w:rFonts w:asciiTheme="minorBidi" w:eastAsia="Arial" w:hAnsiTheme="minorBidi" w:cstheme="minorBidi"/>
+          <w:b/>
+          <w:sz w:val="24"/>
+          <w:szCs w:val="24"/>
+          <w:rtl/>
+        </w:rPr>
+        <w:t>בתיקייית</w:t>
+      </w:r>
+      <w:proofErr w:type="spellEnd"/>
+      <w:r>
+        <w:rPr>
+          <w:rFonts w:asciiTheme="minorBidi" w:eastAsia="Arial" w:hAnsiTheme="minorBidi" w:cstheme="minorBidi"/>
+          <w:b/>
+          <w:sz w:val="24"/>
+          <w:szCs w:val="24"/>
+          <w:rtl/>
+        </w:rPr>
+        <w:t xml:space="preserve"> התרגיל ב </w:t>
+      </w:r>
+      <w:proofErr w:type="spellStart"/>
       <w:r>
         <w:rPr>
           <w:rFonts w:asciiTheme="minorBidi" w:eastAsia="Arial" w:hAnsiTheme="minorBidi" w:cstheme="minorBidi"/>
@@ -9238,6 +10371,7 @@
         </w:rPr>
         <w:t>moodle</w:t>
       </w:r>
+      <w:proofErr w:type="spellEnd"/>
     </w:p>
     <w:p>
       <w:pPr>
@@ -9290,14 +10424,25 @@
         </w:rPr>
         <w:t xml:space="preserve"> </w:t>
       </w:r>
-      <w:r>
-        <w:rPr>
-          <w:rFonts w:asciiTheme="minorBidi" w:eastAsia="Arial" w:hAnsiTheme="minorBidi" w:cstheme="minorBidi"/>
-          <w:b/>
-          <w:sz w:val="24"/>
-          <w:szCs w:val="24"/>
-        </w:rPr>
-        <w:t>CropSurvive-YFG</w:t>
+      <w:proofErr w:type="spellStart"/>
+      <w:r>
+        <w:rPr>
+          <w:rFonts w:asciiTheme="minorBidi" w:eastAsia="Arial" w:hAnsiTheme="minorBidi" w:cstheme="minorBidi"/>
+          <w:b/>
+          <w:sz w:val="24"/>
+          <w:szCs w:val="24"/>
+        </w:rPr>
+        <w:t>CropSurvive</w:t>
+      </w:r>
+      <w:proofErr w:type="spellEnd"/>
+      <w:r>
+        <w:rPr>
+          <w:rFonts w:asciiTheme="minorBidi" w:eastAsia="Arial" w:hAnsiTheme="minorBidi" w:cstheme="minorBidi"/>
+          <w:b/>
+          <w:sz w:val="24"/>
+          <w:szCs w:val="24"/>
+        </w:rPr>
+        <w:t>-YFG</w:t>
       </w:r>
     </w:p>
     <w:p>
@@ -9387,7 +10532,7 @@
 </file>
 
 <file path=word/endnotes.xml><?xml version="1.0" encoding="utf-8"?>
-<w:endnotes xmlns:wpc="http://schemas.microsoft.com/office/word/2010/wordprocessingCanvas" xmlns:cx="http://schemas.microsoft.com/office/drawing/2014/chartex" xmlns:cx1="http://schemas.microsoft.com/office/drawing/2015/9/8/chartex" xmlns:cx2="http://schemas.microsoft.com/office/drawing/2015/10/21/chartex" xmlns:cx3="http://schemas.microsoft.com/office/drawing/2016/5/9/chartex" xmlns:cx4="http://schemas.microsoft.com/office/drawing/2016/5/10/chartex" xmlns:cx5="http://schemas.microsoft.com/office/drawing/2016/5/11/chartex" xmlns:cx6="http://schemas.microsoft.com/office/drawing/2016/5/12/chartex" xmlns:cx7="http://schemas.microsoft.com/office/drawing/2016/5/13/chartex" xmlns:cx8="http://schemas.microsoft.com/office/drawing/2016/5/14/chartex" xmlns:mc="http://schemas.openxmlformats.org/markup-compatibility/2006" xmlns:aink="http://schemas.microsoft.com/office/drawing/2016/ink" xmlns:am3d="http://schemas.microsoft.com/office/drawing/2017/model3d" xmlns:o="urn:schemas-microsoft-com:office:office" xmlns:oel="http://schemas.microsoft.com/office/2019/extlst" xmlns:r="http://schemas.openxmlformats.org/officeDocument/2006/relationships" xmlns:m="http://schemas.openxmlformats.org/officeDocument/2006/math" xmlns:v="urn:schemas-microsoft-com:vml" xmlns:wp14="http://schemas.microsoft.com/office/word/2010/wordprocessingDrawing" xmlns:wp="http://schemas.openxmlformats.org/drawingml/2006/wordprocessingDrawing" xmlns:w10="urn:schemas-microsoft-com:office:word" xmlns:w="http://schemas.openxmlformats.org/wordprocessingml/2006/main" xmlns:w14="http://schemas.microsoft.com/office/word/2010/wordml" xmlns:w15="http://schemas.microsoft.com/office/word/2012/wordml" xmlns:w16cex="http://schemas.microsoft.com/office/word/2018/wordml/cex" xmlns:w16cid="http://schemas.microsoft.com/office/word/2016/wordml/cid" xmlns:w16="http://schemas.microsoft.com/office/word/2018/wordml" xmlns:w16sdtdh="http://schemas.microsoft.com/office/word/2020/wordml/sdtdatahash" xmlns:w16se="http://schemas.microsoft.com/office/word/2015/wordml/symex" xmlns:wpg="http://schemas.microsoft.com/office/word/2010/wordprocessingGroup" xmlns:wpi="http://schemas.microsoft.com/office/word/2010/wordprocessingInk" xmlns:wne="http://schemas.microsoft.com/office/word/2006/wordml" xmlns:wps="http://schemas.microsoft.com/office/word/2010/wordprocessingShape" mc:Ignorable="w14 w15 w16se w16cid w16 w16cex w16sdtdh wp14">
+<w:endnotes xmlns:wpc="http://schemas.microsoft.com/office/word/2010/wordprocessingCanvas" xmlns:cx="http://schemas.microsoft.com/office/drawing/2014/chartex" xmlns:cx1="http://schemas.microsoft.com/office/drawing/2015/9/8/chartex" xmlns:cx2="http://schemas.microsoft.com/office/drawing/2015/10/21/chartex" xmlns:cx3="http://schemas.microsoft.com/office/drawing/2016/5/9/chartex" xmlns:cx4="http://schemas.microsoft.com/office/drawing/2016/5/10/chartex" xmlns:cx5="http://schemas.microsoft.com/office/drawing/2016/5/11/chartex" xmlns:cx6="http://schemas.microsoft.com/office/drawing/2016/5/12/chartex" xmlns:cx7="http://schemas.microsoft.com/office/drawing/2016/5/13/chartex" xmlns:cx8="http://schemas.microsoft.com/office/drawing/2016/5/14/chartex" xmlns:mc="http://schemas.openxmlformats.org/markup-compatibility/2006" xmlns:aink="http://schemas.microsoft.com/office/drawing/2016/ink" xmlns:am3d="http://schemas.microsoft.com/office/drawing/2017/model3d" xmlns:o="urn:schemas-microsoft-com:office:office" xmlns:oel="http://schemas.microsoft.com/office/2019/extlst" xmlns:r="http://schemas.openxmlformats.org/officeDocument/2006/relationships" xmlns:m="http://schemas.openxmlformats.org/officeDocument/2006/math" xmlns:v="urn:schemas-microsoft-com:vml" xmlns:wp14="http://schemas.microsoft.com/office/word/2010/wordprocessingDrawing" xmlns:wp="http://schemas.openxmlformats.org/drawingml/2006/wordprocessingDrawing" xmlns:w10="urn:schemas-microsoft-com:office:word" xmlns:w="http://schemas.openxmlformats.org/wordprocessingml/2006/main" xmlns:w14="http://schemas.microsoft.com/office/word/2010/wordml" xmlns:w15="http://schemas.microsoft.com/office/word/2012/wordml" xmlns:w16cex="http://schemas.microsoft.com/office/word/2018/wordml/cex" xmlns:w16cid="http://schemas.microsoft.com/office/word/2016/wordml/cid" xmlns:w16="http://schemas.microsoft.com/office/word/2018/wordml" xmlns:w16du="http://schemas.microsoft.com/office/word/2023/wordml/word16du" xmlns:w16sdtdh="http://schemas.microsoft.com/office/word/2020/wordml/sdtdatahash" xmlns:w16sdtfl="http://schemas.microsoft.com/office/word/2024/wordml/sdtformatlock" xmlns:w16se="http://schemas.microsoft.com/office/word/2015/wordml/symex" xmlns:wpg="http://schemas.microsoft.com/office/word/2010/wordprocessingGroup" xmlns:wpi="http://schemas.microsoft.com/office/word/2010/wordprocessingInk" xmlns:wne="http://schemas.microsoft.com/office/word/2006/wordml" xmlns:wps="http://schemas.microsoft.com/office/word/2010/wordprocessingShape" mc:Ignorable="w14 w15 w16se w16cid w16 w16cex w16sdtdh w16sdtfl w16du wp14">
   <w:endnote w:type="separator" w:id="-1">
     <w:p>
       <w:pPr>
@@ -9412,7 +10557,7 @@
 </file>
 
 <file path=word/footnotes.xml><?xml version="1.0" encoding="utf-8"?>
-<w:footnotes xmlns:wpc="http://schemas.microsoft.com/office/word/2010/wordprocessingCanvas" xmlns:cx="http://schemas.microsoft.com/office/drawing/2014/chartex" xmlns:cx1="http://schemas.microsoft.com/office/drawing/2015/9/8/chartex" xmlns:cx2="http://schemas.microsoft.com/office/drawing/2015/10/21/chartex" xmlns:cx3="http://schemas.microsoft.com/office/drawing/2016/5/9/chartex" xmlns:cx4="http://schemas.microsoft.com/office/drawing/2016/5/10/chartex" xmlns:cx5="http://schemas.microsoft.com/office/drawing/2016/5/11/chartex" xmlns:cx6="http://schemas.microsoft.com/office/drawing/2016/5/12/chartex" xmlns:cx7="http://schemas.microsoft.com/office/drawing/2016/5/13/chartex" xmlns:cx8="http://schemas.microsoft.com/office/drawing/2016/5/14/chartex" xmlns:mc="http://schemas.openxmlformats.org/markup-compatibility/2006" xmlns:aink="http://schemas.microsoft.com/office/drawing/2016/ink" xmlns:am3d="http://schemas.microsoft.com/office/drawing/2017/model3d" xmlns:o="urn:schemas-microsoft-com:office:office" xmlns:oel="http://schemas.microsoft.com/office/2019/extlst" xmlns:r="http://schemas.openxmlformats.org/officeDocument/2006/relationships" xmlns:m="http://schemas.openxmlformats.org/officeDocument/2006/math" xmlns:v="urn:schemas-microsoft-com:vml" xmlns:wp14="http://schemas.microsoft.com/office/word/2010/wordprocessingDrawing" xmlns:wp="http://schemas.openxmlformats.org/drawingml/2006/wordprocessingDrawing" xmlns:w10="urn:schemas-microsoft-com:office:word" xmlns:w="http://schemas.openxmlformats.org/wordprocessingml/2006/main" xmlns:w14="http://schemas.microsoft.com/office/word/2010/wordml" xmlns:w15="http://schemas.microsoft.com/office/word/2012/wordml" xmlns:w16cex="http://schemas.microsoft.com/office/word/2018/wordml/cex" xmlns:w16cid="http://schemas.microsoft.com/office/word/2016/wordml/cid" xmlns:w16="http://schemas.microsoft.com/office/word/2018/wordml" xmlns:w16sdtdh="http://schemas.microsoft.com/office/word/2020/wordml/sdtdatahash" xmlns:w16se="http://schemas.microsoft.com/office/word/2015/wordml/symex" xmlns:wpg="http://schemas.microsoft.com/office/word/2010/wordprocessingGroup" xmlns:wpi="http://schemas.microsoft.com/office/word/2010/wordprocessingInk" xmlns:wne="http://schemas.microsoft.com/office/word/2006/wordml" xmlns:wps="http://schemas.microsoft.com/office/word/2010/wordprocessingShape" mc:Ignorable="w14 w15 w16se w16cid w16 w16cex w16sdtdh wp14">
+<w:footnotes xmlns:wpc="http://schemas.microsoft.com/office/word/2010/wordprocessingCanvas" xmlns:cx="http://schemas.microsoft.com/office/drawing/2014/chartex" xmlns:cx1="http://schemas.microsoft.com/office/drawing/2015/9/8/chartex" xmlns:cx2="http://schemas.microsoft.com/office/drawing/2015/10/21/chartex" xmlns:cx3="http://schemas.microsoft.com/office/drawing/2016/5/9/chartex" xmlns:cx4="http://schemas.microsoft.com/office/drawing/2016/5/10/chartex" xmlns:cx5="http://schemas.microsoft.com/office/drawing/2016/5/11/chartex" xmlns:cx6="http://schemas.microsoft.com/office/drawing/2016/5/12/chartex" xmlns:cx7="http://schemas.microsoft.com/office/drawing/2016/5/13/chartex" xmlns:cx8="http://schemas.microsoft.com/office/drawing/2016/5/14/chartex" xmlns:mc="http://schemas.openxmlformats.org/markup-compatibility/2006" xmlns:aink="http://schemas.microsoft.com/office/drawing/2016/ink" xmlns:am3d="http://schemas.microsoft.com/office/drawing/2017/model3d" xmlns:o="urn:schemas-microsoft-com:office:office" xmlns:oel="http://schemas.microsoft.com/office/2019/extlst" xmlns:r="http://schemas.openxmlformats.org/officeDocument/2006/relationships" xmlns:m="http://schemas.openxmlformats.org/officeDocument/2006/math" xmlns:v="urn:schemas-microsoft-com:vml" xmlns:wp14="http://schemas.microsoft.com/office/word/2010/wordprocessingDrawing" xmlns:wp="http://schemas.openxmlformats.org/drawingml/2006/wordprocessingDrawing" xmlns:w10="urn:schemas-microsoft-com:office:word" xmlns:w="http://schemas.openxmlformats.org/wordprocessingml/2006/main" xmlns:w14="http://schemas.microsoft.com/office/word/2010/wordml" xmlns:w15="http://schemas.microsoft.com/office/word/2012/wordml" xmlns:w16cex="http://schemas.microsoft.com/office/word/2018/wordml/cex" xmlns:w16cid="http://schemas.microsoft.com/office/word/2016/wordml/cid" xmlns:w16="http://schemas.microsoft.com/office/word/2018/wordml" xmlns:w16du="http://schemas.microsoft.com/office/word/2023/wordml/word16du" xmlns:w16sdtdh="http://schemas.microsoft.com/office/word/2020/wordml/sdtdatahash" xmlns:w16sdtfl="http://schemas.microsoft.com/office/word/2024/wordml/sdtformatlock" xmlns:w16se="http://schemas.microsoft.com/office/word/2015/wordml/symex" xmlns:wpg="http://schemas.microsoft.com/office/word/2010/wordprocessingGroup" xmlns:wpi="http://schemas.microsoft.com/office/word/2010/wordprocessingInk" xmlns:wne="http://schemas.microsoft.com/office/word/2006/wordml" xmlns:wps="http://schemas.microsoft.com/office/word/2010/wordprocessingShape" mc:Ignorable="w14 w15 w16se w16cid w16 w16cex w16sdtdh w16sdtfl w16du wp14">
   <w:footnote w:type="separator" w:id="-1">
     <w:p>
       <w:pPr>
@@ -9437,7 +10582,7 @@
 </file>
 
 <file path=word/header1.xml><?xml version="1.0" encoding="utf-8"?>
-<w:hdr xmlns:wpc="http://schemas.microsoft.com/office/word/2010/wordprocessingCanvas" xmlns:cx="http://schemas.microsoft.com/office/drawing/2014/chartex" xmlns:cx1="http://schemas.microsoft.com/office/drawing/2015/9/8/chartex" xmlns:cx2="http://schemas.microsoft.com/office/drawing/2015/10/21/chartex" xmlns:cx3="http://schemas.microsoft.com/office/drawing/2016/5/9/chartex" xmlns:cx4="http://schemas.microsoft.com/office/drawing/2016/5/10/chartex" xmlns:cx5="http://schemas.microsoft.com/office/drawing/2016/5/11/chartex" xmlns:cx6="http://schemas.microsoft.com/office/drawing/2016/5/12/chartex" xmlns:cx7="http://schemas.microsoft.com/office/drawing/2016/5/13/chartex" xmlns:cx8="http://schemas.microsoft.com/office/drawing/2016/5/14/chartex" xmlns:mc="http://schemas.openxmlformats.org/markup-compatibility/2006" xmlns:aink="http://schemas.microsoft.com/office/drawing/2016/ink" xmlns:am3d="http://schemas.microsoft.com/office/drawing/2017/model3d" xmlns:o="urn:schemas-microsoft-com:office:office" xmlns:oel="http://schemas.microsoft.com/office/2019/extlst" xmlns:r="http://schemas.openxmlformats.org/officeDocument/2006/relationships" xmlns:m="http://schemas.openxmlformats.org/officeDocument/2006/math" xmlns:v="urn:schemas-microsoft-com:vml" xmlns:wp14="http://schemas.microsoft.com/office/word/2010/wordprocessingDrawing" xmlns:wp="http://schemas.openxmlformats.org/drawingml/2006/wordprocessingDrawing" xmlns:w10="urn:schemas-microsoft-com:office:word" xmlns:w="http://schemas.openxmlformats.org/wordprocessingml/2006/main" xmlns:w14="http://schemas.microsoft.com/office/word/2010/wordml" xmlns:w15="http://schemas.microsoft.com/office/word/2012/wordml" xmlns:w16cex="http://schemas.microsoft.com/office/word/2018/wordml/cex" xmlns:w16cid="http://schemas.microsoft.com/office/word/2016/wordml/cid" xmlns:w16="http://schemas.microsoft.com/office/word/2018/wordml" xmlns:w16sdtdh="http://schemas.microsoft.com/office/word/2020/wordml/sdtdatahash" xmlns:w16se="http://schemas.microsoft.com/office/word/2015/wordml/symex" xmlns:wpg="http://schemas.microsoft.com/office/word/2010/wordprocessingGroup" xmlns:wpi="http://schemas.microsoft.com/office/word/2010/wordprocessingInk" xmlns:wne="http://schemas.microsoft.com/office/word/2006/wordml" xmlns:wps="http://schemas.microsoft.com/office/word/2010/wordprocessingShape" mc:Ignorable="w14 w15 w16se w16cid w16 w16cex w16sdtdh wp14">
+<w:hdr xmlns:wpc="http://schemas.microsoft.com/office/word/2010/wordprocessingCanvas" xmlns:cx="http://schemas.microsoft.com/office/drawing/2014/chartex" xmlns:cx1="http://schemas.microsoft.com/office/drawing/2015/9/8/chartex" xmlns:cx2="http://schemas.microsoft.com/office/drawing/2015/10/21/chartex" xmlns:cx3="http://schemas.microsoft.com/office/drawing/2016/5/9/chartex" xmlns:cx4="http://schemas.microsoft.com/office/drawing/2016/5/10/chartex" xmlns:cx5="http://schemas.microsoft.com/office/drawing/2016/5/11/chartex" xmlns:cx6="http://schemas.microsoft.com/office/drawing/2016/5/12/chartex" xmlns:cx7="http://schemas.microsoft.com/office/drawing/2016/5/13/chartex" xmlns:cx8="http://schemas.microsoft.com/office/drawing/2016/5/14/chartex" xmlns:mc="http://schemas.openxmlformats.org/markup-compatibility/2006" xmlns:aink="http://schemas.microsoft.com/office/drawing/2016/ink" xmlns:am3d="http://schemas.microsoft.com/office/drawing/2017/model3d" xmlns:o="urn:schemas-microsoft-com:office:office" xmlns:oel="http://schemas.microsoft.com/office/2019/extlst" xmlns:r="http://schemas.openxmlformats.org/officeDocument/2006/relationships" xmlns:m="http://schemas.openxmlformats.org/officeDocument/2006/math" xmlns:v="urn:schemas-microsoft-com:vml" xmlns:wp14="http://schemas.microsoft.com/office/word/2010/wordprocessingDrawing" xmlns:wp="http://schemas.openxmlformats.org/drawingml/2006/wordprocessingDrawing" xmlns:w10="urn:schemas-microsoft-com:office:word" xmlns:w="http://schemas.openxmlformats.org/wordprocessingml/2006/main" xmlns:w14="http://schemas.microsoft.com/office/word/2010/wordml" xmlns:w15="http://schemas.microsoft.com/office/word/2012/wordml" xmlns:w16cex="http://schemas.microsoft.com/office/word/2018/wordml/cex" xmlns:w16cid="http://schemas.microsoft.com/office/word/2016/wordml/cid" xmlns:w16="http://schemas.microsoft.com/office/word/2018/wordml" xmlns:w16du="http://schemas.microsoft.com/office/word/2023/wordml/word16du" xmlns:w16sdtdh="http://schemas.microsoft.com/office/word/2020/wordml/sdtdatahash" xmlns:w16sdtfl="http://schemas.microsoft.com/office/word/2024/wordml/sdtformatlock" xmlns:w16se="http://schemas.microsoft.com/office/word/2015/wordml/symex" xmlns:wpg="http://schemas.microsoft.com/office/word/2010/wordprocessingGroup" xmlns:wpi="http://schemas.microsoft.com/office/word/2010/wordprocessingInk" xmlns:wne="http://schemas.microsoft.com/office/word/2006/wordml" xmlns:wps="http://schemas.microsoft.com/office/word/2010/wordprocessingShape" mc:Ignorable="w14 w15 w16se w16cid w16 w16cex w16sdtdh w16sdtfl w16du wp14">
   <w:p>
     <w:pPr>
       <w:pBdr>
@@ -9467,7 +10612,29 @@
         <w:szCs w:val="24"/>
         <w:rtl/>
       </w:rPr>
-      <w:t xml:space="preserve">המכללה האקדמית להנדסה בראודה      </w:t>
+      <w:t xml:space="preserve">המכללה האקדמית להנדסה </w:t>
+    </w:r>
+    <w:proofErr w:type="spellStart"/>
+    <w:r>
+      <w:rPr>
+        <w:b/>
+        <w:color w:val="000000"/>
+        <w:sz w:val="24"/>
+        <w:szCs w:val="24"/>
+        <w:rtl/>
+      </w:rPr>
+      <w:t>בראודה</w:t>
+    </w:r>
+    <w:proofErr w:type="spellEnd"/>
+    <w:r>
+      <w:rPr>
+        <w:b/>
+        <w:color w:val="000000"/>
+        <w:sz w:val="24"/>
+        <w:szCs w:val="24"/>
+        <w:rtl/>
+      </w:rPr>
+      <w:t xml:space="preserve">      </w:t>
     </w:r>
   </w:p>
   <w:p>
@@ -9589,7 +10756,7 @@
 </file>
 
 <file path=word/numbering.xml><?xml version="1.0" encoding="utf-8"?>
-<w:numbering xmlns:wpc="http://schemas.microsoft.com/office/word/2010/wordprocessingCanvas" xmlns:cx="http://schemas.microsoft.com/office/drawing/2014/chartex" xmlns:cx1="http://schemas.microsoft.com/office/drawing/2015/9/8/chartex" xmlns:cx2="http://schemas.microsoft.com/office/drawing/2015/10/21/chartex" xmlns:cx3="http://schemas.microsoft.com/office/drawing/2016/5/9/chartex" xmlns:cx4="http://schemas.microsoft.com/office/drawing/2016/5/10/chartex" xmlns:cx5="http://schemas.microsoft.com/office/drawing/2016/5/11/chartex" xmlns:cx6="http://schemas.microsoft.com/office/drawing/2016/5/12/chartex" xmlns:cx7="http://schemas.microsoft.com/office/drawing/2016/5/13/chartex" xmlns:cx8="http://schemas.microsoft.com/office/drawing/2016/5/14/chartex" xmlns:mc="http://schemas.openxmlformats.org/markup-compatibility/2006" xmlns:aink="http://schemas.microsoft.com/office/drawing/2016/ink" xmlns:am3d="http://schemas.microsoft.com/office/drawing/2017/model3d" xmlns:o="urn:schemas-microsoft-com:office:office" xmlns:oel="http://schemas.microsoft.com/office/2019/extlst" xmlns:r="http://schemas.openxmlformats.org/officeDocument/2006/relationships" xmlns:m="http://schemas.openxmlformats.org/officeDocument/2006/math" xmlns:v="urn:schemas-microsoft-com:vml" xmlns:wp14="http://schemas.microsoft.com/office/word/2010/wordprocessingDrawing" xmlns:wp="http://schemas.openxmlformats.org/drawingml/2006/wordprocessingDrawing" xmlns:w10="urn:schemas-microsoft-com:office:word" xmlns:w="http://schemas.openxmlformats.org/wordprocessingml/2006/main" xmlns:w14="http://schemas.microsoft.com/office/word/2010/wordml" xmlns:w15="http://schemas.microsoft.com/office/word/2012/wordml" xmlns:w16cex="http://schemas.microsoft.com/office/word/2018/wordml/cex" xmlns:w16cid="http://schemas.microsoft.com/office/word/2016/wordml/cid" xmlns:w16="http://schemas.microsoft.com/office/word/2018/wordml" xmlns:w16sdtdh="http://schemas.microsoft.com/office/word/2020/wordml/sdtdatahash" xmlns:w16se="http://schemas.microsoft.com/office/word/2015/wordml/symex" xmlns:wpg="http://schemas.microsoft.com/office/word/2010/wordprocessingGroup" xmlns:wpi="http://schemas.microsoft.com/office/word/2010/wordprocessingInk" xmlns:wne="http://schemas.microsoft.com/office/word/2006/wordml" xmlns:wps="http://schemas.microsoft.com/office/word/2010/wordprocessingShape" mc:Ignorable="w14 w15 w16se w16cid w16 w16cex w16sdtdh wp14">
+<w:numbering xmlns:wpc="http://schemas.microsoft.com/office/word/2010/wordprocessingCanvas" xmlns:cx="http://schemas.microsoft.com/office/drawing/2014/chartex" xmlns:cx1="http://schemas.microsoft.com/office/drawing/2015/9/8/chartex" xmlns:cx2="http://schemas.microsoft.com/office/drawing/2015/10/21/chartex" xmlns:cx3="http://schemas.microsoft.com/office/drawing/2016/5/9/chartex" xmlns:cx4="http://schemas.microsoft.com/office/drawing/2016/5/10/chartex" xmlns:cx5="http://schemas.microsoft.com/office/drawing/2016/5/11/chartex" xmlns:cx6="http://schemas.microsoft.com/office/drawing/2016/5/12/chartex" xmlns:cx7="http://schemas.microsoft.com/office/drawing/2016/5/13/chartex" xmlns:cx8="http://schemas.microsoft.com/office/drawing/2016/5/14/chartex" xmlns:mc="http://schemas.openxmlformats.org/markup-compatibility/2006" xmlns:aink="http://schemas.microsoft.com/office/drawing/2016/ink" xmlns:am3d="http://schemas.microsoft.com/office/drawing/2017/model3d" xmlns:o="urn:schemas-microsoft-com:office:office" xmlns:oel="http://schemas.microsoft.com/office/2019/extlst" xmlns:r="http://schemas.openxmlformats.org/officeDocument/2006/relationships" xmlns:m="http://schemas.openxmlformats.org/officeDocument/2006/math" xmlns:v="urn:schemas-microsoft-com:vml" xmlns:wp14="http://schemas.microsoft.com/office/word/2010/wordprocessingDrawing" xmlns:wp="http://schemas.openxmlformats.org/drawingml/2006/wordprocessingDrawing" xmlns:w10="urn:schemas-microsoft-com:office:word" xmlns:w="http://schemas.openxmlformats.org/wordprocessingml/2006/main" xmlns:w14="http://schemas.microsoft.com/office/word/2010/wordml" xmlns:w15="http://schemas.microsoft.com/office/word/2012/wordml" xmlns:w16cex="http://schemas.microsoft.com/office/word/2018/wordml/cex" xmlns:w16cid="http://schemas.microsoft.com/office/word/2016/wordml/cid" xmlns:w16="http://schemas.microsoft.com/office/word/2018/wordml" xmlns:w16du="http://schemas.microsoft.com/office/word/2023/wordml/word16du" xmlns:w16sdtdh="http://schemas.microsoft.com/office/word/2020/wordml/sdtdatahash" xmlns:w16sdtfl="http://schemas.microsoft.com/office/word/2024/wordml/sdtformatlock" xmlns:w16se="http://schemas.microsoft.com/office/word/2015/wordml/symex" xmlns:wpg="http://schemas.microsoft.com/office/word/2010/wordprocessingGroup" xmlns:wpi="http://schemas.microsoft.com/office/word/2010/wordprocessingInk" xmlns:wne="http://schemas.microsoft.com/office/word/2006/wordml" xmlns:wps="http://schemas.microsoft.com/office/word/2010/wordprocessingShape" mc:Ignorable="w14 w15 w16se w16cid w16 w16cex w16sdtdh w16sdtfl w16du wp14">
   <w:abstractNum w:abstractNumId="0" w15:restartNumberingAfterBreak="0">
     <w:nsid w:val="0FC82DE7"/>
     <w:multiLevelType w:val="multilevel"/>
@@ -11147,7 +12314,7 @@
 </file>
 
 <file path=word/styles.xml><?xml version="1.0" encoding="utf-8"?>
-<w:styles xmlns:mc="http://schemas.openxmlformats.org/markup-compatibility/2006" xmlns:r="http://schemas.openxmlformats.org/officeDocument/2006/relationships" xmlns:w="http://schemas.openxmlformats.org/wordprocessingml/2006/main" xmlns:w14="http://schemas.microsoft.com/office/word/2010/wordml" xmlns:w15="http://schemas.microsoft.com/office/word/2012/wordml" xmlns:w16cex="http://schemas.microsoft.com/office/word/2018/wordml/cex" xmlns:w16cid="http://schemas.microsoft.com/office/word/2016/wordml/cid" xmlns:w16="http://schemas.microsoft.com/office/word/2018/wordml" xmlns:w16sdtdh="http://schemas.microsoft.com/office/word/2020/wordml/sdtdatahash" xmlns:w16se="http://schemas.microsoft.com/office/word/2015/wordml/symex" mc:Ignorable="w14 w15 w16se w16cid w16 w16cex w16sdtdh">
+<w:styles xmlns:mc="http://schemas.openxmlformats.org/markup-compatibility/2006" xmlns:r="http://schemas.openxmlformats.org/officeDocument/2006/relationships" xmlns:w="http://schemas.openxmlformats.org/wordprocessingml/2006/main" xmlns:w14="http://schemas.microsoft.com/office/word/2010/wordml" xmlns:w15="http://schemas.microsoft.com/office/word/2012/wordml" xmlns:w16cex="http://schemas.microsoft.com/office/word/2018/wordml/cex" xmlns:w16cid="http://schemas.microsoft.com/office/word/2016/wordml/cid" xmlns:w16="http://schemas.microsoft.com/office/word/2018/wordml" xmlns:w16du="http://schemas.microsoft.com/office/word/2023/wordml/word16du" xmlns:w16sdtdh="http://schemas.microsoft.com/office/word/2020/wordml/sdtdatahash" xmlns:w16sdtfl="http://schemas.microsoft.com/office/word/2024/wordml/sdtformatlock" xmlns:w16se="http://schemas.microsoft.com/office/word/2015/wordml/symex" mc:Ignorable="w14 w15 w16se w16cid w16 w16cex w16sdtdh w16sdtfl w16du">
   <w:docDefaults>
     <w:rPrDefault>
       <w:rPr>
